--- a/MASS_System_Development_Report.docx
+++ b/MASS_System_Development_Report.docx
@@ -430,6 +430,32 @@
           <w:szCs w:val="22"/>
         </w:rPr>
         <w:t xml:space="preserve">A four-agent CrewAI pipeline — Researcher, Analyst, Auditor, and an Orchestrator — chained sequentially, with each agent's output passed as context to the next and the Orchestrator's synthesis conditional on the Auditor's approval (Section 6.6).</w:t>
+      </w:r>
+    </w:p>
+    <w:p>
+      <w:pPr>
+        <w:spacing w:after="200" w:line="276"/>
+      </w:pPr>
+      <w:r>
+        <w:rPr>
+          <w:rFonts w:ascii="Calibri" w:cs="Calibri" w:eastAsia="Calibri" w:hAnsi="Calibri"/>
+          <w:sz w:val="22"/>
+          <w:szCs w:val="22"/>
+        </w:rPr>
+        <w:t xml:space="preserve">In coordination-pattern terms, this architecture is centralised (an explicit Python pipeline decides agent sequencing, not a manager agent) and sequential (Intake → Researcher → Analyst → Auditor → Orchestrator → Fidelity Check), with a generator-critic pattern applied twice within that sequence: the Analyst generates a diagnosis and the Auditor independently critiques it, with a bounded revision loop; the Orchestrator generates a report and the fidelity check independently critiques that, without a revision loop, since a fidelity failure reflects drift in the write-up rather than a defect in the already-approved diagnosis. Each agent and each check is invoked as its own discrete CrewAI Agent/Task/Crew call rather than bundled into a single crew run under CrewAI's own hierarchical process — a capability the framework supports natively but which this project deliberately did not adopt.</w:t>
+      </w:r>
+    </w:p>
+    <w:p>
+      <w:pPr>
+        <w:spacing w:after="200" w:line="276"/>
+      </w:pPr>
+      <w:r>
+        <w:rPr>
+          <w:rFonts w:ascii="Calibri" w:cs="Calibri" w:eastAsia="Calibri" w:hAnsi="Calibri"/>
+          <w:sz w:val="22"/>
+          <w:szCs w:val="22"/>
+        </w:rPr>
+        <w:t xml:space="preserve">This is a narrower choice than several alternatives available in the multi-agent coordination literature (hierarchical manager-worker delegation, debate/adversarial patterns, parallel ensembles, group-chat coordination, blackboard systems), and the narrowing was deliberate rather than a default: the project's central engineering claim rests on being able to attribute a defect to a specific component and test that component in isolation, which a fixed, externally-coordinated sequence makes possible and a dynamically-decided or conversational coordination pattern would make substantially harder. Both architectural defects documented in this report — the fidelity check's cross-check dependency (Section 6.7) and the verdict-parsing self-correction defect (Section 8.11) — were diagnosed and fixed specifically because each agent and each check could be called directly, in isolation, against a fixed input, independent of the rest of the pipeline.</w:t>
       </w:r>
     </w:p>
     <w:p>

--- a/MASS_System_Development_Report.docx
+++ b/MASS_System_Development_Report.docx
@@ -79,6 +79,19 @@
           <w:szCs w:val="22"/>
         </w:rPr>
         <w:t xml:space="preserve">Several further findings emerged from the process of building and debugging the system rather than from its initial design, including a retrieval failure resolved through query reformulation, a data-integrity correction affecting earlier results, and a defect in the Orchestrator's synthesis stage found and corrected on its first real validation run. The report treats this process, and its negative and inconclusive results, as part of the contribution rather than incidental history.</w:t>
+      </w:r>
+    </w:p>
+    <w:p>
+      <w:pPr>
+        <w:spacing w:after="200" w:line="276"/>
+      </w:pPr>
+      <w:r>
+        <w:rPr>
+          <w:rFonts w:ascii="Calibri" w:cs="Calibri" w:eastAsia="Calibri" w:hAnsi="Calibri"/>
+          <w:sz w:val="22"/>
+          <w:szCs w:val="22"/>
+        </w:rPr>
+        <w:t xml:space="preserve">Since this validation was completed, the corpus was extended with two further real, publicly documented cases from Pakistan — the 2020 PIA Karachi crash and its associated pilot-licensing and financial crisis, and the 2022 collapse of Airlift Technologies — chosen specifically to ground the corpus in the market this project targets for eventual real-world use. A further, smaller-scale test characterised the Auditor's Check 1 at rejecting an internal decision relabelled as an external trigger, correctly rejecting it in eight of nine attempts against a dedicated synthetic fixture across two separate rounds of testing, with the one miss not yet explained by any identified factor. The system was also given a working demonstration interface that reports genuine backend pipeline state in real time, rather than a simulated timer, and produces a downloadable report carrying its own verification status and provenance. These extensions are reported in Sections 4.2, 8.13, and 9.</w:t>
       </w:r>
     </w:p>
     <w:p>
@@ -393,7 +406,7 @@
           <w:sz w:val="22"/>
           <w:szCs w:val="22"/>
         </w:rPr>
-        <w:t xml:space="preserve">A corpus of three real case packets, each with a structured problem statement, supporting data, documented root cause, and a Ground-Truth Diagnosis Summary against which agent output can be evaluated.</w:t>
+        <w:t xml:space="preserve">A corpus of five real case packets, each with a structured problem statement, supporting data, documented root cause, and a Ground-Truth Diagnosis Summary against which agent output can be evaluated.</w:t>
       </w:r>
     </w:p>
     <w:p>
@@ -562,6 +575,32 @@
     </w:p>
     <w:p>
       <w:pPr>
+        <w:spacing w:after="200" w:line="276"/>
+      </w:pPr>
+      <w:r>
+        <w:rPr>
+          <w:rFonts w:ascii="Calibri" w:cs="Calibri" w:eastAsia="Calibri" w:hAnsi="Calibri"/>
+          <w:sz w:val="22"/>
+          <w:szCs w:val="22"/>
+        </w:rPr>
+        <w:t xml:space="preserve">The corpus was later extended with two further real, publicly documented cases, chosen specifically to ground it in the market this project targets for eventual real-world use rather than to broaden the original three's Western, aviation/consumer-retail focus alone. The first, Pakistan International Airlines' 2020 Karachi crash, exhibits the same trigger/root-cause structure as the original three: the crash itself, and the nationwide pilot-licensing scandal it exposed, is the explicit surface trigger, while the documented root cause is a decade of institutional mismanagement, political interference, and regulatory oversight failure at Pakistan's Civil Aviation Authority that predates and is independent of the crash. The second, Airlift Technologies' 2022 shutdown — Pakistan's best-funded startup at the time, which ceased operations six days after its lead investor withdrew from a funding round — follows the same structure: the funding round's collapse is the surface trigger, while the documented root cause is a structurally low-margin, capital-intensive business model whose continued operation depended entirely on external capital rather than internal cash generation, with no fallback financing plan disclosed.</w:t>
+      </w:r>
+    </w:p>
+    <w:p>
+      <w:pPr>
+        <w:spacing w:after="200" w:line="276"/>
+      </w:pPr>
+      <w:r>
+        <w:rPr>
+          <w:rFonts w:ascii="Calibri" w:cs="Calibri" w:eastAsia="Calibri" w:hAnsi="Calibri"/>
+          <w:sz w:val="22"/>
+          <w:szCs w:val="22"/>
+        </w:rPr>
+        <w:t xml:space="preserve">Both new cases passed the full pipeline's audit on their first attempt, without a revision, and both produced genuine fidelity-check findings during validation — a direct, unplanned test of the demo layer's Check 3 and fidelity-feedback extraction logic against real, previously unseen model output rather than only against the constructed fixtures described in Sections 8.10 and 8.11 (Section 9).</w:t>
+      </w:r>
+    </w:p>
+    <w:p>
+      <w:pPr>
         <w:pStyle w:val="Heading1"/>
         <w:spacing w:after="160" w:before="360"/>
       </w:pPr>
@@ -1824,7 +1863,7 @@
     </w:p>
     <w:tbl>
       <w:tblPr>
-        <w:tblW w:type="dxa" w:w="11300"/>
+        <w:tblW w:type="dxa" w:w="9300"/>
         <w:tblBorders>
           <w:top w:val="single" w:color="auto" w:sz="4"/>
           <w:left w:val="single" w:color="auto" w:sz="4"/>
@@ -1835,11 +1874,11 @@
         </w:tblBorders>
       </w:tblPr>
       <w:tblGrid>
-        <w:gridCol w:w="1300"/>
-        <w:gridCol w:w="1000"/>
-        <w:gridCol w:w="1800"/>
-        <w:gridCol w:w="1500"/>
-        <w:gridCol w:w="5700"/>
+        <w:gridCol w:w="1070"/>
+        <w:gridCol w:w="823"/>
+        <w:gridCol w:w="1481"/>
+        <w:gridCol w:w="1235"/>
+        <w:gridCol w:w="4691"/>
       </w:tblGrid>
       <w:tr>
         <w:trPr>
@@ -1847,7 +1886,7 @@
         </w:trPr>
         <w:tc>
           <w:tcPr>
-            <w:tcW w:type="dxa" w:w="1300"/>
+            <w:tcW w:type="dxa" w:w="1070"/>
             <w:shd w:fill="2F5496" w:val="clear"/>
             <w:tcMar>
               <w:top w:type="dxa" w:w="80"/>
@@ -1872,7 +1911,7 @@
         </w:tc>
         <w:tc>
           <w:tcPr>
-            <w:tcW w:type="dxa" w:w="1000"/>
+            <w:tcW w:type="dxa" w:w="823"/>
             <w:shd w:fill="2F5496" w:val="clear"/>
             <w:tcMar>
               <w:top w:type="dxa" w:w="80"/>
@@ -1897,7 +1936,7 @@
         </w:tc>
         <w:tc>
           <w:tcPr>
-            <w:tcW w:type="dxa" w:w="1800"/>
+            <w:tcW w:type="dxa" w:w="1481"/>
             <w:shd w:fill="2F5496" w:val="clear"/>
             <w:tcMar>
               <w:top w:type="dxa" w:w="80"/>
@@ -1922,7 +1961,7 @@
         </w:tc>
         <w:tc>
           <w:tcPr>
-            <w:tcW w:type="dxa" w:w="1500"/>
+            <w:tcW w:type="dxa" w:w="1235"/>
             <w:shd w:fill="2F5496" w:val="clear"/>
             <w:tcMar>
               <w:top w:type="dxa" w:w="80"/>
@@ -1947,7 +1986,7 @@
         </w:tc>
         <w:tc>
           <w:tcPr>
-            <w:tcW w:type="dxa" w:w="5700"/>
+            <w:tcW w:type="dxa" w:w="4691"/>
             <w:shd w:fill="2F5496" w:val="clear"/>
             <w:tcMar>
               <w:top w:type="dxa" w:w="80"/>
@@ -1974,7 +2013,7 @@
       <w:tr>
         <w:tc>
           <w:tcPr>
-            <w:tcW w:type="dxa" w:w="1300"/>
+            <w:tcW w:type="dxa" w:w="1070"/>
             <w:tcMar>
               <w:top w:type="dxa" w:w="80"/>
               <w:left w:type="dxa" w:w="100"/>
@@ -1998,7 +2037,7 @@
         </w:tc>
         <w:tc>
           <w:tcPr>
-            <w:tcW w:type="dxa" w:w="1000"/>
+            <w:tcW w:type="dxa" w:w="823"/>
             <w:tcMar>
               <w:top w:type="dxa" w:w="80"/>
               <w:left w:type="dxa" w:w="100"/>
@@ -2022,7 +2061,7 @@
         </w:tc>
         <w:tc>
           <w:tcPr>
-            <w:tcW w:type="dxa" w:w="1800"/>
+            <w:tcW w:type="dxa" w:w="1481"/>
             <w:tcMar>
               <w:top w:type="dxa" w:w="80"/>
               <w:left w:type="dxa" w:w="100"/>
@@ -2046,7 +2085,7 @@
         </w:tc>
         <w:tc>
           <w:tcPr>
-            <w:tcW w:type="dxa" w:w="1500"/>
+            <w:tcW w:type="dxa" w:w="1235"/>
             <w:tcMar>
               <w:top w:type="dxa" w:w="80"/>
               <w:left w:type="dxa" w:w="100"/>
@@ -2070,7 +2109,7 @@
         </w:tc>
         <w:tc>
           <w:tcPr>
-            <w:tcW w:type="dxa" w:w="5700"/>
+            <w:tcW w:type="dxa" w:w="4691"/>
             <w:tcMar>
               <w:top w:type="dxa" w:w="80"/>
               <w:left w:type="dxa" w:w="100"/>
@@ -2096,7 +2135,7 @@
       <w:tr>
         <w:tc>
           <w:tcPr>
-            <w:tcW w:type="dxa" w:w="1300"/>
+            <w:tcW w:type="dxa" w:w="1070"/>
             <w:tcMar>
               <w:top w:type="dxa" w:w="80"/>
               <w:left w:type="dxa" w:w="100"/>
@@ -2120,7 +2159,7 @@
         </w:tc>
         <w:tc>
           <w:tcPr>
-            <w:tcW w:type="dxa" w:w="1000"/>
+            <w:tcW w:type="dxa" w:w="823"/>
             <w:tcMar>
               <w:top w:type="dxa" w:w="80"/>
               <w:left w:type="dxa" w:w="100"/>
@@ -2144,7 +2183,7 @@
         </w:tc>
         <w:tc>
           <w:tcPr>
-            <w:tcW w:type="dxa" w:w="1800"/>
+            <w:tcW w:type="dxa" w:w="1481"/>
             <w:tcMar>
               <w:top w:type="dxa" w:w="80"/>
               <w:left w:type="dxa" w:w="100"/>
@@ -2168,7 +2207,7 @@
         </w:tc>
         <w:tc>
           <w:tcPr>
-            <w:tcW w:type="dxa" w:w="1500"/>
+            <w:tcW w:type="dxa" w:w="1235"/>
             <w:tcMar>
               <w:top w:type="dxa" w:w="80"/>
               <w:left w:type="dxa" w:w="100"/>
@@ -2192,7 +2231,7 @@
         </w:tc>
         <w:tc>
           <w:tcPr>
-            <w:tcW w:type="dxa" w:w="5700"/>
+            <w:tcW w:type="dxa" w:w="4691"/>
             <w:tcMar>
               <w:top w:type="dxa" w:w="80"/>
               <w:left w:type="dxa" w:w="100"/>
@@ -2218,7 +2257,7 @@
       <w:tr>
         <w:tc>
           <w:tcPr>
-            <w:tcW w:type="dxa" w:w="1300"/>
+            <w:tcW w:type="dxa" w:w="1070"/>
             <w:tcMar>
               <w:top w:type="dxa" w:w="80"/>
               <w:left w:type="dxa" w:w="100"/>
@@ -2242,7 +2281,7 @@
         </w:tc>
         <w:tc>
           <w:tcPr>
-            <w:tcW w:type="dxa" w:w="1000"/>
+            <w:tcW w:type="dxa" w:w="823"/>
             <w:tcMar>
               <w:top w:type="dxa" w:w="80"/>
               <w:left w:type="dxa" w:w="100"/>
@@ -2266,7 +2305,7 @@
         </w:tc>
         <w:tc>
           <w:tcPr>
-            <w:tcW w:type="dxa" w:w="1800"/>
+            <w:tcW w:type="dxa" w:w="1481"/>
             <w:tcMar>
               <w:top w:type="dxa" w:w="80"/>
               <w:left w:type="dxa" w:w="100"/>
@@ -2290,7 +2329,7 @@
         </w:tc>
         <w:tc>
           <w:tcPr>
-            <w:tcW w:type="dxa" w:w="1500"/>
+            <w:tcW w:type="dxa" w:w="1235"/>
             <w:tcMar>
               <w:top w:type="dxa" w:w="80"/>
               <w:left w:type="dxa" w:w="100"/>
@@ -2314,7 +2353,7 @@
         </w:tc>
         <w:tc>
           <w:tcPr>
-            <w:tcW w:type="dxa" w:w="5700"/>
+            <w:tcW w:type="dxa" w:w="4691"/>
             <w:tcMar>
               <w:top w:type="dxa" w:w="80"/>
               <w:left w:type="dxa" w:w="100"/>
@@ -2340,7 +2379,7 @@
       <w:tr>
         <w:tc>
           <w:tcPr>
-            <w:tcW w:type="dxa" w:w="1300"/>
+            <w:tcW w:type="dxa" w:w="1070"/>
             <w:tcMar>
               <w:top w:type="dxa" w:w="80"/>
               <w:left w:type="dxa" w:w="100"/>
@@ -2364,7 +2403,7 @@
         </w:tc>
         <w:tc>
           <w:tcPr>
-            <w:tcW w:type="dxa" w:w="1000"/>
+            <w:tcW w:type="dxa" w:w="823"/>
             <w:tcMar>
               <w:top w:type="dxa" w:w="80"/>
               <w:left w:type="dxa" w:w="100"/>
@@ -2388,7 +2427,7 @@
         </w:tc>
         <w:tc>
           <w:tcPr>
-            <w:tcW w:type="dxa" w:w="1800"/>
+            <w:tcW w:type="dxa" w:w="1481"/>
             <w:tcMar>
               <w:top w:type="dxa" w:w="80"/>
               <w:left w:type="dxa" w:w="100"/>
@@ -2412,7 +2451,7 @@
         </w:tc>
         <w:tc>
           <w:tcPr>
-            <w:tcW w:type="dxa" w:w="1500"/>
+            <w:tcW w:type="dxa" w:w="1235"/>
             <w:tcMar>
               <w:top w:type="dxa" w:w="80"/>
               <w:left w:type="dxa" w:w="100"/>
@@ -2436,7 +2475,7 @@
         </w:tc>
         <w:tc>
           <w:tcPr>
-            <w:tcW w:type="dxa" w:w="5700"/>
+            <w:tcW w:type="dxa" w:w="4691"/>
             <w:tcMar>
               <w:top w:type="dxa" w:w="80"/>
               <w:left w:type="dxa" w:w="100"/>
@@ -2462,7 +2501,7 @@
       <w:tr>
         <w:tc>
           <w:tcPr>
-            <w:tcW w:type="dxa" w:w="1300"/>
+            <w:tcW w:type="dxa" w:w="1070"/>
             <w:tcMar>
               <w:top w:type="dxa" w:w="80"/>
               <w:left w:type="dxa" w:w="100"/>
@@ -2486,7 +2525,7 @@
         </w:tc>
         <w:tc>
           <w:tcPr>
-            <w:tcW w:type="dxa" w:w="1000"/>
+            <w:tcW w:type="dxa" w:w="823"/>
             <w:tcMar>
               <w:top w:type="dxa" w:w="80"/>
               <w:left w:type="dxa" w:w="100"/>
@@ -2510,7 +2549,7 @@
         </w:tc>
         <w:tc>
           <w:tcPr>
-            <w:tcW w:type="dxa" w:w="1800"/>
+            <w:tcW w:type="dxa" w:w="1481"/>
             <w:tcMar>
               <w:top w:type="dxa" w:w="80"/>
               <w:left w:type="dxa" w:w="100"/>
@@ -2534,7 +2573,7 @@
         </w:tc>
         <w:tc>
           <w:tcPr>
-            <w:tcW w:type="dxa" w:w="1500"/>
+            <w:tcW w:type="dxa" w:w="1235"/>
             <w:tcMar>
               <w:top w:type="dxa" w:w="80"/>
               <w:left w:type="dxa" w:w="100"/>
@@ -2558,7 +2597,7 @@
         </w:tc>
         <w:tc>
           <w:tcPr>
-            <w:tcW w:type="dxa" w:w="5700"/>
+            <w:tcW w:type="dxa" w:w="4691"/>
             <w:tcMar>
               <w:top w:type="dxa" w:w="80"/>
               <w:left w:type="dxa" w:w="100"/>
@@ -2584,7 +2623,7 @@
       <w:tr>
         <w:tc>
           <w:tcPr>
-            <w:tcW w:type="dxa" w:w="1300"/>
+            <w:tcW w:type="dxa" w:w="1070"/>
             <w:tcMar>
               <w:top w:type="dxa" w:w="80"/>
               <w:left w:type="dxa" w:w="100"/>
@@ -2608,7 +2647,7 @@
         </w:tc>
         <w:tc>
           <w:tcPr>
-            <w:tcW w:type="dxa" w:w="1000"/>
+            <w:tcW w:type="dxa" w:w="823"/>
             <w:tcMar>
               <w:top w:type="dxa" w:w="80"/>
               <w:left w:type="dxa" w:w="100"/>
@@ -2632,7 +2671,7 @@
         </w:tc>
         <w:tc>
           <w:tcPr>
-            <w:tcW w:type="dxa" w:w="1800"/>
+            <w:tcW w:type="dxa" w:w="1481"/>
             <w:tcMar>
               <w:top w:type="dxa" w:w="80"/>
               <w:left w:type="dxa" w:w="100"/>
@@ -2656,7 +2695,7 @@
         </w:tc>
         <w:tc>
           <w:tcPr>
-            <w:tcW w:type="dxa" w:w="1500"/>
+            <w:tcW w:type="dxa" w:w="1235"/>
             <w:tcMar>
               <w:top w:type="dxa" w:w="80"/>
               <w:left w:type="dxa" w:w="100"/>
@@ -2680,7 +2719,7 @@
         </w:tc>
         <w:tc>
           <w:tcPr>
-            <w:tcW w:type="dxa" w:w="5700"/>
+            <w:tcW w:type="dxa" w:w="4691"/>
             <w:tcMar>
               <w:top w:type="dxa" w:w="80"/>
               <w:left w:type="dxa" w:w="100"/>
@@ -2706,7 +2745,7 @@
       <w:tr>
         <w:tc>
           <w:tcPr>
-            <w:tcW w:type="dxa" w:w="1300"/>
+            <w:tcW w:type="dxa" w:w="1070"/>
             <w:tcMar>
               <w:top w:type="dxa" w:w="80"/>
               <w:left w:type="dxa" w:w="100"/>
@@ -2730,7 +2769,7 @@
         </w:tc>
         <w:tc>
           <w:tcPr>
-            <w:tcW w:type="dxa" w:w="1000"/>
+            <w:tcW w:type="dxa" w:w="823"/>
             <w:tcMar>
               <w:top w:type="dxa" w:w="80"/>
               <w:left w:type="dxa" w:w="100"/>
@@ -2754,7 +2793,7 @@
         </w:tc>
         <w:tc>
           <w:tcPr>
-            <w:tcW w:type="dxa" w:w="1800"/>
+            <w:tcW w:type="dxa" w:w="1481"/>
             <w:tcMar>
               <w:top w:type="dxa" w:w="80"/>
               <w:left w:type="dxa" w:w="100"/>
@@ -2778,7 +2817,7 @@
         </w:tc>
         <w:tc>
           <w:tcPr>
-            <w:tcW w:type="dxa" w:w="1500"/>
+            <w:tcW w:type="dxa" w:w="1235"/>
             <w:tcMar>
               <w:top w:type="dxa" w:w="80"/>
               <w:left w:type="dxa" w:w="100"/>
@@ -2802,7 +2841,7 @@
         </w:tc>
         <w:tc>
           <w:tcPr>
-            <w:tcW w:type="dxa" w:w="5700"/>
+            <w:tcW w:type="dxa" w:w="4691"/>
             <w:tcMar>
               <w:top w:type="dxa" w:w="80"/>
               <w:left w:type="dxa" w:w="100"/>
@@ -2828,7 +2867,7 @@
       <w:tr>
         <w:tc>
           <w:tcPr>
-            <w:tcW w:type="dxa" w:w="1300"/>
+            <w:tcW w:type="dxa" w:w="1070"/>
             <w:tcMar>
               <w:top w:type="dxa" w:w="80"/>
               <w:left w:type="dxa" w:w="100"/>
@@ -2852,7 +2891,7 @@
         </w:tc>
         <w:tc>
           <w:tcPr>
-            <w:tcW w:type="dxa" w:w="1000"/>
+            <w:tcW w:type="dxa" w:w="823"/>
             <w:tcMar>
               <w:top w:type="dxa" w:w="80"/>
               <w:left w:type="dxa" w:w="100"/>
@@ -2876,7 +2915,7 @@
         </w:tc>
         <w:tc>
           <w:tcPr>
-            <w:tcW w:type="dxa" w:w="1800"/>
+            <w:tcW w:type="dxa" w:w="1481"/>
             <w:tcMar>
               <w:top w:type="dxa" w:w="80"/>
               <w:left w:type="dxa" w:w="100"/>
@@ -2900,7 +2939,7 @@
         </w:tc>
         <w:tc>
           <w:tcPr>
-            <w:tcW w:type="dxa" w:w="1500"/>
+            <w:tcW w:type="dxa" w:w="1235"/>
             <w:tcMar>
               <w:top w:type="dxa" w:w="80"/>
               <w:left w:type="dxa" w:w="100"/>
@@ -2924,7 +2963,7 @@
         </w:tc>
         <w:tc>
           <w:tcPr>
-            <w:tcW w:type="dxa" w:w="5700"/>
+            <w:tcW w:type="dxa" w:w="4691"/>
             <w:tcMar>
               <w:top w:type="dxa" w:w="80"/>
               <w:left w:type="dxa" w:w="100"/>
@@ -2950,7 +2989,7 @@
       <w:tr>
         <w:tc>
           <w:tcPr>
-            <w:tcW w:type="dxa" w:w="1300"/>
+            <w:tcW w:type="dxa" w:w="1070"/>
             <w:tcMar>
               <w:top w:type="dxa" w:w="80"/>
               <w:left w:type="dxa" w:w="100"/>
@@ -2974,7 +3013,7 @@
         </w:tc>
         <w:tc>
           <w:tcPr>
-            <w:tcW w:type="dxa" w:w="1000"/>
+            <w:tcW w:type="dxa" w:w="823"/>
             <w:tcMar>
               <w:top w:type="dxa" w:w="80"/>
               <w:left w:type="dxa" w:w="100"/>
@@ -2998,7 +3037,7 @@
         </w:tc>
         <w:tc>
           <w:tcPr>
-            <w:tcW w:type="dxa" w:w="1800"/>
+            <w:tcW w:type="dxa" w:w="1481"/>
             <w:tcMar>
               <w:top w:type="dxa" w:w="80"/>
               <w:left w:type="dxa" w:w="100"/>
@@ -3022,7 +3061,7 @@
         </w:tc>
         <w:tc>
           <w:tcPr>
-            <w:tcW w:type="dxa" w:w="1500"/>
+            <w:tcW w:type="dxa" w:w="1235"/>
             <w:tcMar>
               <w:top w:type="dxa" w:w="80"/>
               <w:left w:type="dxa" w:w="100"/>
@@ -3046,7 +3085,7 @@
         </w:tc>
         <w:tc>
           <w:tcPr>
-            <w:tcW w:type="dxa" w:w="5700"/>
+            <w:tcW w:type="dxa" w:w="4691"/>
             <w:tcMar>
               <w:top w:type="dxa" w:w="80"/>
               <w:left w:type="dxa" w:w="100"/>
@@ -3692,45 +3731,105 @@
     </w:p>
     <w:p>
       <w:pPr>
-        <w:pStyle w:val="Heading1"/>
-        <w:spacing w:after="160" w:before="360"/>
-      </w:pPr>
-      <w:r>
-        <w:t xml:space="preserve">9. Engineering Challenges</w:t>
-      </w:r>
-    </w:p>
-    <w:p>
-      <w:pPr>
-        <w:spacing w:after="200" w:line="276"/>
-      </w:pPr>
-      <w:r>
-        <w:rPr>
-          <w:rFonts w:ascii="Calibri" w:cs="Calibri" w:eastAsia="Calibri" w:hAnsi="Calibri"/>
-          <w:sz w:val="22"/>
-          <w:szCs w:val="22"/>
-        </w:rPr>
-        <w:t xml:space="preserve">A substantial share of development time was spent on environment, tooling, and infrastructure issues rather than on the system's core logic. These are summarised thematically in Table 2 below, and are reported here on the view that the process of diagnosing and resolving them — generally through direct evidence (full tracebacks, live API queries, controlled rebuilds) rather than trial-and-error guessing — is itself part of the engineering record.</w:t>
-      </w:r>
-    </w:p>
-    <w:p>
-      <w:pPr>
-        <w:spacing w:after="240"/>
+        <w:pStyle w:val="Heading2"/>
+        <w:spacing w:after="120" w:before="280"/>
+      </w:pPr>
+      <w:r>
+        <w:t xml:space="preserve">8.13 A Further Round on Check 1 Part B: The Ohio Warehouse Fixture (n=9 combined)</w:t>
+      </w:r>
+    </w:p>
+    <w:p>
+      <w:pPr>
+        <w:spacing w:after="200" w:line="276"/>
+      </w:pPr>
+      <w:r>
+        <w:rPr>
+          <w:rFonts w:ascii="Calibri" w:cs="Calibri" w:eastAsia="Calibri" w:hAnsi="Calibri"/>
+          <w:sz w:val="22"/>
+          <w:szCs w:val="22"/>
+        </w:rPr>
+        <w:t xml:space="preserve">Section 8.10 introduced Check 1 Part B as the Auditor's test for whether a claimed trigger is genuinely, correctly external, and reported one manifestation of it in the point-of-sale fixture. A separate, earlier-constructed synthetic fixture — Ohio Warehouse, a shipping-failure scenario with an entirely internally-caused root cause (a company-elected software migration) and no independent external event of any kind — tests the same check's other direction: whether an internal decision, reworded to sound like an external event, is still correctly rejected. An initial construction of this fixture returned three independently-worded framings of the same internal decision across three attempts — “Internal Process Change,” “notification of shipment error reports,” and “unexpected operational volatility following go-live” — all three correctly rejected as internal decisions in disguise, regardless of phrasing.</w:t>
+      </w:r>
+    </w:p>
+    <w:p>
+      <w:pPr>
+        <w:spacing w:after="200" w:line="276"/>
+      </w:pPr>
+      <w:r>
+        <w:rPr>
+          <w:rFonts w:ascii="Calibri" w:cs="Calibri" w:eastAsia="Calibri" w:hAnsi="Calibri"/>
+          <w:sz w:val="22"/>
+          <w:szCs w:val="22"/>
+        </w:rPr>
+        <w:t xml:space="preserve">A further round, conducted later in development, ran the same fixture through six additional independent trials specifically to test a working hypothesis that had emerged informally: that a trigger framed around a symptom (e.g. a spike in customer complaints) might evade Check 1 Part B where a trigger framed around the underlying decision would not. Check 1 Part B correctly rejected the internally-caused trigger in five of the six trials. The hypothesis did not survive the round intact: the one miss did not correspond to symptom-framing specifically, and a separate symptom-phrased trial in the same round was caught cleanly. No reproducible link between phrasing style and outcome was found.</w:t>
+      </w:r>
+    </w:p>
+    <w:p>
+      <w:pPr>
+        <w:spacing w:after="200" w:line="276"/>
+      </w:pPr>
+      <w:r>
+        <w:rPr>
+          <w:rFonts w:ascii="Calibri" w:cs="Calibri" w:eastAsia="Calibri" w:hAnsi="Calibri"/>
+          <w:sz w:val="22"/>
+          <w:szCs w:val="22"/>
+        </w:rPr>
+        <w:t xml:space="preserve">Combined with the three earlier, independently-worded framings of the same internally-caused fixture (all three correctly rejected, described above), Check 1 Part B has now been exercised against this specific fixture across nine total attempts, correctly rejecting the internal decision in eight. This reaches the same nine-trial scale used elsewhere in this document for the Auditor's checks (Section 8.7, Section 8.11), though it should be read with a caveat the earlier, single-hypothesis round did not carry: the nine trials are not nine identical repetitions of one framing but three of one kind and six of a later, different kind, and the one miss is not yet explained by any identified factor, including the phrasing hypothesis it was specifically designed to test.</w:t>
+      </w:r>
+    </w:p>
+    <w:p>
+      <w:pPr>
+        <w:spacing w:after="200" w:line="276"/>
+      </w:pPr>
+      <w:r>
+        <w:rPr>
+          <w:rFonts w:ascii="Calibri" w:cs="Calibri" w:eastAsia="Calibri" w:hAnsi="Calibri"/>
+          <w:sz w:val="22"/>
+          <w:szCs w:val="22"/>
+        </w:rPr>
+        <w:t xml:space="preserve">This is reported at exactly the scale it was tested — eight of nine, roughly 89 per cent, with no established failure pattern for the one miss — rather than rounded up to a stronger claim or treated as fully equivalent to the controlled, single-hypothesis n=9 rounds used for Check 1's and Check 2's own established checks (Section 8.7) and for Check 3's confirmatory replication (Section 8.11). A further round using a fresh set of paraphrase framings, rather than extending the existing six, is identified as remaining work in Section 10.3.</w:t>
+      </w:r>
+    </w:p>
+    <w:p>
+      <w:pPr>
+        <w:pStyle w:val="Heading2"/>
+        <w:spacing w:after="120" w:before="280"/>
+      </w:pPr>
+      <w:r>
+        <w:t xml:space="preserve">8.14 Extending the Forced-Ranking Result to Two Cases Outside the Original Corpus</w:t>
+      </w:r>
+    </w:p>
+    <w:p>
+      <w:pPr>
+        <w:spacing w:after="200" w:line="276"/>
+      </w:pPr>
+      <w:r>
+        <w:rPr>
+          <w:rFonts w:ascii="Calibri" w:cs="Calibri" w:eastAsia="Calibri" w:hAnsi="Calibri"/>
+          <w:sz w:val="22"/>
+          <w:szCs w:val="22"/>
+        </w:rPr>
+        <w:t xml:space="preserve">Sections 8.5 through 8.11 established the forced-ranking fabrication result, and the Auditor's detection of it, on the three original cases (Southwest, Boeing, Peloton). This section extends both results to the two cases added in Section 4.2 (PIA, Airlift), at three trials per case — the same per-case count Section 8.5 originally reported before Section 8.7 scaled it to nine — rather than yet at that larger scale.</w:t>
+      </w:r>
+    </w:p>
+    <w:p>
+      <w:pPr>
+        <w:spacing w:after="200" w:line="276"/>
       </w:pPr>
       <w:r>
         <w:rPr>
           <w:rFonts w:ascii="Calibri" w:cs="Calibri" w:eastAsia="Calibri" w:hAnsi="Calibri"/>
           <w:i/>
           <w:iCs/>
-          <w:color w:val="555555"/>
-          <w:sz w:val="18"/>
-          <w:szCs w:val="18"/>
-        </w:rPr>
-        <w:t xml:space="preserve">Table 2. Summary of major technical issues encountered and their resolution.</w:t>
+          <w:sz w:val="22"/>
+          <w:szCs w:val="22"/>
+        </w:rPr>
+        <w:t xml:space="preserve">Table 3. Percentage breakdown returned by each of six forced-ranking runs on the two cases outside the original corpus, and whether the stated external cause appears in the ranking table.</w:t>
       </w:r>
     </w:p>
     <w:tbl>
       <w:tblPr>
-        <w:tblW w:type="dxa" w:w="11300"/>
+        <w:tblW w:type="dxa" w:w="9360"/>
         <w:tblBorders>
           <w:top w:val="single" w:color="auto" w:sz="4"/>
           <w:left w:val="single" w:color="auto" w:sz="4"/>
@@ -3741,10 +3840,11 @@
         </w:tblBorders>
       </w:tblPr>
       <w:tblGrid>
-        <w:gridCol w:w="1500"/>
+        <w:gridCol w:w="1000"/>
+        <w:gridCol w:w="2400"/>
+        <w:gridCol w:w="1200"/>
+        <w:gridCol w:w="1560"/>
         <w:gridCol w:w="3200"/>
-        <w:gridCol w:w="3200"/>
-        <w:gridCol w:w="3400"/>
       </w:tblGrid>
       <w:tr>
         <w:trPr>
@@ -3752,7 +3852,7 @@
         </w:trPr>
         <w:tc>
           <w:tcPr>
-            <w:tcW w:type="dxa" w:w="1500"/>
+            <w:tcW w:type="dxa" w:w="1000"/>
             <w:shd w:fill="2F5496" w:val="clear"/>
             <w:tcMar>
               <w:top w:type="dxa" w:w="80"/>
@@ -3771,13 +3871,13 @@
                 <w:sz w:val="19"/>
                 <w:szCs w:val="19"/>
               </w:rPr>
-              <w:t xml:space="preserve">Phase</w:t>
-            </w:r>
-          </w:p>
-        </w:tc>
-        <w:tc>
-          <w:tcPr>
-            <w:tcW w:type="dxa" w:w="3200"/>
+              <w:t xml:space="preserve">Case</w:t>
+            </w:r>
+          </w:p>
+        </w:tc>
+        <w:tc>
+          <w:tcPr>
+            <w:tcW w:type="dxa" w:w="2400"/>
             <w:shd w:fill="2F5496" w:val="clear"/>
             <w:tcMar>
               <w:top w:type="dxa" w:w="80"/>
@@ -3796,13 +3896,13 @@
                 <w:sz w:val="19"/>
                 <w:szCs w:val="19"/>
               </w:rPr>
-              <w:t xml:space="preserve">Issue</w:t>
-            </w:r>
-          </w:p>
-        </w:tc>
-        <w:tc>
-          <w:tcPr>
-            <w:tcW w:type="dxa" w:w="3200"/>
+              <w:t xml:space="preserve">Run</w:t>
+            </w:r>
+          </w:p>
+        </w:tc>
+        <w:tc>
+          <w:tcPr>
+            <w:tcW w:type="dxa" w:w="1200"/>
             <w:shd w:fill="2F5496" w:val="clear"/>
             <w:tcMar>
               <w:top w:type="dxa" w:w="80"/>
@@ -3821,13 +3921,13 @@
                 <w:sz w:val="19"/>
                 <w:szCs w:val="19"/>
               </w:rPr>
-              <w:t xml:space="preserve">Root Cause</w:t>
-            </w:r>
-          </w:p>
-        </w:tc>
-        <w:tc>
-          <w:tcPr>
-            <w:tcW w:type="dxa" w:w="3400"/>
+              <w:t xml:space="preserve">Percentages</w:t>
+            </w:r>
+          </w:p>
+        </w:tc>
+        <w:tc>
+          <w:tcPr>
+            <w:tcW w:type="dxa" w:w="1560"/>
             <w:shd w:fill="2F5496" w:val="clear"/>
             <w:tcMar>
               <w:top w:type="dxa" w:w="80"/>
@@ -3846,7 +3946,32 @@
                 <w:sz w:val="19"/>
                 <w:szCs w:val="19"/>
               </w:rPr>
-              <w:t xml:space="preserve">Resolution</w:t>
+              <w:t xml:space="preserve">External row?</w:t>
+            </w:r>
+          </w:p>
+        </w:tc>
+        <w:tc>
+          <w:tcPr>
+            <w:tcW w:type="dxa" w:w="3200"/>
+            <w:shd w:fill="2F5496" w:val="clear"/>
+            <w:tcMar>
+              <w:top w:type="dxa" w:w="80"/>
+              <w:left w:type="dxa" w:w="100"/>
+              <w:bottom w:type="dxa" w:w="80"/>
+              <w:right w:type="dxa" w:w="100"/>
+            </w:tcMar>
+          </w:tcPr>
+          <w:p>
+            <w:r>
+              <w:rPr>
+                <w:rFonts w:ascii="Calibri" w:cs="Calibri" w:eastAsia="Calibri" w:hAnsi="Calibri"/>
+                <w:b/>
+                <w:bCs/>
+                <w:color w:val="FFFFFF"/>
+                <w:sz w:val="19"/>
+                <w:szCs w:val="19"/>
+              </w:rPr>
+              <w:t xml:space="preserve">Notes</w:t>
             </w:r>
           </w:p>
         </w:tc>
@@ -3854,25 +3979,97 @@
       <w:tr>
         <w:tc>
           <w:tcPr>
-            <w:tcW w:type="dxa" w:w="1500"/>
-            <w:tcMar>
-              <w:top w:type="dxa" w:w="80"/>
-              <w:left w:type="dxa" w:w="100"/>
-              <w:bottom w:type="dxa" w:w="80"/>
-              <w:right w:type="dxa" w:w="100"/>
-            </w:tcMar>
-          </w:tcPr>
-          <w:p>
-            <w:r>
-              <w:rPr>
-                <w:rFonts w:ascii="Calibri" w:cs="Calibri" w:eastAsia="Calibri" w:hAnsi="Calibri"/>
-                <w:b w:val="false"/>
-                <w:bCs w:val="false"/>
-                <w:color w:val="000000"/>
-                <w:sz w:val="19"/>
-                <w:szCs w:val="19"/>
-              </w:rPr>
-              <w:t xml:space="preserve">RAG Retrieval</w:t>
+            <w:tcW w:type="dxa" w:w="1000"/>
+            <w:tcMar>
+              <w:top w:type="dxa" w:w="80"/>
+              <w:left w:type="dxa" w:w="100"/>
+              <w:bottom w:type="dxa" w:w="80"/>
+              <w:right w:type="dxa" w:w="100"/>
+            </w:tcMar>
+          </w:tcPr>
+          <w:p>
+            <w:r>
+              <w:rPr>
+                <w:rFonts w:ascii="Calibri" w:cs="Calibri" w:eastAsia="Calibri" w:hAnsi="Calibri"/>
+                <w:b w:val="false"/>
+                <w:bCs w:val="false"/>
+                <w:color w:val="000000"/>
+                <w:sz w:val="19"/>
+                <w:szCs w:val="19"/>
+              </w:rPr>
+              <w:t xml:space="preserve">PIA</w:t>
+            </w:r>
+          </w:p>
+        </w:tc>
+        <w:tc>
+          <w:tcPr>
+            <w:tcW w:type="dxa" w:w="2400"/>
+            <w:tcMar>
+              <w:top w:type="dxa" w:w="80"/>
+              <w:left w:type="dxa" w:w="100"/>
+              <w:bottom w:type="dxa" w:w="80"/>
+              <w:right w:type="dxa" w:w="100"/>
+            </w:tcMar>
+          </w:tcPr>
+          <w:p>
+            <w:r>
+              <w:rPr>
+                <w:rFonts w:ascii="Calibri" w:cs="Calibri" w:eastAsia="Calibri" w:hAnsi="Calibri"/>
+                <w:b w:val="false"/>
+                <w:bCs w:val="false"/>
+                <w:color w:val="000000"/>
+                <w:sz w:val="19"/>
+                <w:szCs w:val="19"/>
+              </w:rPr>
+              <w:t xml:space="preserve">1</w:t>
+            </w:r>
+          </w:p>
+        </w:tc>
+        <w:tc>
+          <w:tcPr>
+            <w:tcW w:type="dxa" w:w="1200"/>
+            <w:tcMar>
+              <w:top w:type="dxa" w:w="80"/>
+              <w:left w:type="dxa" w:w="100"/>
+              <w:bottom w:type="dxa" w:w="80"/>
+              <w:right w:type="dxa" w:w="100"/>
+            </w:tcMar>
+          </w:tcPr>
+          <w:p>
+            <w:r>
+              <w:rPr>
+                <w:rFonts w:ascii="Calibri" w:cs="Calibri" w:eastAsia="Calibri" w:hAnsi="Calibri"/>
+                <w:b w:val="false"/>
+                <w:bCs w:val="false"/>
+                <w:color w:val="000000"/>
+                <w:sz w:val="19"/>
+                <w:szCs w:val="19"/>
+              </w:rPr>
+              <w:t xml:space="preserve">60 / 25 / 15</w:t>
+            </w:r>
+          </w:p>
+        </w:tc>
+        <w:tc>
+          <w:tcPr>
+            <w:tcW w:type="dxa" w:w="1560"/>
+            <w:tcMar>
+              <w:top w:type="dxa" w:w="80"/>
+              <w:left w:type="dxa" w:w="100"/>
+              <w:bottom w:type="dxa" w:w="80"/>
+              <w:right w:type="dxa" w:w="100"/>
+            </w:tcMar>
+          </w:tcPr>
+          <w:p>
+            <w:r>
+              <w:rPr>
+                <w:rFonts w:ascii="Calibri" w:cs="Calibri" w:eastAsia="Calibri" w:hAnsi="Calibri"/>
+                <w:b w:val="false"/>
+                <w:bCs w:val="false"/>
+                <w:color w:val="000000"/>
+                <w:sz w:val="19"/>
+                <w:szCs w:val="19"/>
+              </w:rPr>
+              <w:t xml:space="preserve">Absent</w:t>
             </w:r>
           </w:p>
         </w:tc>
@@ -3896,55 +4093,7 @@
                 <w:sz w:val="19"/>
                 <w:szCs w:val="19"/>
               </w:rPr>
-              <w:t xml:space="preserve">Framework chunks never retrieved for case queries (0.00 recall, 3 retrievers)</w:t>
-            </w:r>
-          </w:p>
-        </w:tc>
-        <w:tc>
-          <w:tcPr>
-            <w:tcW w:type="dxa" w:w="3200"/>
-            <w:tcMar>
-              <w:top w:type="dxa" w:w="80"/>
-              <w:left w:type="dxa" w:w="100"/>
-              <w:bottom w:type="dxa" w:w="80"/>
-              <w:right w:type="dxa" w:w="100"/>
-            </w:tcMar>
-          </w:tcPr>
-          <w:p>
-            <w:r>
-              <w:rPr>
-                <w:rFonts w:ascii="Calibri" w:cs="Calibri" w:eastAsia="Calibri" w:hAnsi="Calibri"/>
-                <w:b w:val="false"/>
-                <w:bCs w:val="false"/>
-                <w:color w:val="000000"/>
-                <w:sz w:val="19"/>
-                <w:szCs w:val="19"/>
-              </w:rPr>
-              <w:t xml:space="preserve">Case narrative and framework definitions share almost no vocabulary</w:t>
-            </w:r>
-          </w:p>
-        </w:tc>
-        <w:tc>
-          <w:tcPr>
-            <w:tcW w:type="dxa" w:w="3400"/>
-            <w:tcMar>
-              <w:top w:type="dxa" w:w="80"/>
-              <w:left w:type="dxa" w:w="100"/>
-              <w:bottom w:type="dxa" w:w="80"/>
-              <w:right w:type="dxa" w:w="100"/>
-            </w:tcMar>
-          </w:tcPr>
-          <w:p>
-            <w:r>
-              <w:rPr>
-                <w:rFonts w:ascii="Calibri" w:cs="Calibri" w:eastAsia="Calibri" w:hAnsi="Calibri"/>
-                <w:b w:val="false"/>
-                <w:bCs w:val="false"/>
-                <w:color w:val="000000"/>
-                <w:sz w:val="19"/>
-                <w:szCs w:val="19"/>
-              </w:rPr>
-              <w:t xml:space="preserve">Query reformulation into diagnostic-technique language before retrieval — proven with a controlled experiment</w:t>
+              <w:t xml:space="preserve">Three-tier only; the stated external trigger (the crash) never appears in the table at all, despite being named clearly in prose.</w:t>
             </w:r>
           </w:p>
         </w:tc>
@@ -3952,25 +4101,97 @@
       <w:tr>
         <w:tc>
           <w:tcPr>
-            <w:tcW w:type="dxa" w:w="1500"/>
-            <w:tcMar>
-              <w:top w:type="dxa" w:w="80"/>
-              <w:left w:type="dxa" w:w="100"/>
-              <w:bottom w:type="dxa" w:w="80"/>
-              <w:right w:type="dxa" w:w="100"/>
-            </w:tcMar>
-          </w:tcPr>
-          <w:p>
-            <w:r>
-              <w:rPr>
-                <w:rFonts w:ascii="Calibri" w:cs="Calibri" w:eastAsia="Calibri" w:hAnsi="Calibri"/>
-                <w:b w:val="false"/>
-                <w:bCs w:val="false"/>
-                <w:color w:val="000000"/>
-                <w:sz w:val="19"/>
-                <w:szCs w:val="19"/>
-              </w:rPr>
-              <w:t xml:space="preserve">Environment</w:t>
+            <w:tcW w:type="dxa" w:w="1000"/>
+            <w:tcMar>
+              <w:top w:type="dxa" w:w="80"/>
+              <w:left w:type="dxa" w:w="100"/>
+              <w:bottom w:type="dxa" w:w="80"/>
+              <w:right w:type="dxa" w:w="100"/>
+            </w:tcMar>
+          </w:tcPr>
+          <w:p>
+            <w:r>
+              <w:rPr>
+                <w:rFonts w:ascii="Calibri" w:cs="Calibri" w:eastAsia="Calibri" w:hAnsi="Calibri"/>
+                <w:b w:val="false"/>
+                <w:bCs w:val="false"/>
+                <w:color w:val="000000"/>
+                <w:sz w:val="19"/>
+                <w:szCs w:val="19"/>
+              </w:rPr>
+              <w:t xml:space="preserve">PIA</w:t>
+            </w:r>
+          </w:p>
+        </w:tc>
+        <w:tc>
+          <w:tcPr>
+            <w:tcW w:type="dxa" w:w="2400"/>
+            <w:tcMar>
+              <w:top w:type="dxa" w:w="80"/>
+              <w:left w:type="dxa" w:w="100"/>
+              <w:bottom w:type="dxa" w:w="80"/>
+              <w:right w:type="dxa" w:w="100"/>
+            </w:tcMar>
+          </w:tcPr>
+          <w:p>
+            <w:r>
+              <w:rPr>
+                <w:rFonts w:ascii="Calibri" w:cs="Calibri" w:eastAsia="Calibri" w:hAnsi="Calibri"/>
+                <w:b w:val="false"/>
+                <w:bCs w:val="false"/>
+                <w:color w:val="000000"/>
+                <w:sz w:val="19"/>
+                <w:szCs w:val="19"/>
+              </w:rPr>
+              <w:t xml:space="preserve">2</w:t>
+            </w:r>
+          </w:p>
+        </w:tc>
+        <w:tc>
+          <w:tcPr>
+            <w:tcW w:type="dxa" w:w="1200"/>
+            <w:tcMar>
+              <w:top w:type="dxa" w:w="80"/>
+              <w:left w:type="dxa" w:w="100"/>
+              <w:bottom w:type="dxa" w:w="80"/>
+              <w:right w:type="dxa" w:w="100"/>
+            </w:tcMar>
+          </w:tcPr>
+          <w:p>
+            <w:r>
+              <w:rPr>
+                <w:rFonts w:ascii="Calibri" w:cs="Calibri" w:eastAsia="Calibri" w:hAnsi="Calibri"/>
+                <w:b w:val="false"/>
+                <w:bCs w:val="false"/>
+                <w:color w:val="000000"/>
+                <w:sz w:val="19"/>
+                <w:szCs w:val="19"/>
+              </w:rPr>
+              <w:t xml:space="preserve">60 / 20 / 15 / 5</w:t>
+            </w:r>
+          </w:p>
+        </w:tc>
+        <w:tc>
+          <w:tcPr>
+            <w:tcW w:type="dxa" w:w="1560"/>
+            <w:tcMar>
+              <w:top w:type="dxa" w:w="80"/>
+              <w:left w:type="dxa" w:w="100"/>
+              <w:bottom w:type="dxa" w:w="80"/>
+              <w:right w:type="dxa" w:w="100"/>
+            </w:tcMar>
+          </w:tcPr>
+          <w:p>
+            <w:r>
+              <w:rPr>
+                <w:rFonts w:ascii="Calibri" w:cs="Calibri" w:eastAsia="Calibri" w:hAnsi="Calibri"/>
+                <w:b w:val="false"/>
+                <w:bCs w:val="false"/>
+                <w:color w:val="000000"/>
+                <w:sz w:val="19"/>
+                <w:szCs w:val="19"/>
+              </w:rPr>
+              <w:t xml:space="preserve">Absent</w:t>
             </w:r>
           </w:p>
         </w:tc>
@@ -3994,55 +4215,7 @@
                 <w:sz w:val="19"/>
                 <w:szCs w:val="19"/>
               </w:rPr>
-              <w:t xml:space="preserve">Filename casing/hyphen mismatches broke imports intermittently</w:t>
-            </w:r>
-          </w:p>
-        </w:tc>
-        <w:tc>
-          <w:tcPr>
-            <w:tcW w:type="dxa" w:w="3200"/>
-            <w:tcMar>
-              <w:top w:type="dxa" w:w="80"/>
-              <w:left w:type="dxa" w:w="100"/>
-              <w:bottom w:type="dxa" w:w="80"/>
-              <w:right w:type="dxa" w:w="100"/>
-            </w:tcMar>
-          </w:tcPr>
-          <w:p>
-            <w:r>
-              <w:rPr>
-                <w:rFonts w:ascii="Calibri" w:cs="Calibri" w:eastAsia="Calibri" w:hAnsi="Calibri"/>
-                <w:b w:val="false"/>
-                <w:bCs w:val="false"/>
-                <w:color w:val="000000"/>
-                <w:sz w:val="19"/>
-                <w:szCs w:val="19"/>
-              </w:rPr>
-              <w:t xml:space="preserve">macOS filesystem is case-insensitive; Python imports are not</w:t>
-            </w:r>
-          </w:p>
-        </w:tc>
-        <w:tc>
-          <w:tcPr>
-            <w:tcW w:type="dxa" w:w="3400"/>
-            <w:tcMar>
-              <w:top w:type="dxa" w:w="80"/>
-              <w:left w:type="dxa" w:w="100"/>
-              <w:bottom w:type="dxa" w:w="80"/>
-              <w:right w:type="dxa" w:w="100"/>
-            </w:tcMar>
-          </w:tcPr>
-          <w:p>
-            <w:r>
-              <w:rPr>
-                <w:rFonts w:ascii="Calibri" w:cs="Calibri" w:eastAsia="Calibri" w:hAnsi="Calibri"/>
-                <w:b w:val="false"/>
-                <w:bCs w:val="false"/>
-                <w:color w:val="000000"/>
-                <w:sz w:val="19"/>
-                <w:szCs w:val="19"/>
-              </w:rPr>
-              <w:t xml:space="preserve">Standardised naming, added grep-verification step after renames</w:t>
+              <w:t xml:space="preserve">Four-tier, but the last row (“Human Error”, 5%) is a proximate symptom, not the stated external trigger; the crash itself is not ranked.</w:t>
             </w:r>
           </w:p>
         </w:tc>
@@ -4050,25 +4223,97 @@
       <w:tr>
         <w:tc>
           <w:tcPr>
-            <w:tcW w:type="dxa" w:w="1500"/>
-            <w:tcMar>
-              <w:top w:type="dxa" w:w="80"/>
-              <w:left w:type="dxa" w:w="100"/>
-              <w:bottom w:type="dxa" w:w="80"/>
-              <w:right w:type="dxa" w:w="100"/>
-            </w:tcMar>
-          </w:tcPr>
-          <w:p>
-            <w:r>
-              <w:rPr>
-                <w:rFonts w:ascii="Calibri" w:cs="Calibri" w:eastAsia="Calibri" w:hAnsi="Calibri"/>
-                <w:b w:val="false"/>
-                <w:bCs w:val="false"/>
-                <w:color w:val="000000"/>
-                <w:sz w:val="19"/>
-                <w:szCs w:val="19"/>
-              </w:rPr>
-              <w:t xml:space="preserve">Environment</w:t>
+            <w:tcW w:type="dxa" w:w="1000"/>
+            <w:tcMar>
+              <w:top w:type="dxa" w:w="80"/>
+              <w:left w:type="dxa" w:w="100"/>
+              <w:bottom w:type="dxa" w:w="80"/>
+              <w:right w:type="dxa" w:w="100"/>
+            </w:tcMar>
+          </w:tcPr>
+          <w:p>
+            <w:r>
+              <w:rPr>
+                <w:rFonts w:ascii="Calibri" w:cs="Calibri" w:eastAsia="Calibri" w:hAnsi="Calibri"/>
+                <w:b w:val="false"/>
+                <w:bCs w:val="false"/>
+                <w:color w:val="000000"/>
+                <w:sz w:val="19"/>
+                <w:szCs w:val="19"/>
+              </w:rPr>
+              <w:t xml:space="preserve">PIA</w:t>
+            </w:r>
+          </w:p>
+        </w:tc>
+        <w:tc>
+          <w:tcPr>
+            <w:tcW w:type="dxa" w:w="2400"/>
+            <w:tcMar>
+              <w:top w:type="dxa" w:w="80"/>
+              <w:left w:type="dxa" w:w="100"/>
+              <w:bottom w:type="dxa" w:w="80"/>
+              <w:right w:type="dxa" w:w="100"/>
+            </w:tcMar>
+          </w:tcPr>
+          <w:p>
+            <w:r>
+              <w:rPr>
+                <w:rFonts w:ascii="Calibri" w:cs="Calibri" w:eastAsia="Calibri" w:hAnsi="Calibri"/>
+                <w:b w:val="false"/>
+                <w:bCs w:val="false"/>
+                <w:color w:val="000000"/>
+                <w:sz w:val="19"/>
+                <w:szCs w:val="19"/>
+              </w:rPr>
+              <w:t xml:space="preserve">3</w:t>
+            </w:r>
+          </w:p>
+        </w:tc>
+        <w:tc>
+          <w:tcPr>
+            <w:tcW w:type="dxa" w:w="1200"/>
+            <w:tcMar>
+              <w:top w:type="dxa" w:w="80"/>
+              <w:left w:type="dxa" w:w="100"/>
+              <w:bottom w:type="dxa" w:w="80"/>
+              <w:right w:type="dxa" w:w="100"/>
+            </w:tcMar>
+          </w:tcPr>
+          <w:p>
+            <w:r>
+              <w:rPr>
+                <w:rFonts w:ascii="Calibri" w:cs="Calibri" w:eastAsia="Calibri" w:hAnsi="Calibri"/>
+                <w:b w:val="false"/>
+                <w:bCs w:val="false"/>
+                <w:color w:val="000000"/>
+                <w:sz w:val="19"/>
+                <w:szCs w:val="19"/>
+              </w:rPr>
+              <w:t xml:space="preserve">60 / 25 / 10 / 5</w:t>
+            </w:r>
+          </w:p>
+        </w:tc>
+        <w:tc>
+          <w:tcPr>
+            <w:tcW w:type="dxa" w:w="1560"/>
+            <w:tcMar>
+              <w:top w:type="dxa" w:w="80"/>
+              <w:left w:type="dxa" w:w="100"/>
+              <w:bottom w:type="dxa" w:w="80"/>
+              <w:right w:type="dxa" w:w="100"/>
+            </w:tcMar>
+          </w:tcPr>
+          <w:p>
+            <w:r>
+              <w:rPr>
+                <w:rFonts w:ascii="Calibri" w:cs="Calibri" w:eastAsia="Calibri" w:hAnsi="Calibri"/>
+                <w:b w:val="false"/>
+                <w:bCs w:val="false"/>
+                <w:color w:val="000000"/>
+                <w:sz w:val="19"/>
+                <w:szCs w:val="19"/>
+              </w:rPr>
+              <w:t xml:space="preserve">Last (5%)</w:t>
             </w:r>
           </w:p>
         </w:tc>
@@ -4092,55 +4337,7 @@
                 <w:sz w:val="19"/>
                 <w:szCs w:val="19"/>
               </w:rPr>
-              <w:t xml:space="preserve">crewai failed to install under Python 3.14</w:t>
-            </w:r>
-          </w:p>
-        </w:tc>
-        <w:tc>
-          <w:tcPr>
-            <w:tcW w:type="dxa" w:w="3200"/>
-            <w:tcMar>
-              <w:top w:type="dxa" w:w="80"/>
-              <w:left w:type="dxa" w:w="100"/>
-              <w:bottom w:type="dxa" w:w="80"/>
-              <w:right w:type="dxa" w:w="100"/>
-            </w:tcMar>
-          </w:tcPr>
-          <w:p>
-            <w:r>
-              <w:rPr>
-                <w:rFonts w:ascii="Calibri" w:cs="Calibri" w:eastAsia="Calibri" w:hAnsi="Calibri"/>
-                <w:b w:val="false"/>
-                <w:bCs w:val="false"/>
-                <w:color w:val="000000"/>
-                <w:sz w:val="19"/>
-                <w:szCs w:val="19"/>
-              </w:rPr>
-              <w:t xml:space="preserve">tiktoken had no prebuilt wheel for 3.14</w:t>
-            </w:r>
-          </w:p>
-        </w:tc>
-        <w:tc>
-          <w:tcPr>
-            <w:tcW w:type="dxa" w:w="3400"/>
-            <w:tcMar>
-              <w:top w:type="dxa" w:w="80"/>
-              <w:left w:type="dxa" w:w="100"/>
-              <w:bottom w:type="dxa" w:w="80"/>
-              <w:right w:type="dxa" w:w="100"/>
-            </w:tcMar>
-          </w:tcPr>
-          <w:p>
-            <w:r>
-              <w:rPr>
-                <w:rFonts w:ascii="Calibri" w:cs="Calibri" w:eastAsia="Calibri" w:hAnsi="Calibri"/>
-                <w:b w:val="false"/>
-                <w:bCs w:val="false"/>
-                <w:color w:val="000000"/>
-                <w:sz w:val="19"/>
-                <w:szCs w:val="19"/>
-              </w:rPr>
-              <w:t xml:space="preserve">Created a separate Python 3.12 virtual environment</w:t>
+              <w:t xml:space="preserve">Matches the original four-tier template exactly, external cause last and smallest.</w:t>
             </w:r>
           </w:p>
         </w:tc>
@@ -4148,25 +4345,97 @@
       <w:tr>
         <w:tc>
           <w:tcPr>
-            <w:tcW w:type="dxa" w:w="1500"/>
-            <w:tcMar>
-              <w:top w:type="dxa" w:w="80"/>
-              <w:left w:type="dxa" w:w="100"/>
-              <w:bottom w:type="dxa" w:w="80"/>
-              <w:right w:type="dxa" w:w="100"/>
-            </w:tcMar>
-          </w:tcPr>
-          <w:p>
-            <w:r>
-              <w:rPr>
-                <w:rFonts w:ascii="Calibri" w:cs="Calibri" w:eastAsia="Calibri" w:hAnsi="Calibri"/>
-                <w:b w:val="false"/>
-                <w:bCs w:val="false"/>
-                <w:color w:val="000000"/>
-                <w:sz w:val="19"/>
-                <w:szCs w:val="19"/>
-              </w:rPr>
-              <w:t xml:space="preserve">LLM Provider</w:t>
+            <w:tcW w:type="dxa" w:w="1000"/>
+            <w:tcMar>
+              <w:top w:type="dxa" w:w="80"/>
+              <w:left w:type="dxa" w:w="100"/>
+              <w:bottom w:type="dxa" w:w="80"/>
+              <w:right w:type="dxa" w:w="100"/>
+            </w:tcMar>
+          </w:tcPr>
+          <w:p>
+            <w:r>
+              <w:rPr>
+                <w:rFonts w:ascii="Calibri" w:cs="Calibri" w:eastAsia="Calibri" w:hAnsi="Calibri"/>
+                <w:b w:val="false"/>
+                <w:bCs w:val="false"/>
+                <w:color w:val="000000"/>
+                <w:sz w:val="19"/>
+                <w:szCs w:val="19"/>
+              </w:rPr>
+              <w:t xml:space="preserve">Airlift</w:t>
+            </w:r>
+          </w:p>
+        </w:tc>
+        <w:tc>
+          <w:tcPr>
+            <w:tcW w:type="dxa" w:w="2400"/>
+            <w:tcMar>
+              <w:top w:type="dxa" w:w="80"/>
+              <w:left w:type="dxa" w:w="100"/>
+              <w:bottom w:type="dxa" w:w="80"/>
+              <w:right w:type="dxa" w:w="100"/>
+            </w:tcMar>
+          </w:tcPr>
+          <w:p>
+            <w:r>
+              <w:rPr>
+                <w:rFonts w:ascii="Calibri" w:cs="Calibri" w:eastAsia="Calibri" w:hAnsi="Calibri"/>
+                <w:b w:val="false"/>
+                <w:bCs w:val="false"/>
+                <w:color w:val="000000"/>
+                <w:sz w:val="19"/>
+                <w:szCs w:val="19"/>
+              </w:rPr>
+              <w:t xml:space="preserve">1</w:t>
+            </w:r>
+          </w:p>
+        </w:tc>
+        <w:tc>
+          <w:tcPr>
+            <w:tcW w:type="dxa" w:w="1200"/>
+            <w:tcMar>
+              <w:top w:type="dxa" w:w="80"/>
+              <w:left w:type="dxa" w:w="100"/>
+              <w:bottom w:type="dxa" w:w="80"/>
+              <w:right w:type="dxa" w:w="100"/>
+            </w:tcMar>
+          </w:tcPr>
+          <w:p>
+            <w:r>
+              <w:rPr>
+                <w:rFonts w:ascii="Calibri" w:cs="Calibri" w:eastAsia="Calibri" w:hAnsi="Calibri"/>
+                <w:b w:val="false"/>
+                <w:bCs w:val="false"/>
+                <w:color w:val="000000"/>
+                <w:sz w:val="19"/>
+                <w:szCs w:val="19"/>
+              </w:rPr>
+              <w:t xml:space="preserve">50 / 30 / 15 / 5</w:t>
+            </w:r>
+          </w:p>
+        </w:tc>
+        <w:tc>
+          <w:tcPr>
+            <w:tcW w:type="dxa" w:w="1560"/>
+            <w:tcMar>
+              <w:top w:type="dxa" w:w="80"/>
+              <w:left w:type="dxa" w:w="100"/>
+              <w:bottom w:type="dxa" w:w="80"/>
+              <w:right w:type="dxa" w:w="100"/>
+            </w:tcMar>
+          </w:tcPr>
+          <w:p>
+            <w:r>
+              <w:rPr>
+                <w:rFonts w:ascii="Calibri" w:cs="Calibri" w:eastAsia="Calibri" w:hAnsi="Calibri"/>
+                <w:b w:val="false"/>
+                <w:bCs w:val="false"/>
+                <w:color w:val="000000"/>
+                <w:sz w:val="19"/>
+                <w:szCs w:val="19"/>
+              </w:rPr>
+              <w:t xml:space="preserve">3rd (15%)</w:t>
             </w:r>
           </w:p>
         </w:tc>
@@ -4190,55 +4459,7 @@
                 <w:sz w:val="19"/>
                 <w:szCs w:val="19"/>
               </w:rPr>
-              <w:t xml:space="preserve">New API key format, model 404s, and a 20-requests/day quota on a preview model</w:t>
-            </w:r>
-          </w:p>
-        </w:tc>
-        <w:tc>
-          <w:tcPr>
-            <w:tcW w:type="dxa" w:w="3200"/>
-            <w:tcMar>
-              <w:top w:type="dxa" w:w="80"/>
-              <w:left w:type="dxa" w:w="100"/>
-              <w:bottom w:type="dxa" w:w="80"/>
-              <w:right w:type="dxa" w:w="100"/>
-            </w:tcMar>
-          </w:tcPr>
-          <w:p>
-            <w:r>
-              <w:rPr>
-                <w:rFonts w:ascii="Calibri" w:cs="Calibri" w:eastAsia="Calibri" w:hAnsi="Calibri"/>
-                <w:b w:val="false"/>
-                <w:bCs w:val="false"/>
-                <w:color w:val="000000"/>
-                <w:sz w:val="19"/>
-                <w:szCs w:val="19"/>
-              </w:rPr>
-              <w:t xml:space="preserve">New account restricted to newer model generation; preview models are deliberately throttled</w:t>
-            </w:r>
-          </w:p>
-        </w:tc>
-        <w:tc>
-          <w:tcPr>
-            <w:tcW w:type="dxa" w:w="3400"/>
-            <w:tcMar>
-              <w:top w:type="dxa" w:w="80"/>
-              <w:left w:type="dxa" w:w="100"/>
-              <w:bottom w:type="dxa" w:w="80"/>
-              <w:right w:type="dxa" w:w="100"/>
-            </w:tcMar>
-          </w:tcPr>
-          <w:p>
-            <w:r>
-              <w:rPr>
-                <w:rFonts w:ascii="Calibri" w:cs="Calibri" w:eastAsia="Calibri" w:hAnsi="Calibri"/>
-                <w:b w:val="false"/>
-                <w:bCs w:val="false"/>
-                <w:color w:val="000000"/>
-                <w:sz w:val="19"/>
-                <w:szCs w:val="19"/>
-              </w:rPr>
-              <w:t xml:space="preserve">Queried the live model list directly; selected an established, non-preview model with verified quota</w:t>
+              <w:t xml:space="preserve">External cause present but not last or smallest.</w:t>
             </w:r>
           </w:p>
         </w:tc>
@@ -4246,25 +4467,97 @@
       <w:tr>
         <w:tc>
           <w:tcPr>
-            <w:tcW w:type="dxa" w:w="1500"/>
-            <w:tcMar>
-              <w:top w:type="dxa" w:w="80"/>
-              <w:left w:type="dxa" w:w="100"/>
-              <w:bottom w:type="dxa" w:w="80"/>
-              <w:right w:type="dxa" w:w="100"/>
-            </w:tcMar>
-          </w:tcPr>
-          <w:p>
-            <w:r>
-              <w:rPr>
-                <w:rFonts w:ascii="Calibri" w:cs="Calibri" w:eastAsia="Calibri" w:hAnsi="Calibri"/>
-                <w:b w:val="false"/>
-                <w:bCs w:val="false"/>
-                <w:color w:val="000000"/>
-                <w:sz w:val="19"/>
-                <w:szCs w:val="19"/>
-              </w:rPr>
-              <w:t xml:space="preserve">Agent Framework</w:t>
+            <w:tcW w:type="dxa" w:w="1000"/>
+            <w:tcMar>
+              <w:top w:type="dxa" w:w="80"/>
+              <w:left w:type="dxa" w:w="100"/>
+              <w:bottom w:type="dxa" w:w="80"/>
+              <w:right w:type="dxa" w:w="100"/>
+            </w:tcMar>
+          </w:tcPr>
+          <w:p>
+            <w:r>
+              <w:rPr>
+                <w:rFonts w:ascii="Calibri" w:cs="Calibri" w:eastAsia="Calibri" w:hAnsi="Calibri"/>
+                <w:b w:val="false"/>
+                <w:bCs w:val="false"/>
+                <w:color w:val="000000"/>
+                <w:sz w:val="19"/>
+                <w:szCs w:val="19"/>
+              </w:rPr>
+              <w:t xml:space="preserve">Airlift</w:t>
+            </w:r>
+          </w:p>
+        </w:tc>
+        <w:tc>
+          <w:tcPr>
+            <w:tcW w:type="dxa" w:w="2400"/>
+            <w:tcMar>
+              <w:top w:type="dxa" w:w="80"/>
+              <w:left w:type="dxa" w:w="100"/>
+              <w:bottom w:type="dxa" w:w="80"/>
+              <w:right w:type="dxa" w:w="100"/>
+            </w:tcMar>
+          </w:tcPr>
+          <w:p>
+            <w:r>
+              <w:rPr>
+                <w:rFonts w:ascii="Calibri" w:cs="Calibri" w:eastAsia="Calibri" w:hAnsi="Calibri"/>
+                <w:b w:val="false"/>
+                <w:bCs w:val="false"/>
+                <w:color w:val="000000"/>
+                <w:sz w:val="19"/>
+                <w:szCs w:val="19"/>
+              </w:rPr>
+              <w:t xml:space="preserve">2</w:t>
+            </w:r>
+          </w:p>
+        </w:tc>
+        <w:tc>
+          <w:tcPr>
+            <w:tcW w:type="dxa" w:w="1200"/>
+            <w:tcMar>
+              <w:top w:type="dxa" w:w="80"/>
+              <w:left w:type="dxa" w:w="100"/>
+              <w:bottom w:type="dxa" w:w="80"/>
+              <w:right w:type="dxa" w:w="100"/>
+            </w:tcMar>
+          </w:tcPr>
+          <w:p>
+            <w:r>
+              <w:rPr>
+                <w:rFonts w:ascii="Calibri" w:cs="Calibri" w:eastAsia="Calibri" w:hAnsi="Calibri"/>
+                <w:b w:val="false"/>
+                <w:bCs w:val="false"/>
+                <w:color w:val="000000"/>
+                <w:sz w:val="19"/>
+                <w:szCs w:val="19"/>
+              </w:rPr>
+              <w:t xml:space="preserve">60 / 25 / 10 / 5</w:t>
+            </w:r>
+          </w:p>
+        </w:tc>
+        <w:tc>
+          <w:tcPr>
+            <w:tcW w:type="dxa" w:w="1560"/>
+            <w:tcMar>
+              <w:top w:type="dxa" w:w="80"/>
+              <w:left w:type="dxa" w:w="100"/>
+              <w:bottom w:type="dxa" w:w="80"/>
+              <w:right w:type="dxa" w:w="100"/>
+            </w:tcMar>
+          </w:tcPr>
+          <w:p>
+            <w:r>
+              <w:rPr>
+                <w:rFonts w:ascii="Calibri" w:cs="Calibri" w:eastAsia="Calibri" w:hAnsi="Calibri"/>
+                <w:b w:val="false"/>
+                <w:bCs w:val="false"/>
+                <w:color w:val="000000"/>
+                <w:sz w:val="19"/>
+                <w:szCs w:val="19"/>
+              </w:rPr>
+              <w:t xml:space="preserve">3rd (10%)</w:t>
             </w:r>
           </w:p>
         </w:tc>
@@ -4288,55 +4581,7 @@
                 <w:sz w:val="19"/>
                 <w:szCs w:val="19"/>
               </w:rPr>
-              <w:t xml:space="preserve">Two independent OPENAI_API_KEY errors despite an all-Gemini project</w:t>
-            </w:r>
-          </w:p>
-        </w:tc>
-        <w:tc>
-          <w:tcPr>
-            <w:tcW w:type="dxa" w:w="3200"/>
-            <w:tcMar>
-              <w:top w:type="dxa" w:w="80"/>
-              <w:left w:type="dxa" w:w="100"/>
-              <w:bottom w:type="dxa" w:w="80"/>
-              <w:right w:type="dxa" w:w="100"/>
-            </w:tcMar>
-          </w:tcPr>
-          <w:p>
-            <w:r>
-              <w:rPr>
-                <w:rFonts w:ascii="Calibri" w:cs="Calibri" w:eastAsia="Calibri" w:hAnsi="Calibri"/>
-                <w:b w:val="false"/>
-                <w:bCs w:val="false"/>
-                <w:color w:val="000000"/>
-                <w:sz w:val="19"/>
-                <w:szCs w:val="19"/>
-              </w:rPr>
-              <w:t xml:space="preserve">CrewAI Agents default to an OpenAI model when llm= is not explicitly set</w:t>
-            </w:r>
-          </w:p>
-        </w:tc>
-        <w:tc>
-          <w:tcPr>
-            <w:tcW w:type="dxa" w:w="3400"/>
-            <w:tcMar>
-              <w:top w:type="dxa" w:w="80"/>
-              <w:left w:type="dxa" w:w="100"/>
-              <w:bottom w:type="dxa" w:w="80"/>
-              <w:right w:type="dxa" w:w="100"/>
-            </w:tcMar>
-          </w:tcPr>
-          <w:p>
-            <w:r>
-              <w:rPr>
-                <w:rFonts w:ascii="Calibri" w:cs="Calibri" w:eastAsia="Calibri" w:hAnsi="Calibri"/>
-                <w:b w:val="false"/>
-                <w:bCs w:val="false"/>
-                <w:color w:val="000000"/>
-                <w:sz w:val="19"/>
-                <w:szCs w:val="19"/>
-              </w:rPr>
-              <w:t xml:space="preserve">Root-caused via full traceback; added a standing grep-based verification step after every Agent edit</w:t>
+              <w:t xml:space="preserve">External cause present but not last or smallest.</w:t>
             </w:r>
           </w:p>
         </w:tc>
@@ -4344,25 +4589,97 @@
       <w:tr>
         <w:tc>
           <w:tcPr>
-            <w:tcW w:type="dxa" w:w="1500"/>
-            <w:tcMar>
-              <w:top w:type="dxa" w:w="80"/>
-              <w:left w:type="dxa" w:w="100"/>
-              <w:bottom w:type="dxa" w:w="80"/>
-              <w:right w:type="dxa" w:w="100"/>
-            </w:tcMar>
-          </w:tcPr>
-          <w:p>
-            <w:r>
-              <w:rPr>
-                <w:rFonts w:ascii="Calibri" w:cs="Calibri" w:eastAsia="Calibri" w:hAnsi="Calibri"/>
-                <w:b w:val="false"/>
-                <w:bCs w:val="false"/>
-                <w:color w:val="000000"/>
-                <w:sz w:val="19"/>
-                <w:szCs w:val="19"/>
-              </w:rPr>
-              <w:t xml:space="preserve">Agent Framework</w:t>
+            <w:tcW w:type="dxa" w:w="1000"/>
+            <w:tcMar>
+              <w:top w:type="dxa" w:w="80"/>
+              <w:left w:type="dxa" w:w="100"/>
+              <w:bottom w:type="dxa" w:w="80"/>
+              <w:right w:type="dxa" w:w="100"/>
+            </w:tcMar>
+          </w:tcPr>
+          <w:p>
+            <w:r>
+              <w:rPr>
+                <w:rFonts w:ascii="Calibri" w:cs="Calibri" w:eastAsia="Calibri" w:hAnsi="Calibri"/>
+                <w:b w:val="false"/>
+                <w:bCs w:val="false"/>
+                <w:color w:val="000000"/>
+                <w:sz w:val="19"/>
+                <w:szCs w:val="19"/>
+              </w:rPr>
+              <w:t xml:space="preserve">Airlift</w:t>
+            </w:r>
+          </w:p>
+        </w:tc>
+        <w:tc>
+          <w:tcPr>
+            <w:tcW w:type="dxa" w:w="2400"/>
+            <w:tcMar>
+              <w:top w:type="dxa" w:w="80"/>
+              <w:left w:type="dxa" w:w="100"/>
+              <w:bottom w:type="dxa" w:w="80"/>
+              <w:right w:type="dxa" w:w="100"/>
+            </w:tcMar>
+          </w:tcPr>
+          <w:p>
+            <w:r>
+              <w:rPr>
+                <w:rFonts w:ascii="Calibri" w:cs="Calibri" w:eastAsia="Calibri" w:hAnsi="Calibri"/>
+                <w:b w:val="false"/>
+                <w:bCs w:val="false"/>
+                <w:color w:val="000000"/>
+                <w:sz w:val="19"/>
+                <w:szCs w:val="19"/>
+              </w:rPr>
+              <w:t xml:space="preserve">3</w:t>
+            </w:r>
+          </w:p>
+        </w:tc>
+        <w:tc>
+          <w:tcPr>
+            <w:tcW w:type="dxa" w:w="1200"/>
+            <w:tcMar>
+              <w:top w:type="dxa" w:w="80"/>
+              <w:left w:type="dxa" w:w="100"/>
+              <w:bottom w:type="dxa" w:w="80"/>
+              <w:right w:type="dxa" w:w="100"/>
+            </w:tcMar>
+          </w:tcPr>
+          <w:p>
+            <w:r>
+              <w:rPr>
+                <w:rFonts w:ascii="Calibri" w:cs="Calibri" w:eastAsia="Calibri" w:hAnsi="Calibri"/>
+                <w:b w:val="false"/>
+                <w:bCs w:val="false"/>
+                <w:color w:val="000000"/>
+                <w:sz w:val="19"/>
+                <w:szCs w:val="19"/>
+              </w:rPr>
+              <w:t xml:space="preserve">60 / 25 / 10 / 5</w:t>
+            </w:r>
+          </w:p>
+        </w:tc>
+        <w:tc>
+          <w:tcPr>
+            <w:tcW w:type="dxa" w:w="1560"/>
+            <w:tcMar>
+              <w:top w:type="dxa" w:w="80"/>
+              <w:left w:type="dxa" w:w="100"/>
+              <w:bottom w:type="dxa" w:w="80"/>
+              <w:right w:type="dxa" w:w="100"/>
+            </w:tcMar>
+          </w:tcPr>
+          <w:p>
+            <w:r>
+              <w:rPr>
+                <w:rFonts w:ascii="Calibri" w:cs="Calibri" w:eastAsia="Calibri" w:hAnsi="Calibri"/>
+                <w:b w:val="false"/>
+                <w:bCs w:val="false"/>
+                <w:color w:val="000000"/>
+                <w:sz w:val="19"/>
+                <w:szCs w:val="19"/>
+              </w:rPr>
+              <w:t xml:space="preserve">Last (5%)</w:t>
             </w:r>
           </w:p>
         </w:tc>
@@ -4386,55 +4703,221 @@
                 <w:sz w:val="19"/>
                 <w:szCs w:val="19"/>
               </w:rPr>
-              <w:t xml:space="preserve">Native process crash (malloc/SIGABRT) on parallel tool calls</w:t>
-            </w:r>
-          </w:p>
-        </w:tc>
-        <w:tc>
-          <w:tcPr>
-            <w:tcW w:type="dxa" w:w="3200"/>
-            <w:tcMar>
-              <w:top w:type="dxa" w:w="80"/>
-              <w:left w:type="dxa" w:w="100"/>
-              <w:bottom w:type="dxa" w:w="80"/>
-              <w:right w:type="dxa" w:w="100"/>
-            </w:tcMar>
-          </w:tcPr>
-          <w:p>
-            <w:r>
-              <w:rPr>
-                <w:rFonts w:ascii="Calibri" w:cs="Calibri" w:eastAsia="Calibri" w:hAnsi="Calibri"/>
-                <w:b w:val="false"/>
-                <w:bCs w:val="false"/>
-                <w:color w:val="000000"/>
-                <w:sz w:val="19"/>
-                <w:szCs w:val="19"/>
-              </w:rPr>
-              <w:t xml:space="preserve">Race conditions in lazy retriever initialisation and unsynchronised concurrent queries</w:t>
-            </w:r>
-          </w:p>
-        </w:tc>
-        <w:tc>
-          <w:tcPr>
-            <w:tcW w:type="dxa" w:w="3400"/>
-            <w:tcMar>
-              <w:top w:type="dxa" w:w="80"/>
-              <w:left w:type="dxa" w:w="100"/>
-              <w:bottom w:type="dxa" w:w="80"/>
-              <w:right w:type="dxa" w:w="100"/>
-            </w:tcMar>
-          </w:tcPr>
-          <w:p>
-            <w:r>
-              <w:rPr>
-                <w:rFonts w:ascii="Calibri" w:cs="Calibri" w:eastAsia="Calibri" w:hAnsi="Calibri"/>
-                <w:b w:val="false"/>
-                <w:bCs w:val="false"/>
-                <w:color w:val="000000"/>
-                <w:sz w:val="19"/>
-                <w:szCs w:val="19"/>
-              </w:rPr>
-              <w:t xml:space="preserve">Build retriever at import time; wrap queries in a threading.Lock()</w:t>
+              <w:t xml:space="preserve">Matches the original four-tier template exactly, external cause last and smallest.</w:t>
+            </w:r>
+          </w:p>
+        </w:tc>
+      </w:tr>
+    </w:tbl>
+    <w:p>
+      <w:pPr>
+        <w:spacing w:after="200" w:line="276"/>
+      </w:pPr>
+      <w:r>
+        <w:rPr>
+          <w:rFonts w:ascii="Calibri" w:cs="Calibri" w:eastAsia="Calibri" w:hAnsi="Calibri"/>
+          <w:sz w:val="22"/>
+          <w:szCs w:val="22"/>
+        </w:rPr>
+        <w:t xml:space="preserve">All six runs fabricated a percentage-based ranking; none declined the exercise. Fed to the Auditor, all six were correctly flagged: Check 1 passed cleanly on every run, both parts, extending its validated set beyond the two cases reported in Section 8.7 and Section 10.2 to four real cases. Check 2 failed correctly on every run, quoting the fabricated percentages directly and reasoning, in each case, that the case data supplies no basis for weighting the causes shown. Check 3 correctly returned not applicable on all six, since neither case's input states that a specific cause is unresolved.</w:t>
+      </w:r>
+    </w:p>
+    <w:p>
+      <w:pPr>
+        <w:spacing w:after="200" w:line="276"/>
+      </w:pPr>
+      <w:r>
+        <w:rPr>
+          <w:rFonts w:ascii="Calibri" w:cs="Calibri" w:eastAsia="Calibri" w:hAnsi="Calibri"/>
+          <w:sz w:val="22"/>
+          <w:szCs w:val="22"/>
+        </w:rPr>
+        <w:t xml:space="preserve">Two of the six runs reproduce, without being constructed to, the omission-blindness gap identified in Section 8.8 and confirmed under controlled conditions in Section 8.9. PIA run 1's table ranks three internal causes (60/25/15) and never includes the crash — the diagnosis's own stated external trigger — anywhere in the ranking, despite naming it clearly in prose immediately above the table. PIA run 2's table includes a fourth row, “Human Error (Specific Pilot Actions)” at 5 per cent, occupying the position the external cause held in the original template, but this is a proximate symptom of the crash, not the crash itself; the actual stated external trigger is, again, absent from the ranking. In both cases, the Auditor's Check 2 reasoning addresses only the fabricated percentages and does not note the omission, exactly the same shape of finding Section 8.8 reported for Southwest Run 3 — but this is not a repetition of that single case. It is the same predicted gap appearing, unprompted, on two more real runs in a case domain (Pakistani aviation and state-enterprise governance) with nothing in common with the original corpus.</w:t>
+      </w:r>
+    </w:p>
+    <w:p>
+      <w:pPr>
+        <w:spacing w:after="200" w:line="276"/>
+      </w:pPr>
+      <w:r>
+        <w:rPr>
+          <w:rFonts w:ascii="Calibri" w:cs="Calibri" w:eastAsia="Calibri" w:hAnsi="Calibri"/>
+          <w:sz w:val="22"/>
+          <w:szCs w:val="22"/>
+        </w:rPr>
+        <w:t xml:space="preserve">Where the external cause does appear in the ranking, its position is less fixed than the original nine runs suggested. PIA run 3 and Airlift run 3 place it last and smallest, matching the original template exactly. Airlift run 1 and run 2 place it third, at 15 and 10 per cent respectively — present, but neither last nor smallest. This is consistent with Section 8.7's own interpretation of the original result: what is stable is a general structural tendency toward pattern completion, not a rigid, fixed-position template.</w:t>
+      </w:r>
+    </w:p>
+    <w:p>
+      <w:pPr>
+        <w:spacing w:after="200" w:line="276"/>
+      </w:pPr>
+      <w:r>
+        <w:rPr>
+          <w:rFonts w:ascii="Calibri" w:cs="Calibri" w:eastAsia="Calibri" w:hAnsi="Calibri"/>
+          <w:sz w:val="22"/>
+          <w:szCs w:val="22"/>
+        </w:rPr>
+        <w:t xml:space="preserve">This extension is reported at exactly the scale it was run: three trials per case, not the nine used to characterise the original corpus, and is offered as corroborating evidence on two new, real cases rather than as an independent replication at the same statistical weight as Section 8.7. Running the same nine-trial protocol on PIA and Airlift is identified as remaining work in Section 10.3.</w:t>
+      </w:r>
+    </w:p>
+    <w:p>
+      <w:pPr>
+        <w:pStyle w:val="Heading1"/>
+        <w:spacing w:after="160" w:before="360"/>
+      </w:pPr>
+      <w:r>
+        <w:t xml:space="preserve">9. Engineering Challenges</w:t>
+      </w:r>
+    </w:p>
+    <w:p>
+      <w:pPr>
+        <w:spacing w:after="200" w:line="276"/>
+      </w:pPr>
+      <w:r>
+        <w:rPr>
+          <w:rFonts w:ascii="Calibri" w:cs="Calibri" w:eastAsia="Calibri" w:hAnsi="Calibri"/>
+          <w:sz w:val="22"/>
+          <w:szCs w:val="22"/>
+        </w:rPr>
+        <w:t xml:space="preserve">A substantial share of development time was spent on environment, tooling, and infrastructure issues rather than on the system's core logic. These are summarised thematically in Table 2 below, and are reported here on the view that the process of diagnosing and resolving them — generally through direct evidence (full tracebacks, live API queries, controlled rebuilds) rather than trial-and-error guessing — is itself part of the engineering record.</w:t>
+      </w:r>
+    </w:p>
+    <w:p>
+      <w:pPr>
+        <w:spacing w:after="240"/>
+      </w:pPr>
+      <w:r>
+        <w:rPr>
+          <w:rFonts w:ascii="Calibri" w:cs="Calibri" w:eastAsia="Calibri" w:hAnsi="Calibri"/>
+          <w:i/>
+          <w:iCs/>
+          <w:color w:val="555555"/>
+          <w:sz w:val="18"/>
+          <w:szCs w:val="18"/>
+        </w:rPr>
+        <w:t xml:space="preserve">Table 2. Summary of major technical issues encountered and their resolution.</w:t>
+      </w:r>
+    </w:p>
+    <w:tbl>
+      <w:tblPr>
+        <w:tblW w:type="dxa" w:w="9300"/>
+        <w:tblBorders>
+          <w:top w:val="single" w:color="auto" w:sz="4"/>
+          <w:left w:val="single" w:color="auto" w:sz="4"/>
+          <w:bottom w:val="single" w:color="auto" w:sz="4"/>
+          <w:right w:val="single" w:color="auto" w:sz="4"/>
+          <w:insideH w:val="single" w:color="auto" w:sz="4"/>
+          <w:insideV w:val="single" w:color="auto" w:sz="4"/>
+        </w:tblBorders>
+      </w:tblPr>
+      <w:tblGrid>
+        <w:gridCol w:w="1235"/>
+        <w:gridCol w:w="2634"/>
+        <w:gridCol w:w="2634"/>
+        <w:gridCol w:w="2797"/>
+      </w:tblGrid>
+      <w:tr>
+        <w:trPr>
+          <w:tblHeader/>
+        </w:trPr>
+        <w:tc>
+          <w:tcPr>
+            <w:tcW w:type="dxa" w:w="1235"/>
+            <w:shd w:fill="2F5496" w:val="clear"/>
+            <w:tcMar>
+              <w:top w:type="dxa" w:w="80"/>
+              <w:left w:type="dxa" w:w="100"/>
+              <w:bottom w:type="dxa" w:w="80"/>
+              <w:right w:type="dxa" w:w="100"/>
+            </w:tcMar>
+          </w:tcPr>
+          <w:p>
+            <w:r>
+              <w:rPr>
+                <w:rFonts w:ascii="Calibri" w:cs="Calibri" w:eastAsia="Calibri" w:hAnsi="Calibri"/>
+                <w:b/>
+                <w:bCs/>
+                <w:color w:val="FFFFFF"/>
+                <w:sz w:val="19"/>
+                <w:szCs w:val="19"/>
+              </w:rPr>
+              <w:t xml:space="preserve">Phase</w:t>
+            </w:r>
+          </w:p>
+        </w:tc>
+        <w:tc>
+          <w:tcPr>
+            <w:tcW w:type="dxa" w:w="2634"/>
+            <w:shd w:fill="2F5496" w:val="clear"/>
+            <w:tcMar>
+              <w:top w:type="dxa" w:w="80"/>
+              <w:left w:type="dxa" w:w="100"/>
+              <w:bottom w:type="dxa" w:w="80"/>
+              <w:right w:type="dxa" w:w="100"/>
+            </w:tcMar>
+          </w:tcPr>
+          <w:p>
+            <w:r>
+              <w:rPr>
+                <w:rFonts w:ascii="Calibri" w:cs="Calibri" w:eastAsia="Calibri" w:hAnsi="Calibri"/>
+                <w:b/>
+                <w:bCs/>
+                <w:color w:val="FFFFFF"/>
+                <w:sz w:val="19"/>
+                <w:szCs w:val="19"/>
+              </w:rPr>
+              <w:t xml:space="preserve">Issue</w:t>
+            </w:r>
+          </w:p>
+        </w:tc>
+        <w:tc>
+          <w:tcPr>
+            <w:tcW w:type="dxa" w:w="2634"/>
+            <w:shd w:fill="2F5496" w:val="clear"/>
+            <w:tcMar>
+              <w:top w:type="dxa" w:w="80"/>
+              <w:left w:type="dxa" w:w="100"/>
+              <w:bottom w:type="dxa" w:w="80"/>
+              <w:right w:type="dxa" w:w="100"/>
+            </w:tcMar>
+          </w:tcPr>
+          <w:p>
+            <w:r>
+              <w:rPr>
+                <w:rFonts w:ascii="Calibri" w:cs="Calibri" w:eastAsia="Calibri" w:hAnsi="Calibri"/>
+                <w:b/>
+                <w:bCs/>
+                <w:color w:val="FFFFFF"/>
+                <w:sz w:val="19"/>
+                <w:szCs w:val="19"/>
+              </w:rPr>
+              <w:t xml:space="preserve">Root Cause</w:t>
+            </w:r>
+          </w:p>
+        </w:tc>
+        <w:tc>
+          <w:tcPr>
+            <w:tcW w:type="dxa" w:w="2797"/>
+            <w:shd w:fill="2F5496" w:val="clear"/>
+            <w:tcMar>
+              <w:top w:type="dxa" w:w="80"/>
+              <w:left w:type="dxa" w:w="100"/>
+              <w:bottom w:type="dxa" w:w="80"/>
+              <w:right w:type="dxa" w:w="100"/>
+            </w:tcMar>
+          </w:tcPr>
+          <w:p>
+            <w:r>
+              <w:rPr>
+                <w:rFonts w:ascii="Calibri" w:cs="Calibri" w:eastAsia="Calibri" w:hAnsi="Calibri"/>
+                <w:b/>
+                <w:bCs/>
+                <w:color w:val="FFFFFF"/>
+                <w:sz w:val="19"/>
+                <w:szCs w:val="19"/>
+              </w:rPr>
+              <w:t xml:space="preserve">Resolution</w:t>
             </w:r>
           </w:p>
         </w:tc>
@@ -4442,97 +4925,97 @@
       <w:tr>
         <w:tc>
           <w:tcPr>
-            <w:tcW w:type="dxa" w:w="1500"/>
-            <w:tcMar>
-              <w:top w:type="dxa" w:w="80"/>
-              <w:left w:type="dxa" w:w="100"/>
-              <w:bottom w:type="dxa" w:w="80"/>
-              <w:right w:type="dxa" w:w="100"/>
-            </w:tcMar>
-          </w:tcPr>
-          <w:p>
-            <w:r>
-              <w:rPr>
-                <w:rFonts w:ascii="Calibri" w:cs="Calibri" w:eastAsia="Calibri" w:hAnsi="Calibri"/>
-                <w:b w:val="false"/>
-                <w:bCs w:val="false"/>
-                <w:color w:val="000000"/>
-                <w:sz w:val="19"/>
-                <w:szCs w:val="19"/>
-              </w:rPr>
-              <w:t xml:space="preserve">Pipeline Output</w:t>
-            </w:r>
-          </w:p>
-        </w:tc>
-        <w:tc>
-          <w:tcPr>
-            <w:tcW w:type="dxa" w:w="3200"/>
-            <w:tcMar>
-              <w:top w:type="dxa" w:w="80"/>
-              <w:left w:type="dxa" w:w="100"/>
-              <w:bottom w:type="dxa" w:w="80"/>
-              <w:right w:type="dxa" w:w="100"/>
-            </w:tcMar>
-          </w:tcPr>
-          <w:p>
-            <w:r>
-              <w:rPr>
-                <w:rFonts w:ascii="Calibri" w:cs="Calibri" w:eastAsia="Calibri" w:hAnsi="Calibri"/>
-                <w:b w:val="false"/>
-                <w:bCs w:val="false"/>
-                <w:color w:val="000000"/>
-                <w:sz w:val="19"/>
-                <w:szCs w:val="19"/>
-              </w:rPr>
-              <w:t xml:space="preserve">Analyst output silently overwrote prior Researcher-only output under the same filename</w:t>
-            </w:r>
-          </w:p>
-        </w:tc>
-        <w:tc>
-          <w:tcPr>
-            <w:tcW w:type="dxa" w:w="3200"/>
-            <w:tcMar>
-              <w:top w:type="dxa" w:w="80"/>
-              <w:left w:type="dxa" w:w="100"/>
-              <w:bottom w:type="dxa" w:w="80"/>
-              <w:right w:type="dxa" w:w="100"/>
-            </w:tcMar>
-          </w:tcPr>
-          <w:p>
-            <w:r>
-              <w:rPr>
-                <w:rFonts w:ascii="Calibri" w:cs="Calibri" w:eastAsia="Calibri" w:hAnsi="Calibri"/>
-                <w:b w:val="false"/>
-                <w:bCs w:val="false"/>
-                <w:color w:val="000000"/>
-                <w:sz w:val="19"/>
-                <w:szCs w:val="19"/>
-              </w:rPr>
-              <w:t xml:space="preserve">Static filenames tied to pipeline stage, not updated when the pipeline changed</w:t>
-            </w:r>
-          </w:p>
-        </w:tc>
-        <w:tc>
-          <w:tcPr>
-            <w:tcW w:type="dxa" w:w="3400"/>
-            <w:tcMar>
-              <w:top w:type="dxa" w:w="80"/>
-              <w:left w:type="dxa" w:w="100"/>
-              <w:bottom w:type="dxa" w:w="80"/>
-              <w:right w:type="dxa" w:w="100"/>
-            </w:tcMar>
-          </w:tcPr>
-          <w:p>
-            <w:r>
-              <w:rPr>
-                <w:rFonts w:ascii="Calibri" w:cs="Calibri" w:eastAsia="Calibri" w:hAnsi="Calibri"/>
-                <w:b w:val="false"/>
-                <w:bCs w:val="false"/>
-                <w:color w:val="000000"/>
-                <w:sz w:val="19"/>
-                <w:szCs w:val="19"/>
-              </w:rPr>
-              <w:t xml:space="preserve">Timestamp-based filenames generated automatically per run</w:t>
+            <w:tcW w:type="dxa" w:w="1235"/>
+            <w:tcMar>
+              <w:top w:type="dxa" w:w="80"/>
+              <w:left w:type="dxa" w:w="100"/>
+              <w:bottom w:type="dxa" w:w="80"/>
+              <w:right w:type="dxa" w:w="100"/>
+            </w:tcMar>
+          </w:tcPr>
+          <w:p>
+            <w:r>
+              <w:rPr>
+                <w:rFonts w:ascii="Calibri" w:cs="Calibri" w:eastAsia="Calibri" w:hAnsi="Calibri"/>
+                <w:b w:val="false"/>
+                <w:bCs w:val="false"/>
+                <w:color w:val="000000"/>
+                <w:sz w:val="19"/>
+                <w:szCs w:val="19"/>
+              </w:rPr>
+              <w:t xml:space="preserve">RAG Retrieval</w:t>
+            </w:r>
+          </w:p>
+        </w:tc>
+        <w:tc>
+          <w:tcPr>
+            <w:tcW w:type="dxa" w:w="2634"/>
+            <w:tcMar>
+              <w:top w:type="dxa" w:w="80"/>
+              <w:left w:type="dxa" w:w="100"/>
+              <w:bottom w:type="dxa" w:w="80"/>
+              <w:right w:type="dxa" w:w="100"/>
+            </w:tcMar>
+          </w:tcPr>
+          <w:p>
+            <w:r>
+              <w:rPr>
+                <w:rFonts w:ascii="Calibri" w:cs="Calibri" w:eastAsia="Calibri" w:hAnsi="Calibri"/>
+                <w:b w:val="false"/>
+                <w:bCs w:val="false"/>
+                <w:color w:val="000000"/>
+                <w:sz w:val="19"/>
+                <w:szCs w:val="19"/>
+              </w:rPr>
+              <w:t xml:space="preserve">Framework chunks never retrieved for case queries (0.00 recall, 3 retrievers)</w:t>
+            </w:r>
+          </w:p>
+        </w:tc>
+        <w:tc>
+          <w:tcPr>
+            <w:tcW w:type="dxa" w:w="2634"/>
+            <w:tcMar>
+              <w:top w:type="dxa" w:w="80"/>
+              <w:left w:type="dxa" w:w="100"/>
+              <w:bottom w:type="dxa" w:w="80"/>
+              <w:right w:type="dxa" w:w="100"/>
+            </w:tcMar>
+          </w:tcPr>
+          <w:p>
+            <w:r>
+              <w:rPr>
+                <w:rFonts w:ascii="Calibri" w:cs="Calibri" w:eastAsia="Calibri" w:hAnsi="Calibri"/>
+                <w:b w:val="false"/>
+                <w:bCs w:val="false"/>
+                <w:color w:val="000000"/>
+                <w:sz w:val="19"/>
+                <w:szCs w:val="19"/>
+              </w:rPr>
+              <w:t xml:space="preserve">Case narrative and framework definitions share almost no vocabulary</w:t>
+            </w:r>
+          </w:p>
+        </w:tc>
+        <w:tc>
+          <w:tcPr>
+            <w:tcW w:type="dxa" w:w="2797"/>
+            <w:tcMar>
+              <w:top w:type="dxa" w:w="80"/>
+              <w:left w:type="dxa" w:w="100"/>
+              <w:bottom w:type="dxa" w:w="80"/>
+              <w:right w:type="dxa" w:w="100"/>
+            </w:tcMar>
+          </w:tcPr>
+          <w:p>
+            <w:r>
+              <w:rPr>
+                <w:rFonts w:ascii="Calibri" w:cs="Calibri" w:eastAsia="Calibri" w:hAnsi="Calibri"/>
+                <w:b w:val="false"/>
+                <w:bCs w:val="false"/>
+                <w:color w:val="000000"/>
+                <w:sz w:val="19"/>
+                <w:szCs w:val="19"/>
+              </w:rPr>
+              <w:t xml:space="preserve">Query reformulation into diagnostic-technique language before retrieval — proven with a controlled experiment</w:t>
             </w:r>
           </w:p>
         </w:tc>
@@ -4540,7 +5023,595 @@
       <w:tr>
         <w:tc>
           <w:tcPr>
-            <w:tcW w:type="dxa" w:w="1500"/>
+            <w:tcW w:type="dxa" w:w="1235"/>
+            <w:tcMar>
+              <w:top w:type="dxa" w:w="80"/>
+              <w:left w:type="dxa" w:w="100"/>
+              <w:bottom w:type="dxa" w:w="80"/>
+              <w:right w:type="dxa" w:w="100"/>
+            </w:tcMar>
+          </w:tcPr>
+          <w:p>
+            <w:r>
+              <w:rPr>
+                <w:rFonts w:ascii="Calibri" w:cs="Calibri" w:eastAsia="Calibri" w:hAnsi="Calibri"/>
+                <w:b w:val="false"/>
+                <w:bCs w:val="false"/>
+                <w:color w:val="000000"/>
+                <w:sz w:val="19"/>
+                <w:szCs w:val="19"/>
+              </w:rPr>
+              <w:t xml:space="preserve">Environment</w:t>
+            </w:r>
+          </w:p>
+        </w:tc>
+        <w:tc>
+          <w:tcPr>
+            <w:tcW w:type="dxa" w:w="2634"/>
+            <w:tcMar>
+              <w:top w:type="dxa" w:w="80"/>
+              <w:left w:type="dxa" w:w="100"/>
+              <w:bottom w:type="dxa" w:w="80"/>
+              <w:right w:type="dxa" w:w="100"/>
+            </w:tcMar>
+          </w:tcPr>
+          <w:p>
+            <w:r>
+              <w:rPr>
+                <w:rFonts w:ascii="Calibri" w:cs="Calibri" w:eastAsia="Calibri" w:hAnsi="Calibri"/>
+                <w:b w:val="false"/>
+                <w:bCs w:val="false"/>
+                <w:color w:val="000000"/>
+                <w:sz w:val="19"/>
+                <w:szCs w:val="19"/>
+              </w:rPr>
+              <w:t xml:space="preserve">Filename casing/hyphen mismatches broke imports intermittently</w:t>
+            </w:r>
+          </w:p>
+        </w:tc>
+        <w:tc>
+          <w:tcPr>
+            <w:tcW w:type="dxa" w:w="2634"/>
+            <w:tcMar>
+              <w:top w:type="dxa" w:w="80"/>
+              <w:left w:type="dxa" w:w="100"/>
+              <w:bottom w:type="dxa" w:w="80"/>
+              <w:right w:type="dxa" w:w="100"/>
+            </w:tcMar>
+          </w:tcPr>
+          <w:p>
+            <w:r>
+              <w:rPr>
+                <w:rFonts w:ascii="Calibri" w:cs="Calibri" w:eastAsia="Calibri" w:hAnsi="Calibri"/>
+                <w:b w:val="false"/>
+                <w:bCs w:val="false"/>
+                <w:color w:val="000000"/>
+                <w:sz w:val="19"/>
+                <w:szCs w:val="19"/>
+              </w:rPr>
+              <w:t xml:space="preserve">macOS filesystem is case-insensitive; Python imports are not</w:t>
+            </w:r>
+          </w:p>
+        </w:tc>
+        <w:tc>
+          <w:tcPr>
+            <w:tcW w:type="dxa" w:w="2797"/>
+            <w:tcMar>
+              <w:top w:type="dxa" w:w="80"/>
+              <w:left w:type="dxa" w:w="100"/>
+              <w:bottom w:type="dxa" w:w="80"/>
+              <w:right w:type="dxa" w:w="100"/>
+            </w:tcMar>
+          </w:tcPr>
+          <w:p>
+            <w:r>
+              <w:rPr>
+                <w:rFonts w:ascii="Calibri" w:cs="Calibri" w:eastAsia="Calibri" w:hAnsi="Calibri"/>
+                <w:b w:val="false"/>
+                <w:bCs w:val="false"/>
+                <w:color w:val="000000"/>
+                <w:sz w:val="19"/>
+                <w:szCs w:val="19"/>
+              </w:rPr>
+              <w:t xml:space="preserve">Standardised naming, added grep-verification step after renames</w:t>
+            </w:r>
+          </w:p>
+        </w:tc>
+      </w:tr>
+      <w:tr>
+        <w:tc>
+          <w:tcPr>
+            <w:tcW w:type="dxa" w:w="1235"/>
+            <w:tcMar>
+              <w:top w:type="dxa" w:w="80"/>
+              <w:left w:type="dxa" w:w="100"/>
+              <w:bottom w:type="dxa" w:w="80"/>
+              <w:right w:type="dxa" w:w="100"/>
+            </w:tcMar>
+          </w:tcPr>
+          <w:p>
+            <w:r>
+              <w:rPr>
+                <w:rFonts w:ascii="Calibri" w:cs="Calibri" w:eastAsia="Calibri" w:hAnsi="Calibri"/>
+                <w:b w:val="false"/>
+                <w:bCs w:val="false"/>
+                <w:color w:val="000000"/>
+                <w:sz w:val="19"/>
+                <w:szCs w:val="19"/>
+              </w:rPr>
+              <w:t xml:space="preserve">Environment</w:t>
+            </w:r>
+          </w:p>
+        </w:tc>
+        <w:tc>
+          <w:tcPr>
+            <w:tcW w:type="dxa" w:w="2634"/>
+            <w:tcMar>
+              <w:top w:type="dxa" w:w="80"/>
+              <w:left w:type="dxa" w:w="100"/>
+              <w:bottom w:type="dxa" w:w="80"/>
+              <w:right w:type="dxa" w:w="100"/>
+            </w:tcMar>
+          </w:tcPr>
+          <w:p>
+            <w:r>
+              <w:rPr>
+                <w:rFonts w:ascii="Calibri" w:cs="Calibri" w:eastAsia="Calibri" w:hAnsi="Calibri"/>
+                <w:b w:val="false"/>
+                <w:bCs w:val="false"/>
+                <w:color w:val="000000"/>
+                <w:sz w:val="19"/>
+                <w:szCs w:val="19"/>
+              </w:rPr>
+              <w:t xml:space="preserve">crewai failed to install under Python 3.14</w:t>
+            </w:r>
+          </w:p>
+        </w:tc>
+        <w:tc>
+          <w:tcPr>
+            <w:tcW w:type="dxa" w:w="2634"/>
+            <w:tcMar>
+              <w:top w:type="dxa" w:w="80"/>
+              <w:left w:type="dxa" w:w="100"/>
+              <w:bottom w:type="dxa" w:w="80"/>
+              <w:right w:type="dxa" w:w="100"/>
+            </w:tcMar>
+          </w:tcPr>
+          <w:p>
+            <w:r>
+              <w:rPr>
+                <w:rFonts w:ascii="Calibri" w:cs="Calibri" w:eastAsia="Calibri" w:hAnsi="Calibri"/>
+                <w:b w:val="false"/>
+                <w:bCs w:val="false"/>
+                <w:color w:val="000000"/>
+                <w:sz w:val="19"/>
+                <w:szCs w:val="19"/>
+              </w:rPr>
+              <w:t xml:space="preserve">tiktoken had no prebuilt wheel for 3.14</w:t>
+            </w:r>
+          </w:p>
+        </w:tc>
+        <w:tc>
+          <w:tcPr>
+            <w:tcW w:type="dxa" w:w="2797"/>
+            <w:tcMar>
+              <w:top w:type="dxa" w:w="80"/>
+              <w:left w:type="dxa" w:w="100"/>
+              <w:bottom w:type="dxa" w:w="80"/>
+              <w:right w:type="dxa" w:w="100"/>
+            </w:tcMar>
+          </w:tcPr>
+          <w:p>
+            <w:r>
+              <w:rPr>
+                <w:rFonts w:ascii="Calibri" w:cs="Calibri" w:eastAsia="Calibri" w:hAnsi="Calibri"/>
+                <w:b w:val="false"/>
+                <w:bCs w:val="false"/>
+                <w:color w:val="000000"/>
+                <w:sz w:val="19"/>
+                <w:szCs w:val="19"/>
+              </w:rPr>
+              <w:t xml:space="preserve">Created a separate Python 3.12 virtual environment</w:t>
+            </w:r>
+          </w:p>
+        </w:tc>
+      </w:tr>
+      <w:tr>
+        <w:tc>
+          <w:tcPr>
+            <w:tcW w:type="dxa" w:w="1235"/>
+            <w:tcMar>
+              <w:top w:type="dxa" w:w="80"/>
+              <w:left w:type="dxa" w:w="100"/>
+              <w:bottom w:type="dxa" w:w="80"/>
+              <w:right w:type="dxa" w:w="100"/>
+            </w:tcMar>
+          </w:tcPr>
+          <w:p>
+            <w:r>
+              <w:rPr>
+                <w:rFonts w:ascii="Calibri" w:cs="Calibri" w:eastAsia="Calibri" w:hAnsi="Calibri"/>
+                <w:b w:val="false"/>
+                <w:bCs w:val="false"/>
+                <w:color w:val="000000"/>
+                <w:sz w:val="19"/>
+                <w:szCs w:val="19"/>
+              </w:rPr>
+              <w:t xml:space="preserve">LLM Provider</w:t>
+            </w:r>
+          </w:p>
+        </w:tc>
+        <w:tc>
+          <w:tcPr>
+            <w:tcW w:type="dxa" w:w="2634"/>
+            <w:tcMar>
+              <w:top w:type="dxa" w:w="80"/>
+              <w:left w:type="dxa" w:w="100"/>
+              <w:bottom w:type="dxa" w:w="80"/>
+              <w:right w:type="dxa" w:w="100"/>
+            </w:tcMar>
+          </w:tcPr>
+          <w:p>
+            <w:r>
+              <w:rPr>
+                <w:rFonts w:ascii="Calibri" w:cs="Calibri" w:eastAsia="Calibri" w:hAnsi="Calibri"/>
+                <w:b w:val="false"/>
+                <w:bCs w:val="false"/>
+                <w:color w:val="000000"/>
+                <w:sz w:val="19"/>
+                <w:szCs w:val="19"/>
+              </w:rPr>
+              <w:t xml:space="preserve">New API key format, model 404s, and a 20-requests/day quota on a preview model</w:t>
+            </w:r>
+          </w:p>
+        </w:tc>
+        <w:tc>
+          <w:tcPr>
+            <w:tcW w:type="dxa" w:w="2634"/>
+            <w:tcMar>
+              <w:top w:type="dxa" w:w="80"/>
+              <w:left w:type="dxa" w:w="100"/>
+              <w:bottom w:type="dxa" w:w="80"/>
+              <w:right w:type="dxa" w:w="100"/>
+            </w:tcMar>
+          </w:tcPr>
+          <w:p>
+            <w:r>
+              <w:rPr>
+                <w:rFonts w:ascii="Calibri" w:cs="Calibri" w:eastAsia="Calibri" w:hAnsi="Calibri"/>
+                <w:b w:val="false"/>
+                <w:bCs w:val="false"/>
+                <w:color w:val="000000"/>
+                <w:sz w:val="19"/>
+                <w:szCs w:val="19"/>
+              </w:rPr>
+              <w:t xml:space="preserve">New account restricted to newer model generation; preview models are deliberately throttled</w:t>
+            </w:r>
+          </w:p>
+        </w:tc>
+        <w:tc>
+          <w:tcPr>
+            <w:tcW w:type="dxa" w:w="2797"/>
+            <w:tcMar>
+              <w:top w:type="dxa" w:w="80"/>
+              <w:left w:type="dxa" w:w="100"/>
+              <w:bottom w:type="dxa" w:w="80"/>
+              <w:right w:type="dxa" w:w="100"/>
+            </w:tcMar>
+          </w:tcPr>
+          <w:p>
+            <w:r>
+              <w:rPr>
+                <w:rFonts w:ascii="Calibri" w:cs="Calibri" w:eastAsia="Calibri" w:hAnsi="Calibri"/>
+                <w:b w:val="false"/>
+                <w:bCs w:val="false"/>
+                <w:color w:val="000000"/>
+                <w:sz w:val="19"/>
+                <w:szCs w:val="19"/>
+              </w:rPr>
+              <w:t xml:space="preserve">Queried the live model list directly; selected an established, non-preview model with verified quota</w:t>
+            </w:r>
+          </w:p>
+        </w:tc>
+      </w:tr>
+      <w:tr>
+        <w:tc>
+          <w:tcPr>
+            <w:tcW w:type="dxa" w:w="1235"/>
+            <w:tcMar>
+              <w:top w:type="dxa" w:w="80"/>
+              <w:left w:type="dxa" w:w="100"/>
+              <w:bottom w:type="dxa" w:w="80"/>
+              <w:right w:type="dxa" w:w="100"/>
+            </w:tcMar>
+          </w:tcPr>
+          <w:p>
+            <w:r>
+              <w:rPr>
+                <w:rFonts w:ascii="Calibri" w:cs="Calibri" w:eastAsia="Calibri" w:hAnsi="Calibri"/>
+                <w:b w:val="false"/>
+                <w:bCs w:val="false"/>
+                <w:color w:val="000000"/>
+                <w:sz w:val="19"/>
+                <w:szCs w:val="19"/>
+              </w:rPr>
+              <w:t xml:space="preserve">Agent Framework</w:t>
+            </w:r>
+          </w:p>
+        </w:tc>
+        <w:tc>
+          <w:tcPr>
+            <w:tcW w:type="dxa" w:w="2634"/>
+            <w:tcMar>
+              <w:top w:type="dxa" w:w="80"/>
+              <w:left w:type="dxa" w:w="100"/>
+              <w:bottom w:type="dxa" w:w="80"/>
+              <w:right w:type="dxa" w:w="100"/>
+            </w:tcMar>
+          </w:tcPr>
+          <w:p>
+            <w:r>
+              <w:rPr>
+                <w:rFonts w:ascii="Calibri" w:cs="Calibri" w:eastAsia="Calibri" w:hAnsi="Calibri"/>
+                <w:b w:val="false"/>
+                <w:bCs w:val="false"/>
+                <w:color w:val="000000"/>
+                <w:sz w:val="19"/>
+                <w:szCs w:val="19"/>
+              </w:rPr>
+              <w:t xml:space="preserve">Two independent OPENAI_API_KEY errors despite an all-Gemini project</w:t>
+            </w:r>
+          </w:p>
+        </w:tc>
+        <w:tc>
+          <w:tcPr>
+            <w:tcW w:type="dxa" w:w="2634"/>
+            <w:tcMar>
+              <w:top w:type="dxa" w:w="80"/>
+              <w:left w:type="dxa" w:w="100"/>
+              <w:bottom w:type="dxa" w:w="80"/>
+              <w:right w:type="dxa" w:w="100"/>
+            </w:tcMar>
+          </w:tcPr>
+          <w:p>
+            <w:r>
+              <w:rPr>
+                <w:rFonts w:ascii="Calibri" w:cs="Calibri" w:eastAsia="Calibri" w:hAnsi="Calibri"/>
+                <w:b w:val="false"/>
+                <w:bCs w:val="false"/>
+                <w:color w:val="000000"/>
+                <w:sz w:val="19"/>
+                <w:szCs w:val="19"/>
+              </w:rPr>
+              <w:t xml:space="preserve">CrewAI Agents default to an OpenAI model when llm= is not explicitly set</w:t>
+            </w:r>
+          </w:p>
+        </w:tc>
+        <w:tc>
+          <w:tcPr>
+            <w:tcW w:type="dxa" w:w="2797"/>
+            <w:tcMar>
+              <w:top w:type="dxa" w:w="80"/>
+              <w:left w:type="dxa" w:w="100"/>
+              <w:bottom w:type="dxa" w:w="80"/>
+              <w:right w:type="dxa" w:w="100"/>
+            </w:tcMar>
+          </w:tcPr>
+          <w:p>
+            <w:r>
+              <w:rPr>
+                <w:rFonts w:ascii="Calibri" w:cs="Calibri" w:eastAsia="Calibri" w:hAnsi="Calibri"/>
+                <w:b w:val="false"/>
+                <w:bCs w:val="false"/>
+                <w:color w:val="000000"/>
+                <w:sz w:val="19"/>
+                <w:szCs w:val="19"/>
+              </w:rPr>
+              <w:t xml:space="preserve">Root-caused via full traceback; added a standing grep-based verification step after every Agent edit</w:t>
+            </w:r>
+          </w:p>
+        </w:tc>
+      </w:tr>
+      <w:tr>
+        <w:tc>
+          <w:tcPr>
+            <w:tcW w:type="dxa" w:w="1235"/>
+            <w:tcMar>
+              <w:top w:type="dxa" w:w="80"/>
+              <w:left w:type="dxa" w:w="100"/>
+              <w:bottom w:type="dxa" w:w="80"/>
+              <w:right w:type="dxa" w:w="100"/>
+            </w:tcMar>
+          </w:tcPr>
+          <w:p>
+            <w:r>
+              <w:rPr>
+                <w:rFonts w:ascii="Calibri" w:cs="Calibri" w:eastAsia="Calibri" w:hAnsi="Calibri"/>
+                <w:b w:val="false"/>
+                <w:bCs w:val="false"/>
+                <w:color w:val="000000"/>
+                <w:sz w:val="19"/>
+                <w:szCs w:val="19"/>
+              </w:rPr>
+              <w:t xml:space="preserve">Agent Framework</w:t>
+            </w:r>
+          </w:p>
+        </w:tc>
+        <w:tc>
+          <w:tcPr>
+            <w:tcW w:type="dxa" w:w="2634"/>
+            <w:tcMar>
+              <w:top w:type="dxa" w:w="80"/>
+              <w:left w:type="dxa" w:w="100"/>
+              <w:bottom w:type="dxa" w:w="80"/>
+              <w:right w:type="dxa" w:w="100"/>
+            </w:tcMar>
+          </w:tcPr>
+          <w:p>
+            <w:r>
+              <w:rPr>
+                <w:rFonts w:ascii="Calibri" w:cs="Calibri" w:eastAsia="Calibri" w:hAnsi="Calibri"/>
+                <w:b w:val="false"/>
+                <w:bCs w:val="false"/>
+                <w:color w:val="000000"/>
+                <w:sz w:val="19"/>
+                <w:szCs w:val="19"/>
+              </w:rPr>
+              <w:t xml:space="preserve">Native process crash (malloc/SIGABRT) on parallel tool calls</w:t>
+            </w:r>
+          </w:p>
+        </w:tc>
+        <w:tc>
+          <w:tcPr>
+            <w:tcW w:type="dxa" w:w="2634"/>
+            <w:tcMar>
+              <w:top w:type="dxa" w:w="80"/>
+              <w:left w:type="dxa" w:w="100"/>
+              <w:bottom w:type="dxa" w:w="80"/>
+              <w:right w:type="dxa" w:w="100"/>
+            </w:tcMar>
+          </w:tcPr>
+          <w:p>
+            <w:r>
+              <w:rPr>
+                <w:rFonts w:ascii="Calibri" w:cs="Calibri" w:eastAsia="Calibri" w:hAnsi="Calibri"/>
+                <w:b w:val="false"/>
+                <w:bCs w:val="false"/>
+                <w:color w:val="000000"/>
+                <w:sz w:val="19"/>
+                <w:szCs w:val="19"/>
+              </w:rPr>
+              <w:t xml:space="preserve">Race conditions in lazy retriever initialisation and unsynchronised concurrent queries</w:t>
+            </w:r>
+          </w:p>
+        </w:tc>
+        <w:tc>
+          <w:tcPr>
+            <w:tcW w:type="dxa" w:w="2797"/>
+            <w:tcMar>
+              <w:top w:type="dxa" w:w="80"/>
+              <w:left w:type="dxa" w:w="100"/>
+              <w:bottom w:type="dxa" w:w="80"/>
+              <w:right w:type="dxa" w:w="100"/>
+            </w:tcMar>
+          </w:tcPr>
+          <w:p>
+            <w:r>
+              <w:rPr>
+                <w:rFonts w:ascii="Calibri" w:cs="Calibri" w:eastAsia="Calibri" w:hAnsi="Calibri"/>
+                <w:b w:val="false"/>
+                <w:bCs w:val="false"/>
+                <w:color w:val="000000"/>
+                <w:sz w:val="19"/>
+                <w:szCs w:val="19"/>
+              </w:rPr>
+              <w:t xml:space="preserve">Build retriever at import time; wrap queries in a threading.Lock()</w:t>
+            </w:r>
+          </w:p>
+        </w:tc>
+      </w:tr>
+      <w:tr>
+        <w:tc>
+          <w:tcPr>
+            <w:tcW w:type="dxa" w:w="1235"/>
+            <w:tcMar>
+              <w:top w:type="dxa" w:w="80"/>
+              <w:left w:type="dxa" w:w="100"/>
+              <w:bottom w:type="dxa" w:w="80"/>
+              <w:right w:type="dxa" w:w="100"/>
+            </w:tcMar>
+          </w:tcPr>
+          <w:p>
+            <w:r>
+              <w:rPr>
+                <w:rFonts w:ascii="Calibri" w:cs="Calibri" w:eastAsia="Calibri" w:hAnsi="Calibri"/>
+                <w:b w:val="false"/>
+                <w:bCs w:val="false"/>
+                <w:color w:val="000000"/>
+                <w:sz w:val="19"/>
+                <w:szCs w:val="19"/>
+              </w:rPr>
+              <w:t xml:space="preserve">Pipeline Output</w:t>
+            </w:r>
+          </w:p>
+        </w:tc>
+        <w:tc>
+          <w:tcPr>
+            <w:tcW w:type="dxa" w:w="2634"/>
+            <w:tcMar>
+              <w:top w:type="dxa" w:w="80"/>
+              <w:left w:type="dxa" w:w="100"/>
+              <w:bottom w:type="dxa" w:w="80"/>
+              <w:right w:type="dxa" w:w="100"/>
+            </w:tcMar>
+          </w:tcPr>
+          <w:p>
+            <w:r>
+              <w:rPr>
+                <w:rFonts w:ascii="Calibri" w:cs="Calibri" w:eastAsia="Calibri" w:hAnsi="Calibri"/>
+                <w:b w:val="false"/>
+                <w:bCs w:val="false"/>
+                <w:color w:val="000000"/>
+                <w:sz w:val="19"/>
+                <w:szCs w:val="19"/>
+              </w:rPr>
+              <w:t xml:space="preserve">Analyst output silently overwrote prior Researcher-only output under the same filename</w:t>
+            </w:r>
+          </w:p>
+        </w:tc>
+        <w:tc>
+          <w:tcPr>
+            <w:tcW w:type="dxa" w:w="2634"/>
+            <w:tcMar>
+              <w:top w:type="dxa" w:w="80"/>
+              <w:left w:type="dxa" w:w="100"/>
+              <w:bottom w:type="dxa" w:w="80"/>
+              <w:right w:type="dxa" w:w="100"/>
+            </w:tcMar>
+          </w:tcPr>
+          <w:p>
+            <w:r>
+              <w:rPr>
+                <w:rFonts w:ascii="Calibri" w:cs="Calibri" w:eastAsia="Calibri" w:hAnsi="Calibri"/>
+                <w:b w:val="false"/>
+                <w:bCs w:val="false"/>
+                <w:color w:val="000000"/>
+                <w:sz w:val="19"/>
+                <w:szCs w:val="19"/>
+              </w:rPr>
+              <w:t xml:space="preserve">Static filenames tied to pipeline stage, not updated when the pipeline changed</w:t>
+            </w:r>
+          </w:p>
+        </w:tc>
+        <w:tc>
+          <w:tcPr>
+            <w:tcW w:type="dxa" w:w="2797"/>
+            <w:tcMar>
+              <w:top w:type="dxa" w:w="80"/>
+              <w:left w:type="dxa" w:w="100"/>
+              <w:bottom w:type="dxa" w:w="80"/>
+              <w:right w:type="dxa" w:w="100"/>
+            </w:tcMar>
+          </w:tcPr>
+          <w:p>
+            <w:r>
+              <w:rPr>
+                <w:rFonts w:ascii="Calibri" w:cs="Calibri" w:eastAsia="Calibri" w:hAnsi="Calibri"/>
+                <w:b w:val="false"/>
+                <w:bCs w:val="false"/>
+                <w:color w:val="000000"/>
+                <w:sz w:val="19"/>
+                <w:szCs w:val="19"/>
+              </w:rPr>
+              <w:t xml:space="preserve">Timestamp-based filenames generated automatically per run</w:t>
+            </w:r>
+          </w:p>
+        </w:tc>
+      </w:tr>
+      <w:tr>
+        <w:tc>
+          <w:tcPr>
+            <w:tcW w:type="dxa" w:w="1235"/>
             <w:tcMar>
               <w:top w:type="dxa" w:w="80"/>
               <w:left w:type="dxa" w:w="100"/>
@@ -4564,7 +5635,7 @@
         </w:tc>
         <w:tc>
           <w:tcPr>
-            <w:tcW w:type="dxa" w:w="3200"/>
+            <w:tcW w:type="dxa" w:w="2634"/>
             <w:tcMar>
               <w:top w:type="dxa" w:w="80"/>
               <w:left w:type="dxa" w:w="100"/>
@@ -4588,7 +5659,7 @@
         </w:tc>
         <w:tc>
           <w:tcPr>
-            <w:tcW w:type="dxa" w:w="3200"/>
+            <w:tcW w:type="dxa" w:w="2634"/>
             <w:tcMar>
               <w:top w:type="dxa" w:w="80"/>
               <w:left w:type="dxa" w:w="100"/>
@@ -4612,7 +5683,7 @@
         </w:tc>
         <w:tc>
           <w:tcPr>
-            <w:tcW w:type="dxa" w:w="3400"/>
+            <w:tcW w:type="dxa" w:w="2797"/>
             <w:tcMar>
               <w:top w:type="dxa" w:w="80"/>
               <w:left w:type="dxa" w:w="100"/>
@@ -4631,6 +5702,790 @@
                 <w:szCs w:val="19"/>
               </w:rPr>
               <w:t xml:space="preserve">Added a Check 3 extraction block; validated against 65 real saved verdict files (zero new API calls), fixing five distinct parsing bugs found through iteration against real data</w:t>
+            </w:r>
+          </w:p>
+        </w:tc>
+      </w:tr>
+      <w:tr>
+        <w:tc>
+          <w:tcPr>
+            <w:tcW w:type="dxa" w:w="1235"/>
+            <w:tcMar>
+              <w:top w:type="dxa" w:w="80"/>
+              <w:left w:type="dxa" w:w="100"/>
+              <w:bottom w:type="dxa" w:w="80"/>
+              <w:right w:type="dxa" w:w="100"/>
+            </w:tcMar>
+          </w:tcPr>
+          <w:p>
+            <w:r>
+              <w:rPr>
+                <w:rFonts w:ascii="Calibri" w:cs="Calibri" w:eastAsia="Calibri" w:hAnsi="Calibri"/>
+                <w:b w:val="false"/>
+                <w:bCs w:val="false"/>
+                <w:color w:val="000000"/>
+                <w:sz w:val="19"/>
+                <w:szCs w:val="19"/>
+              </w:rPr>
+              <w:t xml:space="preserve">RAG Integrity</w:t>
+            </w:r>
+          </w:p>
+        </w:tc>
+        <w:tc>
+          <w:tcPr>
+            <w:tcW w:type="dxa" w:w="2634"/>
+            <w:tcMar>
+              <w:top w:type="dxa" w:w="80"/>
+              <w:left w:type="dxa" w:w="100"/>
+              <w:bottom w:type="dxa" w:w="80"/>
+              <w:right w:type="dxa" w:w="100"/>
+            </w:tcMar>
+          </w:tcPr>
+          <w:p>
+            <w:r>
+              <w:rPr>
+                <w:rFonts w:ascii="Calibri" w:cs="Calibri" w:eastAsia="Calibri" w:hAnsi="Calibri"/>
+                <w:b w:val="false"/>
+                <w:bCs w:val="false"/>
+                <w:color w:val="000000"/>
+                <w:sz w:val="19"/>
+                <w:szCs w:val="19"/>
+              </w:rPr>
+              <w:t xml:space="preserve">RAG indexing did not apply the same ground-truth filter as the direct diagnostic input path</w:t>
+            </w:r>
+          </w:p>
+        </w:tc>
+        <w:tc>
+          <w:tcPr>
+            <w:tcW w:type="dxa" w:w="2634"/>
+            <w:tcMar>
+              <w:top w:type="dxa" w:w="80"/>
+              <w:left w:type="dxa" w:w="100"/>
+              <w:bottom w:type="dxa" w:w="80"/>
+              <w:right w:type="dxa" w:w="100"/>
+            </w:tcMar>
+          </w:tcPr>
+          <w:p>
+            <w:r>
+              <w:rPr>
+                <w:rFonts w:ascii="Calibri" w:cs="Calibri" w:eastAsia="Calibri" w:hAnsi="Calibri"/>
+                <w:b w:val="false"/>
+                <w:bCs w:val="false"/>
+                <w:color w:val="000000"/>
+                <w:sz w:val="19"/>
+                <w:szCs w:val="19"/>
+              </w:rPr>
+              <w:t xml:space="preserve">case_loader.py and rag_pipeline_starter.py enforced the same safety property via two independently maintained section lists</w:t>
+            </w:r>
+          </w:p>
+        </w:tc>
+        <w:tc>
+          <w:tcPr>
+            <w:tcW w:type="dxa" w:w="2797"/>
+            <w:tcMar>
+              <w:top w:type="dxa" w:w="80"/>
+              <w:left w:type="dxa" w:w="100"/>
+              <w:bottom w:type="dxa" w:w="80"/>
+              <w:right w:type="dxa" w:w="100"/>
+            </w:tcMar>
+          </w:tcPr>
+          <w:p>
+            <w:r>
+              <w:rPr>
+                <w:rFonts w:ascii="Calibri" w:cs="Calibri" w:eastAsia="Calibri" w:hAnsi="Calibri"/>
+                <w:b w:val="false"/>
+                <w:bCs w:val="false"/>
+                <w:color w:val="000000"/>
+                <w:sz w:val="19"/>
+                <w:szCs w:val="19"/>
+              </w:rPr>
+              <w:t xml:space="preserve">chunk_case_file() now imports the single INPUT_SECTIONS filter directly from case_loader.py; rebuilt corpus confirmed 9/9 case chunks leak-free</w:t>
+            </w:r>
+          </w:p>
+        </w:tc>
+      </w:tr>
+      <w:tr>
+        <w:tc>
+          <w:tcPr>
+            <w:tcW w:type="dxa" w:w="1235"/>
+            <w:tcMar>
+              <w:top w:type="dxa" w:w="80"/>
+              <w:left w:type="dxa" w:w="100"/>
+              <w:bottom w:type="dxa" w:w="80"/>
+              <w:right w:type="dxa" w:w="100"/>
+            </w:tcMar>
+          </w:tcPr>
+          <w:p>
+            <w:r>
+              <w:rPr>
+                <w:rFonts w:ascii="Calibri" w:cs="Calibri" w:eastAsia="Calibri" w:hAnsi="Calibri"/>
+                <w:b w:val="false"/>
+                <w:bCs w:val="false"/>
+                <w:color w:val="000000"/>
+                <w:sz w:val="19"/>
+                <w:szCs w:val="19"/>
+              </w:rPr>
+              <w:t xml:space="preserve">Dependency Management</w:t>
+            </w:r>
+          </w:p>
+        </w:tc>
+        <w:tc>
+          <w:tcPr>
+            <w:tcW w:type="dxa" w:w="2634"/>
+            <w:tcMar>
+              <w:top w:type="dxa" w:w="80"/>
+              <w:left w:type="dxa" w:w="100"/>
+              <w:bottom w:type="dxa" w:w="80"/>
+              <w:right w:type="dxa" w:w="100"/>
+            </w:tcMar>
+          </w:tcPr>
+          <w:p>
+            <w:r>
+              <w:rPr>
+                <w:rFonts w:ascii="Calibri" w:cs="Calibri" w:eastAsia="Calibri" w:hAnsi="Calibri"/>
+                <w:b w:val="false"/>
+                <w:bCs w:val="false"/>
+                <w:color w:val="000000"/>
+                <w:sz w:val="19"/>
+                <w:szCs w:val="19"/>
+              </w:rPr>
+              <w:t xml:space="preserve">The pipeline's Gemini provider and the MCP server's ChromaDB version could not safely share one environment or one persist directory</w:t>
+            </w:r>
+          </w:p>
+        </w:tc>
+        <w:tc>
+          <w:tcPr>
+            <w:tcW w:type="dxa" w:w="2634"/>
+            <w:tcMar>
+              <w:top w:type="dxa" w:w="80"/>
+              <w:left w:type="dxa" w:w="100"/>
+              <w:bottom w:type="dxa" w:w="80"/>
+              <w:right w:type="dxa" w:w="100"/>
+            </w:tcMar>
+          </w:tcPr>
+          <w:p>
+            <w:r>
+              <w:rPr>
+                <w:rFonts w:ascii="Calibri" w:cs="Calibri" w:eastAsia="Calibri" w:hAnsi="Calibri"/>
+                <w:b w:val="false"/>
+                <w:bCs w:val="false"/>
+                <w:color w:val="000000"/>
+                <w:sz w:val="19"/>
+                <w:szCs w:val="19"/>
+              </w:rPr>
+              <w:t xml:space="preserve">crewai 1.15.17 requires the google-genai extra to avoid a silent langchain/tiktoken fallback; the two environments' ChromaDB native bindings cannot read each other's on-disk schema</w:t>
+            </w:r>
+          </w:p>
+        </w:tc>
+        <w:tc>
+          <w:tcPr>
+            <w:tcW w:type="dxa" w:w="2797"/>
+            <w:tcMar>
+              <w:top w:type="dxa" w:w="80"/>
+              <w:left w:type="dxa" w:w="100"/>
+              <w:bottom w:type="dxa" w:w="80"/>
+              <w:right w:type="dxa" w:w="100"/>
+            </w:tcMar>
+          </w:tcPr>
+          <w:p>
+            <w:r>
+              <w:rPr>
+                <w:rFonts w:ascii="Calibri" w:cs="Calibri" w:eastAsia="Calibri" w:hAnsi="Calibri"/>
+                <w:b w:val="false"/>
+                <w:bCs w:val="false"/>
+                <w:color w:val="000000"/>
+                <w:sz w:val="19"/>
+                <w:szCs w:val="19"/>
+              </w:rPr>
+              <w:t xml:space="preserve">Pinned crewai[google-genai]==1.15.17 exactly; made the ChromaDB persist directory configurable per environment via CHROMA_PERSIST_DIR, giving each its own index</w:t>
+            </w:r>
+          </w:p>
+        </w:tc>
+      </w:tr>
+      <w:tr>
+        <w:tc>
+          <w:tcPr>
+            <w:tcW w:type="dxa" w:w="1235"/>
+            <w:tcMar>
+              <w:top w:type="dxa" w:w="80"/>
+              <w:left w:type="dxa" w:w="100"/>
+              <w:bottom w:type="dxa" w:w="80"/>
+              <w:right w:type="dxa" w:w="100"/>
+            </w:tcMar>
+          </w:tcPr>
+          <w:p>
+            <w:r>
+              <w:rPr>
+                <w:rFonts w:ascii="Calibri" w:cs="Calibri" w:eastAsia="Calibri" w:hAnsi="Calibri"/>
+                <w:b w:val="false"/>
+                <w:bCs w:val="false"/>
+                <w:color w:val="000000"/>
+                <w:sz w:val="19"/>
+                <w:szCs w:val="19"/>
+              </w:rPr>
+              <w:t xml:space="preserve">MCP Integration</w:t>
+            </w:r>
+          </w:p>
+        </w:tc>
+        <w:tc>
+          <w:tcPr>
+            <w:tcW w:type="dxa" w:w="2634"/>
+            <w:tcMar>
+              <w:top w:type="dxa" w:w="80"/>
+              <w:left w:type="dxa" w:w="100"/>
+              <w:bottom w:type="dxa" w:w="80"/>
+              <w:right w:type="dxa" w:w="100"/>
+            </w:tcMar>
+          </w:tcPr>
+          <w:p>
+            <w:r>
+              <w:rPr>
+                <w:rFonts w:ascii="Calibri" w:cs="Calibri" w:eastAsia="Calibri" w:hAnsi="Calibri"/>
+                <w:b w:val="false"/>
+                <w:bCs w:val="false"/>
+                <w:color w:val="000000"/>
+                <w:sz w:val="19"/>
+                <w:szCs w:val="19"/>
+              </w:rPr>
+              <w:t xml:space="preserve">Qoder's MCP host showed the retrieval server as disconnected even though it worked correctly once running</w:t>
+            </w:r>
+          </w:p>
+        </w:tc>
+        <w:tc>
+          <w:tcPr>
+            <w:tcW w:type="dxa" w:w="2634"/>
+            <w:tcMar>
+              <w:top w:type="dxa" w:w="80"/>
+              <w:left w:type="dxa" w:w="100"/>
+              <w:bottom w:type="dxa" w:w="80"/>
+              <w:right w:type="dxa" w:w="100"/>
+            </w:tcMar>
+          </w:tcPr>
+          <w:p>
+            <w:r>
+              <w:rPr>
+                <w:rFonts w:ascii="Calibri" w:cs="Calibri" w:eastAsia="Calibri" w:hAnsi="Calibri"/>
+                <w:b w:val="false"/>
+                <w:bCs w:val="false"/>
+                <w:color w:val="000000"/>
+                <w:sz w:val="19"/>
+                <w:szCs w:val="19"/>
+              </w:rPr>
+              <w:t xml:space="preserve">Qoder treats any stderr emitted during a server's startup window as a connection failure; the server's eager embedding-model load emits a Hugging Face warning and a progress bar to stderr</w:t>
+            </w:r>
+          </w:p>
+        </w:tc>
+        <w:tc>
+          <w:tcPr>
+            <w:tcW w:type="dxa" w:w="2797"/>
+            <w:tcMar>
+              <w:top w:type="dxa" w:w="80"/>
+              <w:left w:type="dxa" w:w="100"/>
+              <w:bottom w:type="dxa" w:w="80"/>
+              <w:right w:type="dxa" w:w="100"/>
+            </w:tcMar>
+          </w:tcPr>
+          <w:p>
+            <w:r>
+              <w:rPr>
+                <w:rFonts w:ascii="Calibri" w:cs="Calibri" w:eastAsia="Calibri" w:hAnsi="Calibri"/>
+                <w:b w:val="false"/>
+                <w:bCs w:val="false"/>
+                <w:color w:val="000000"/>
+                <w:sz w:val="19"/>
+                <w:szCs w:val="19"/>
+              </w:rPr>
+              <w:t xml:space="preserve">Redirected stdout/stderr to devnull specifically during the model-load import window, restored immediately after</w:t>
+            </w:r>
+          </w:p>
+        </w:tc>
+      </w:tr>
+      <w:tr>
+        <w:tc>
+          <w:tcPr>
+            <w:tcW w:type="dxa" w:w="1235"/>
+            <w:tcMar>
+              <w:top w:type="dxa" w:w="80"/>
+              <w:left w:type="dxa" w:w="100"/>
+              <w:bottom w:type="dxa" w:w="80"/>
+              <w:right w:type="dxa" w:w="100"/>
+            </w:tcMar>
+          </w:tcPr>
+          <w:p>
+            <w:r>
+              <w:rPr>
+                <w:rFonts w:ascii="Calibri" w:cs="Calibri" w:eastAsia="Calibri" w:hAnsi="Calibri"/>
+                <w:b w:val="false"/>
+                <w:bCs w:val="false"/>
+                <w:color w:val="000000"/>
+                <w:sz w:val="19"/>
+                <w:szCs w:val="19"/>
+              </w:rPr>
+              <w:t xml:space="preserve">UI Integration</w:t>
+            </w:r>
+          </w:p>
+        </w:tc>
+        <w:tc>
+          <w:tcPr>
+            <w:tcW w:type="dxa" w:w="2634"/>
+            <w:tcMar>
+              <w:top w:type="dxa" w:w="80"/>
+              <w:left w:type="dxa" w:w="100"/>
+              <w:bottom w:type="dxa" w:w="80"/>
+              <w:right w:type="dxa" w:w="100"/>
+            </w:tcMar>
+          </w:tcPr>
+          <w:p>
+            <w:r>
+              <w:rPr>
+                <w:rFonts w:ascii="Calibri" w:cs="Calibri" w:eastAsia="Calibri" w:hAnsi="Calibri"/>
+                <w:b w:val="false"/>
+                <w:bCs w:val="false"/>
+                <w:color w:val="000000"/>
+                <w:sz w:val="19"/>
+                <w:szCs w:val="19"/>
+              </w:rPr>
+              <w:t xml:space="preserve">A FLAGGED_FOR_REVIEW result froze the demo UI on its loading screen with no error surfaced</w:t>
+            </w:r>
+          </w:p>
+        </w:tc>
+        <w:tc>
+          <w:tcPr>
+            <w:tcW w:type="dxa" w:w="2634"/>
+            <w:tcMar>
+              <w:top w:type="dxa" w:w="80"/>
+              <w:left w:type="dxa" w:w="100"/>
+              <w:bottom w:type="dxa" w:w="80"/>
+              <w:right w:type="dxa" w:w="100"/>
+            </w:tcMar>
+          </w:tcPr>
+          <w:p>
+            <w:r>
+              <w:rPr>
+                <w:rFonts w:ascii="Calibri" w:cs="Calibri" w:eastAsia="Calibri" w:hAnsi="Calibri"/>
+                <w:b w:val="false"/>
+                <w:bCs w:val="false"/>
+                <w:color w:val="000000"/>
+                <w:sz w:val="19"/>
+                <w:szCs w:val="19"/>
+              </w:rPr>
+              <w:t xml:space="preserve">classList.add('') throws a DOMException on an empty string; the FLAGGED_FOR_REVIEW rendering path passed an empty class name where the other two outcomes passed a real one</w:t>
+            </w:r>
+          </w:p>
+        </w:tc>
+        <w:tc>
+          <w:tcPr>
+            <w:tcW w:type="dxa" w:w="2797"/>
+            <w:tcMar>
+              <w:top w:type="dxa" w:w="80"/>
+              <w:left w:type="dxa" w:w="100"/>
+              <w:bottom w:type="dxa" w:w="80"/>
+              <w:right w:type="dxa" w:w="100"/>
+            </w:tcMar>
+          </w:tcPr>
+          <w:p>
+            <w:r>
+              <w:rPr>
+                <w:rFonts w:ascii="Calibri" w:cs="Calibri" w:eastAsia="Calibri" w:hAnsi="Calibri"/>
+                <w:b w:val="false"/>
+                <w:bCs w:val="false"/>
+                <w:color w:val="000000"/>
+                <w:sz w:val="19"/>
+                <w:szCs w:val="19"/>
+              </w:rPr>
+              <w:t xml:space="preserve">Passed a real, unstyled class name instead of an empty string</w:t>
+            </w:r>
+          </w:p>
+        </w:tc>
+      </w:tr>
+      <w:tr>
+        <w:tc>
+          <w:tcPr>
+            <w:tcW w:type="dxa" w:w="1235"/>
+            <w:tcMar>
+              <w:top w:type="dxa" w:w="80"/>
+              <w:left w:type="dxa" w:w="100"/>
+              <w:bottom w:type="dxa" w:w="80"/>
+              <w:right w:type="dxa" w:w="100"/>
+            </w:tcMar>
+          </w:tcPr>
+          <w:p>
+            <w:r>
+              <w:rPr>
+                <w:rFonts w:ascii="Calibri" w:cs="Calibri" w:eastAsia="Calibri" w:hAnsi="Calibri"/>
+                <w:b w:val="false"/>
+                <w:bCs w:val="false"/>
+                <w:color w:val="000000"/>
+                <w:sz w:val="19"/>
+                <w:szCs w:val="19"/>
+              </w:rPr>
+              <w:t xml:space="preserve">UI Integration</w:t>
+            </w:r>
+          </w:p>
+        </w:tc>
+        <w:tc>
+          <w:tcPr>
+            <w:tcW w:type="dxa" w:w="2634"/>
+            <w:tcMar>
+              <w:top w:type="dxa" w:w="80"/>
+              <w:left w:type="dxa" w:w="100"/>
+              <w:bottom w:type="dxa" w:w="80"/>
+              <w:right w:type="dxa" w:w="100"/>
+            </w:tcMar>
+          </w:tcPr>
+          <w:p>
+            <w:r>
+              <w:rPr>
+                <w:rFonts w:ascii="Calibri" w:cs="Calibri" w:eastAsia="Calibri" w:hAnsi="Calibri"/>
+                <w:b w:val="false"/>
+                <w:bCs w:val="false"/>
+                <w:color w:val="000000"/>
+                <w:sz w:val="19"/>
+                <w:szCs w:val="19"/>
+              </w:rPr>
+              <w:t xml:space="preserve">The fidelity check's demo-facing feedback silently dropped every violation beyond the first, or showed a passing instance's text as the stated reason</w:t>
+            </w:r>
+          </w:p>
+        </w:tc>
+        <w:tc>
+          <w:tcPr>
+            <w:tcW w:type="dxa" w:w="2634"/>
+            <w:tcMar>
+              <w:top w:type="dxa" w:w="80"/>
+              <w:left w:type="dxa" w:w="100"/>
+              <w:bottom w:type="dxa" w:w="80"/>
+              <w:right w:type="dxa" w:w="100"/>
+            </w:tcMar>
+          </w:tcPr>
+          <w:p>
+            <w:r>
+              <w:rPr>
+                <w:rFonts w:ascii="Calibri" w:cs="Calibri" w:eastAsia="Calibri" w:hAnsi="Calibri"/>
+                <w:b w:val="false"/>
+                <w:bCs w:val="false"/>
+                <w:color w:val="000000"/>
+                <w:sz w:val="19"/>
+                <w:szCs w:val="19"/>
+              </w:rPr>
+              <w:t xml:space="preserve">simplify_fidelity_feedback() took only the first line after “Instances found:” per check, with no check for whether that instance was itself a PASS or a FAIL</w:t>
+            </w:r>
+          </w:p>
+        </w:tc>
+        <w:tc>
+          <w:tcPr>
+            <w:tcW w:type="dxa" w:w="2797"/>
+            <w:tcMar>
+              <w:top w:type="dxa" w:w="80"/>
+              <w:left w:type="dxa" w:w="100"/>
+              <w:bottom w:type="dxa" w:w="80"/>
+              <w:right w:type="dxa" w:w="100"/>
+            </w:tcMar>
+          </w:tcPr>
+          <w:p>
+            <w:r>
+              <w:rPr>
+                <w:rFonts w:ascii="Calibri" w:cs="Calibri" w:eastAsia="Calibri" w:hAnsi="Calibri"/>
+                <w:b w:val="false"/>
+                <w:bCs w:val="false"/>
+                <w:color w:val="000000"/>
+                <w:sz w:val="19"/>
+                <w:szCs w:val="19"/>
+              </w:rPr>
+              <w:t xml:space="preserve">Split “Instances found:” into per-instance chunks, kept only FAIL-marked chunks, surfaced up to three full instances per check</w:t>
+            </w:r>
+          </w:p>
+        </w:tc>
+      </w:tr>
+      <w:tr>
+        <w:tc>
+          <w:tcPr>
+            <w:tcW w:type="dxa" w:w="1235"/>
+            <w:tcMar>
+              <w:top w:type="dxa" w:w="80"/>
+              <w:left w:type="dxa" w:w="100"/>
+              <w:bottom w:type="dxa" w:w="80"/>
+              <w:right w:type="dxa" w:w="100"/>
+            </w:tcMar>
+          </w:tcPr>
+          <w:p>
+            <w:r>
+              <w:rPr>
+                <w:rFonts w:ascii="Calibri" w:cs="Calibri" w:eastAsia="Calibri" w:hAnsi="Calibri"/>
+                <w:b w:val="false"/>
+                <w:bCs w:val="false"/>
+                <w:color w:val="000000"/>
+                <w:sz w:val="19"/>
+                <w:szCs w:val="19"/>
+              </w:rPr>
+              <w:t xml:space="preserve">UI Integration</w:t>
+            </w:r>
+          </w:p>
+        </w:tc>
+        <w:tc>
+          <w:tcPr>
+            <w:tcW w:type="dxa" w:w="2634"/>
+            <w:tcMar>
+              <w:top w:type="dxa" w:w="80"/>
+              <w:left w:type="dxa" w:w="100"/>
+              <w:bottom w:type="dxa" w:w="80"/>
+              <w:right w:type="dxa" w:w="100"/>
+            </w:tcMar>
+          </w:tcPr>
+          <w:p>
+            <w:r>
+              <w:rPr>
+                <w:rFonts w:ascii="Calibri" w:cs="Calibri" w:eastAsia="Calibri" w:hAnsi="Calibri"/>
+                <w:b w:val="false"/>
+                <w:bCs w:val="false"/>
+                <w:color w:val="000000"/>
+                <w:sz w:val="19"/>
+                <w:szCs w:val="19"/>
+              </w:rPr>
+              <w:t xml:space="preserve">Check 3's real fabrication findings were sometimes mislabelled as Check 2 ranking issues in the demo UI</w:t>
+            </w:r>
+          </w:p>
+        </w:tc>
+        <w:tc>
+          <w:tcPr>
+            <w:tcW w:type="dxa" w:w="2634"/>
+            <w:tcMar>
+              <w:top w:type="dxa" w:w="80"/>
+              <w:left w:type="dxa" w:w="100"/>
+              <w:bottom w:type="dxa" w:w="80"/>
+              <w:right w:type="dxa" w:w="100"/>
+            </w:tcMar>
+          </w:tcPr>
+          <w:p>
+            <w:r>
+              <w:rPr>
+                <w:rFonts w:ascii="Calibri" w:cs="Calibri" w:eastAsia="Calibri" w:hAnsi="Calibri"/>
+                <w:b w:val="false"/>
+                <w:bCs w:val="false"/>
+                <w:color w:val="000000"/>
+                <w:sz w:val="19"/>
+                <w:szCs w:val="19"/>
+              </w:rPr>
+              <w:t xml:space="preserve">An unbounded Check 2 section-match regex captured through to the end of the document, including Check 3's own numbered findings</w:t>
+            </w:r>
+          </w:p>
+        </w:tc>
+        <w:tc>
+          <w:tcPr>
+            <w:tcW w:type="dxa" w:w="2797"/>
+            <w:tcMar>
+              <w:top w:type="dxa" w:w="80"/>
+              <w:left w:type="dxa" w:w="100"/>
+              <w:bottom w:type="dxa" w:w="80"/>
+              <w:right w:type="dxa" w:w="100"/>
+            </w:tcMar>
+          </w:tcPr>
+          <w:p>
+            <w:r>
+              <w:rPr>
+                <w:rFonts w:ascii="Calibri" w:cs="Calibri" w:eastAsia="Calibri" w:hAnsi="Calibri"/>
+                <w:b w:val="false"/>
+                <w:bCs w:val="false"/>
+                <w:color w:val="000000"/>
+                <w:sz w:val="19"/>
+                <w:szCs w:val="19"/>
+              </w:rPr>
+              <w:t xml:space="preserve">Bounded the Check 2 match to stop at the next section heading, identical to the pattern already used for Check 3</w:t>
+            </w:r>
+          </w:p>
+        </w:tc>
+      </w:tr>
+      <w:tr>
+        <w:tc>
+          <w:tcPr>
+            <w:tcW w:type="dxa" w:w="1235"/>
+            <w:tcMar>
+              <w:top w:type="dxa" w:w="80"/>
+              <w:left w:type="dxa" w:w="100"/>
+              <w:bottom w:type="dxa" w:w="80"/>
+              <w:right w:type="dxa" w:w="100"/>
+            </w:tcMar>
+          </w:tcPr>
+          <w:p>
+            <w:r>
+              <w:rPr>
+                <w:rFonts w:ascii="Calibri" w:cs="Calibri" w:eastAsia="Calibri" w:hAnsi="Calibri"/>
+                <w:b w:val="false"/>
+                <w:bCs w:val="false"/>
+                <w:color w:val="000000"/>
+                <w:sz w:val="19"/>
+                <w:szCs w:val="19"/>
+              </w:rPr>
+              <w:t xml:space="preserve">UI Integration</w:t>
+            </w:r>
+          </w:p>
+        </w:tc>
+        <w:tc>
+          <w:tcPr>
+            <w:tcW w:type="dxa" w:w="2634"/>
+            <w:tcMar>
+              <w:top w:type="dxa" w:w="80"/>
+              <w:left w:type="dxa" w:w="100"/>
+              <w:bottom w:type="dxa" w:w="80"/>
+              <w:right w:type="dxa" w:w="100"/>
+            </w:tcMar>
+          </w:tcPr>
+          <w:p>
+            <w:r>
+              <w:rPr>
+                <w:rFonts w:ascii="Calibri" w:cs="Calibri" w:eastAsia="Calibri" w:hAnsi="Calibri"/>
+                <w:b w:val="false"/>
+                <w:bCs w:val="false"/>
+                <w:color w:val="000000"/>
+                <w:sz w:val="19"/>
+                <w:szCs w:val="19"/>
+              </w:rPr>
+              <w:t xml:space="preserve">Downloaded PDF reports were sometimes cut off mid-page, and a result's verdict stamp was sometimes invisible in the PDF despite being visible on screen</w:t>
+            </w:r>
+          </w:p>
+        </w:tc>
+        <w:tc>
+          <w:tcPr>
+            <w:tcW w:type="dxa" w:w="2634"/>
+            <w:tcMar>
+              <w:top w:type="dxa" w:w="80"/>
+              <w:left w:type="dxa" w:w="100"/>
+              <w:bottom w:type="dxa" w:w="80"/>
+              <w:right w:type="dxa" w:w="100"/>
+            </w:tcMar>
+          </w:tcPr>
+          <w:p>
+            <w:r>
+              <w:rPr>
+                <w:rFonts w:ascii="Calibri" w:cs="Calibri" w:eastAsia="Calibri" w:hAnsi="Calibri"/>
+                <w:b w:val="false"/>
+                <w:bCs w:val="false"/>
+                <w:color w:val="000000"/>
+                <w:sz w:val="19"/>
+                <w:szCs w:val="19"/>
+              </w:rPr>
+              <w:t xml:space="preserve">html2canvas captures based on current scroll position rather than the full target element; CSS animations restart from their initial, invisible frame on the cloned element html2canvas rasterizes</w:t>
+            </w:r>
+          </w:p>
+        </w:tc>
+        <w:tc>
+          <w:tcPr>
+            <w:tcW w:type="dxa" w:w="2797"/>
+            <w:tcMar>
+              <w:top w:type="dxa" w:w="80"/>
+              <w:left w:type="dxa" w:w="100"/>
+              <w:bottom w:type="dxa" w:w="80"/>
+              <w:right w:type="dxa" w:w="100"/>
+            </w:tcMar>
+          </w:tcPr>
+          <w:p>
+            <w:r>
+              <w:rPr>
+                <w:rFonts w:ascii="Calibri" w:cs="Calibri" w:eastAsia="Calibri" w:hAnsi="Calibri"/>
+                <w:b w:val="false"/>
+                <w:bCs w:val="false"/>
+                <w:color w:val="000000"/>
+                <w:sz w:val="19"/>
+                <w:szCs w:val="19"/>
+              </w:rPr>
+              <w:t xml:space="preserve">Reset scroll to the top and set explicit capture dimensions before generating the PDF; froze the stamp to its settled end-state via inline style immediately before capture</w:t>
+            </w:r>
+          </w:p>
+        </w:tc>
+      </w:tr>
+      <w:tr>
+        <w:tc>
+          <w:tcPr>
+            <w:tcW w:type="dxa" w:w="1235"/>
+            <w:tcMar>
+              <w:top w:type="dxa" w:w="80"/>
+              <w:left w:type="dxa" w:w="100"/>
+              <w:bottom w:type="dxa" w:w="80"/>
+              <w:right w:type="dxa" w:w="100"/>
+            </w:tcMar>
+          </w:tcPr>
+          <w:p>
+            <w:r>
+              <w:rPr>
+                <w:rFonts w:ascii="Calibri" w:cs="Calibri" w:eastAsia="Calibri" w:hAnsi="Calibri"/>
+                <w:b w:val="false"/>
+                <w:bCs w:val="false"/>
+                <w:color w:val="000000"/>
+                <w:sz w:val="19"/>
+                <w:szCs w:val="19"/>
+              </w:rPr>
+              <w:t xml:space="preserve">UI Integration</w:t>
+            </w:r>
+          </w:p>
+        </w:tc>
+        <w:tc>
+          <w:tcPr>
+            <w:tcW w:type="dxa" w:w="2634"/>
+            <w:tcMar>
+              <w:top w:type="dxa" w:w="80"/>
+              <w:left w:type="dxa" w:w="100"/>
+              <w:bottom w:type="dxa" w:w="80"/>
+              <w:right w:type="dxa" w:w="100"/>
+            </w:tcMar>
+          </w:tcPr>
+          <w:p>
+            <w:r>
+              <w:rPr>
+                <w:rFonts w:ascii="Calibri" w:cs="Calibri" w:eastAsia="Calibri" w:hAnsi="Calibri"/>
+                <w:b w:val="false"/>
+                <w:bCs w:val="false"/>
+                <w:color w:val="000000"/>
+                <w:sz w:val="19"/>
+                <w:szCs w:val="19"/>
+              </w:rPr>
+              <w:t xml:space="preserve">A FLAGGED_FOR_REVIEW result's best-effort draft rendered as an empty label, on the live page and in the PDF</w:t>
+            </w:r>
+          </w:p>
+        </w:tc>
+        <w:tc>
+          <w:tcPr>
+            <w:tcW w:type="dxa" w:w="2634"/>
+            <w:tcMar>
+              <w:top w:type="dxa" w:w="80"/>
+              <w:left w:type="dxa" w:w="100"/>
+              <w:bottom w:type="dxa" w:w="80"/>
+              <w:right w:type="dxa" w:w="100"/>
+            </w:tcMar>
+          </w:tcPr>
+          <w:p>
+            <w:r>
+              <w:rPr>
+                <w:rFonts w:ascii="Calibri" w:cs="Calibri" w:eastAsia="Calibri" w:hAnsi="Calibri"/>
+                <w:b w:val="false"/>
+                <w:bCs w:val="false"/>
+                <w:color w:val="000000"/>
+                <w:sz w:val="19"/>
+                <w:szCs w:val="19"/>
+              </w:rPr>
+              <w:t xml:space="preserve">The newer real-time polling endpoint (Section 9.1) duplicated the original endpoint's response logic without carrying over its per-status branch for which field the draft comes from</w:t>
+            </w:r>
+          </w:p>
+        </w:tc>
+        <w:tc>
+          <w:tcPr>
+            <w:tcW w:type="dxa" w:w="2797"/>
+            <w:tcMar>
+              <w:top w:type="dxa" w:w="80"/>
+              <w:left w:type="dxa" w:w="100"/>
+              <w:bottom w:type="dxa" w:w="80"/>
+              <w:right w:type="dxa" w:w="100"/>
+            </w:tcMar>
+          </w:tcPr>
+          <w:p>
+            <w:r>
+              <w:rPr>
+                <w:rFonts w:ascii="Calibri" w:cs="Calibri" w:eastAsia="Calibri" w:hAnsi="Calibri"/>
+                <w:b w:val="false"/>
+                <w:bCs w:val="false"/>
+                <w:color w:val="000000"/>
+                <w:sz w:val="19"/>
+                <w:szCs w:val="19"/>
+              </w:rPr>
+              <w:t xml:space="preserve">Gave the draft field the same three-way status branch already used elsewhere in the same function</w:t>
             </w:r>
           </w:p>
         </w:tc>
@@ -4688,6 +6543,54 @@
           <w:szCs w:val="22"/>
         </w:rPr>
         <w:t xml:space="preserve"> declarations matches the number of agents) after every subsequent agent-related edit. Second, adopting a newer language model that supported parallel tool calls — a capability not exercised by earlier models used in the project — surfaced two previously latent race conditions in the retrieval tool that had not mattered when only one tool call occurred at a time, illustrating that a model upgrade can change not only output quality but the concurrency behaviour the surrounding system must handle correctly.</w:t>
+      </w:r>
+    </w:p>
+    <w:p>
+      <w:pPr>
+        <w:pStyle w:val="Heading2"/>
+        <w:spacing w:after="120" w:before="280"/>
+      </w:pPr>
+      <w:r>
+        <w:t xml:space="preserve">9.1 The Demonstration Interface: From a Simulated Timer to Real, Provenance-Branded Output</w:t>
+      </w:r>
+    </w:p>
+    <w:p>
+      <w:pPr>
+        <w:spacing w:after="200" w:line="276"/>
+      </w:pPr>
+      <w:r>
+        <w:rPr>
+          <w:rFonts w:ascii="Calibri" w:cs="Calibri" w:eastAsia="Calibri" w:hAnsi="Calibri"/>
+          <w:sz w:val="22"/>
+          <w:szCs w:val="22"/>
+        </w:rPr>
+        <w:t xml:space="preserve">The demo UI's loading state was originally a simulated timer, not a reflection of the backend pipeline's actual progress — it could not show which stage was genuinely running, or a real Auditor revision attempt number when one occurred. Two new, additive endpoints (POST /diagnose/start, GET /diagnose/status/{job_id}) were added to report real stage transitions — Researcher, Analyst, Auditor with its actual revision attempt number, Orchestrator, and the fidelity check — and the interface's chain-of-custody ledger now reflects genuine backend state rather than an animation. This was verified specifically against a live run that genuinely revised once before passing, since a clean first-pass run would look identical whether the timer was real or simulated; the same principle applied throughout this document's other validation work — that a clean result is not evidence, a clean result checked against its source is (ROADMAP.md, Section 2.4) — was applied here to the demo layer itself.</w:t>
+      </w:r>
+    </w:p>
+    <w:p>
+      <w:pPr>
+        <w:spacing w:after="200" w:line="276"/>
+      </w:pPr>
+      <w:r>
+        <w:rPr>
+          <w:rFonts w:ascii="Calibri" w:cs="Calibri" w:eastAsia="Calibri" w:hAnsi="Calibri"/>
+          <w:sz w:val="22"/>
+          <w:szCs w:val="22"/>
+        </w:rPr>
+        <w:t xml:space="preserve">The downloaded report itself was extended in two further ways after the core pipeline's validation was complete. Real per-run case numbers replaced a static placeholder that had shown an identical fake number on every run; the browser's own print dialog, which stamps a URL/date/title header-footer strip onto every page by default, was replaced with a direct, client-side PDF export that excludes it entirely. The report card was also given a footer naming the system that produced it and the specific claim that distinguishes its architecture — a five-agent pipeline audited by an architecturally isolated verification layer — so that a reader opening the PDF outside the live demo can tell what produced it, not only whether to trust it.</w:t>
+      </w:r>
+    </w:p>
+    <w:p>
+      <w:pPr>
+        <w:spacing w:after="200" w:line="276"/>
+      </w:pPr>
+      <w:r>
+        <w:rPr>
+          <w:rFonts w:ascii="Calibri" w:cs="Calibri" w:eastAsia="Calibri" w:hAnsi="Calibri"/>
+          <w:sz w:val="22"/>
+          <w:szCs w:val="22"/>
+        </w:rPr>
+        <w:t xml:space="preserve">Separately, the project's own standards, each agent's specification, and a stdio-based retrieval server were encoded for Qoder, the AI coding assistant used to delegate parts of this system's build — each as a skill referencing the actual source file and constraint it encodes, rather than a paraphrased summary that could drift out of sync with the code it describes.</w:t>
       </w:r>
     </w:p>
     <w:p>
@@ -4741,7 +6644,7 @@
           <w:sz w:val="22"/>
           <w:szCs w:val="22"/>
         </w:rPr>
-        <w:t xml:space="preserve">Three real, documented case packets with independently verifiable ground truth, and a verified, leak-free diagnostic input for each (Section 7).</w:t>
+        <w:t xml:space="preserve">Five real, documented case packets with independently verifiable ground truth, and a verified, leak-free diagnostic input for each, enforced by a single shared filter across both the direct diagnostic path and RAG indexing (Sections 4.2, 7, 9).</w:t>
       </w:r>
     </w:p>
     <w:p>
@@ -4872,15 +6775,6 @@
     </w:p>
     <w:p>
       <w:pPr>
-        <w:pStyle w:val="Heading2"/>
-        <w:spacing w:after="120" w:before="280"/>
-      </w:pPr>
-      <w:r>
-        <w:t xml:space="preserve">10.2 Known Limitations</w:t>
-      </w:r>
-    </w:p>
-    <w:p>
-      <w:pPr>
         <w:pStyle w:val="ListParagraph"/>
         <w:numPr>
           <w:ilvl w:val="0"/>
@@ -4894,7 +6788,7 @@
           <w:sz w:val="22"/>
           <w:szCs w:val="22"/>
         </w:rPr>
-        <w:t xml:space="preserve">The Researcher's framework selection shows measurable run-to-run variance on identical case input; single-run results should not be treated as definitive.</w:t>
+        <w:t xml:space="preserve">A real-time, provenance-branded demonstration interface (Section 9.1) that reports genuine backend pipeline state rather than a simulated timer, and produces a downloadable report carrying its own verification status and origin.</w:t>
       </w:r>
     </w:p>
     <w:p>
@@ -4912,7 +6806,16 @@
           <w:sz w:val="22"/>
           <w:szCs w:val="22"/>
         </w:rPr>
-        <w:t xml:space="preserve">The case corpus (n=3) is sufficient to identify and characterise qualitative failure modes but is too small to support statistical claims of performance.</w:t>
+        <w:t xml:space="preserve">A two-environment dependency architecture separating the pipeline's native Gemini provider from the MCP retrieval server's ChromaDB version, each with its own persist directory, resolving a native-binding schema conflict between the two (Section 9).</w:t>
+      </w:r>
+    </w:p>
+    <w:p>
+      <w:pPr>
+        <w:pStyle w:val="Heading2"/>
+        <w:spacing w:after="120" w:before="280"/>
+      </w:pPr>
+      <w:r>
+        <w:t xml:space="preserve">10.2 Known Limitations</w:t>
       </w:r>
     </w:p>
     <w:p>
@@ -4930,7 +6833,7 @@
           <w:sz w:val="22"/>
           <w:szCs w:val="22"/>
         </w:rPr>
-        <w:t xml:space="preserve">The pretraining-memorisation confound described in Section 8.1 applies to any comparison based on matching documented ground truth for these three specific cases; it does not apply to the fabrication-based results in Sections 8.5-8.8, which are the project's strongest evidence.</w:t>
+        <w:t xml:space="preserve">The Researcher's framework selection shows measurable run-to-run variance on identical case input; single-run results should not be treated as definitive.</w:t>
       </w:r>
     </w:p>
     <w:p>
@@ -4948,7 +6851,7 @@
           <w:sz w:val="22"/>
           <w:szCs w:val="22"/>
         </w:rPr>
-        <w:t xml:space="preserve">The forced-ranking fabrication result has been confirmed across nine independent runs (Section 8.7); the exact 60/25/10/5 distribution originally reported recurs in four of nine runs, with two further distributions recurring across unrelated cases. It is the structural pattern, not the exact figures, that the evidence supports as stable.</w:t>
+        <w:t xml:space="preserve">The case corpus (n=5, following the addition described in Section 4.2) is sufficient to identify and characterise qualitative failure modes but remains too small to support statistical claims of performance.</w:t>
       </w:r>
     </w:p>
     <w:p>
@@ -4966,7 +6869,7 @@
           <w:sz w:val="22"/>
           <w:szCs w:val="22"/>
         </w:rPr>
-        <w:t xml:space="preserve">The Auditor's demonstrated fabrication-catching capability (Sections 8.6, 8.8) is established for invented numbers and unsupported ordinal claims attached to causes that are present in the analysis, not for the completeness of the ranking itself. A controlled test (Section 8.9) confirmed directly, across three independent constructions, that an output omitting one cause from an otherwise-complete-looking ranking is not flagged for that omission by either existing check, regardless of whether the output happens to fail for an unrelated reason. Whether this should be addressed by a further check is identified as remaining work rather than assumed.</w:t>
+        <w:t xml:space="preserve">The pretraining-memorisation confound described in Section 8.1 applies to any comparison based on matching documented ground truth for these three specific cases; it does not apply to the fabrication-based results in Sections 8.5-8.8, which are the project's strongest evidence.</w:t>
       </w:r>
     </w:p>
     <w:p>
@@ -4984,7 +6887,7 @@
           <w:sz w:val="22"/>
           <w:szCs w:val="22"/>
         </w:rPr>
-        <w:t xml:space="preserve">The fidelity check (Section 6.7) has been validated at a considerably smaller scale (n=3 to n=5 per fixture) than the Auditor's checks (n=9, Section 8.7), and its calibration history includes two confirmed instances of one check's wording affecting another's judgement before the checks were architecturally isolated — a failure mode not yet ruled out for the Auditor's own checks, which have always shared a single prompt in the same way — now three checks rather than two, following Check 3's addition (Section 8.11). Whether Check 1, Check 2, and Check 3 are similarly independent of one another has not been directly tested.</w:t>
+        <w:t xml:space="preserve">The forced-ranking fabrication result has been confirmed across nine independent runs (Section 8.7); the exact 60/25/10/5 distribution originally reported recurs in four of nine runs, with two further distributions recurring across unrelated cases. It is the structural pattern, not the exact figures, that the evidence supports as stable.</w:t>
       </w:r>
     </w:p>
     <w:p>
@@ -5002,7 +6905,7 @@
           <w:sz w:val="22"/>
           <w:szCs w:val="22"/>
         </w:rPr>
-        <w:t xml:space="preserve">Check 1's externality test has been validated on two cases with unambiguous macro-environmental triggers (Section 8.7); a third case whose only trigger candidate is a specific technical malfunction closely tied to the diagnosed design flaw produced a consistent rejection across two attempts (Section 6.7), which may reflect either a correctly narrow definition of “external” or a genuine limitation of a binary trigger/root-cause split for this category of case. This is reported as an open question rather than resolved either way.</w:t>
+        <w:t xml:space="preserve">The Auditor's demonstrated fabrication-catching capability (Sections 8.6, 8.8) is established for invented numbers and unsupported ordinal claims attached to causes that are present in the analysis, not for the completeness of the ranking itself. A controlled test (Section 8.9) confirmed directly, across three independent constructions, that an output omitting one cause from an otherwise-complete-looking ranking is not flagged for that omission by either existing check, regardless of whether the output happens to fail for an unrelated reason. Whether this should be addressed by a further check is identified as remaining work rather than assumed.</w:t>
       </w:r>
     </w:p>
     <w:p>
@@ -5020,7 +6923,7 @@
           <w:sz w:val="22"/>
           <w:szCs w:val="22"/>
         </w:rPr>
-        <w:t xml:space="preserve">A second, structurally distinct gap in the Auditor's coverage, alongside the ranking-completeness gap above: Check 1 evaluates whether a trigger is correctly categorised as external, not whether the content filling the root-cause slot is itself grounded in the input. A controlled test (Section 8.10) confirmed this directly across three fixtures and twenty-seven independent trials: two of the three fixtures fabricated a specific, unsupported technical mechanism in the clear majority of trials when the input explicitly stated the true cause was unknown, and this went uncaught regardless of whether the surrounding diagnosis passed or failed audit. This gap has since been closed by a validated fix (Section 8.11); it is retained here as the finding that motivated that fix, not as an open limitation.</w:t>
+        <w:t xml:space="preserve">The omission-blindness gap above was subsequently observed twice more in real, non-constructed output: two of the six forced-ranking runs on PIA (Section 8.14) state the case's external trigger clearly in prose and then omit it from the Pareto ranking table entirely, with the Auditor's Check 2 reasoning addressing only the fabricated percentages and not the omission — the same shape of finding Section 8.8 reported once, now reproduced independently on a case domain unrelated to the original corpus.</w:t>
       </w:r>
     </w:p>
     <w:p>
@@ -5038,7 +6941,7 @@
           <w:sz w:val="22"/>
           <w:szCs w:val="22"/>
         </w:rPr>
-        <w:t xml:space="preserve">Whether a diagnosis that fails Check 1 on its first attempt goes on to pass on revision is itself variable: the same case (Boeing), run independently on two separate occasions under an identical architecture, failed audit on both attempts in one run and passed on revision in the other (Section 6.7). This is reported as evidence of real variance in the revision path's outcome, not a defect in either run.</w:t>
+        <w:t xml:space="preserve">The fidelity check (Section 6.7) has been validated at a considerably smaller scale (n=3 to n=5 per fixture) than the Auditor's checks (n=9, Section 8.7), and its calibration history includes two confirmed instances of one check's wording affecting another's judgement before the checks were architecturally isolated — a failure mode not yet ruled out for the Auditor's own checks, which have always shared a single prompt in the same way — now three checks rather than two, following Check 3's addition (Section 8.11). Whether Check 1, Check 2, and Check 3 are similarly independent of one another has not been directly tested.</w:t>
       </w:r>
     </w:p>
     <w:p>
@@ -5056,16 +6959,7 @@
           <w:sz w:val="22"/>
           <w:szCs w:val="22"/>
         </w:rPr>
-        <w:t xml:space="preserve">The Peloton case's input Background section — part of the diagnostic material the agents actually receive, confirmed directly against case_loader.py's section-splitting logic rather than assumed from header names — states that the Tread+ treadmill “was recalled after safety incidents involving children,” compounding the inventory crisis. This fact never appears in any diagnosis or report produced across either Orchestrator run (Section 6.7), despite being available input rather than withheld reference material, and despite the case's own ground-truth summary expecting a complete answer to name it as a compounding factor distinct from the root cause. This is a real, unconstructed instance of the completeness gap identified under controlled conditions in Sections 8.8–8.10 — a genuine input fact absent from an otherwise well-supported diagnosis, uncaught by any existing check — rather than a hypothetical one, though reported here as one corroborating case, not an independently established pattern.</w:t>
-      </w:r>
-    </w:p>
-    <w:p>
-      <w:pPr>
-        <w:pStyle w:val="Heading2"/>
-        <w:spacing w:after="120" w:before="280"/>
-      </w:pPr>
-      <w:r>
-        <w:t xml:space="preserve">10.3 Remaining Work</w:t>
+        <w:t xml:space="preserve">Check 1's externality test has been validated on four cases with a clear external trigger — Southwest and Peloton (Section 8.7), and PIA and Airlift (Section 8.14) — passing cleanly on all four; a fifth case (Boeing) whose only trigger candidate is a specific technical malfunction closely tied to the diagnosed design flaw produced a consistent rejection across two attempts (Section 6.7), which may reflect either a correctly narrow definition of “external” or a genuine limitation of a binary trigger/root-cause split for this category of case. This is reported as an open question rather than resolved either way.</w:t>
       </w:r>
     </w:p>
     <w:p>
@@ -5083,7 +6977,7 @@
           <w:sz w:val="22"/>
           <w:szCs w:val="22"/>
         </w:rPr>
-        <w:t xml:space="preserve">Design and validation of a ranking-completeness check (a candidate fourth check, following Check 3’s addition in Section 8.11), following the same empirical refinement process used for Check 2 in Section 6.4 and Check 3 in Section 8.11, if closing the gap confirmed in Section 8.9 is judged worth the added complexity — this is a scoping decision, not a correction to Check 2, which was confirmed to behave as designed for the claims it evaluates.</w:t>
+        <w:t xml:space="preserve">A second, structurally distinct gap in the Auditor's coverage, alongside the ranking-completeness gap above: Check 1 evaluates whether a trigger is correctly categorised as external, not whether the content filling the root-cause slot is itself grounded in the input. A controlled test (Section 8.10) confirmed this directly across three fixtures and twenty-seven independent trials: two of the three fixtures fabricated a specific, unsupported technical mechanism in the clear majority of trials when the input explicitly stated the true cause was unknown, and this went uncaught regardless of whether the surrounding diagnosis passed or failed audit. This gap has since been closed by a validated fix (Section 8.11); it is retained here as the finding that motivated that fix, not as an open limitation.</w:t>
       </w:r>
     </w:p>
     <w:p>
@@ -5101,7 +6995,7 @@
           <w:sz w:val="22"/>
           <w:szCs w:val="22"/>
         </w:rPr>
-        <w:t xml:space="preserve">Larger-scale repeated-trial validation of the fidelity check (Section 6.7), matching the n=9 standard established for the Auditor's checks (Section 8.7), and a direct test of whether the Auditor's own Check 1, Check 2, and Check 3 exhibit the same cross-check dependency confirmed for the fidelity check's checks prior to their architectural isolation.</w:t>
+        <w:t xml:space="preserve">Whether a diagnosis that fails Check 1 on its first attempt goes on to pass on revision is itself variable: the same case (Boeing), run independently on two separate occasions under an identical architecture, failed audit on both attempts in one run and passed on revision in the other (Section 6.7). This is reported as evidence of real variance in the revision path's outcome, not a defect in either run.</w:t>
       </w:r>
     </w:p>
     <w:p>
@@ -5119,7 +7013,7 @@
           <w:sz w:val="22"/>
           <w:szCs w:val="22"/>
         </w:rPr>
-        <w:t xml:space="preserve">Resolution of the open question identified in Section 6.7 regarding Check 1's externality boundary on technical-malfunction cases, either by extending the check's definition or by confirming that routing such cases to human review is the correct behaviour rather than a limitation.</w:t>
+        <w:t xml:space="preserve">The Peloton case's input Background section — part of the diagnostic material the agents actually receive, confirmed directly against case_loader.py's section-splitting logic rather than assumed from header names — states that the Tread+ treadmill “was recalled after safety incidents involving children,” compounding the inventory crisis. This fact never appears in any diagnosis or report produced across either Orchestrator run (Section 6.7), despite being available input rather than withheld reference material, and despite the case's own ground-truth summary expecting a complete answer to name it as a compounding factor distinct from the root cause. This is a real, unconstructed instance of the completeness gap identified under controlled conditions in Sections 8.8–8.10 — a genuine input fact absent from an otherwise well-supported diagnosis, uncaught by any existing check — rather than a hypothetical one, though reported here as one corroborating case, not an independently established pattern.</w:t>
       </w:r>
     </w:p>
     <w:p>
@@ -5137,7 +7031,7 @@
           <w:sz w:val="22"/>
           <w:szCs w:val="22"/>
         </w:rPr>
-        <w:t xml:space="preserve">Expansion of the case corpus, which would both broaden the evidence base and, if less-documented events were selected, help address the pretraining-memorisation confound directly.</w:t>
+        <w:t xml:space="preserve">Check 1 Part B's ability to reject an internal decision relabelled as an external trigger has now been characterised on one synthetic fixture across nine total attempts, correctly rejecting it in eight (Section 8.13) — below the controlled, single-hypothesis nine-trial standard held elsewhere in this document when read as one round, and with one miss whose cause remains unidentified rather than attributed to a confirmed pattern.</w:t>
       </w:r>
     </w:p>
     <w:p>
@@ -5155,7 +7049,16 @@
           <w:sz w:val="22"/>
           <w:szCs w:val="22"/>
         </w:rPr>
-        <w:t xml:space="preserve">A formal, quantitative evaluation harness (e.g. RAGAS) to complement the manual review process used throughout this document.</w:t>
+        <w:t xml:space="preserve">The backend's job store is in-memory only, explicitly scoped to a single demo session; a server restart or a closed browser tab currently loses any diagnosis that was not separately downloaded as a PDF. This is a limitation of the demonstration layer, not the core pipeline, and is scoped as remaining work below.</w:t>
+      </w:r>
+    </w:p>
+    <w:p>
+      <w:pPr>
+        <w:pStyle w:val="Heading2"/>
+        <w:spacing w:after="120" w:before="280"/>
+      </w:pPr>
+      <w:r>
+        <w:t xml:space="preserve">10.3 Remaining Work</w:t>
       </w:r>
     </w:p>
     <w:p>
@@ -5173,7 +7076,169 @@
           <w:sz w:val="22"/>
           <w:szCs w:val="22"/>
         </w:rPr>
+        <w:t xml:space="preserve">Design and validation of a ranking-completeness check (a candidate fourth check, following Check 3’s addition in Section 8.11), following the same empirical refinement process used for Check 2 in Section 6.4 and Check 3 in Section 8.11, if closing the gap confirmed in Section 8.9 is judged worth the added complexity — this is a scoping decision, not a correction to Check 2, which was confirmed to behave as designed for the claims it evaluates.</w:t>
+      </w:r>
+    </w:p>
+    <w:p>
+      <w:pPr>
+        <w:pStyle w:val="ListParagraph"/>
+        <w:numPr>
+          <w:ilvl w:val="0"/>
+          <w:numId w:val="2"/>
+        </w:numPr>
+        <w:spacing w:after="100" w:line="276"/>
+      </w:pPr>
+      <w:r>
+        <w:rPr>
+          <w:rFonts w:ascii="Calibri" w:cs="Calibri" w:eastAsia="Calibri" w:hAnsi="Calibri"/>
+          <w:sz w:val="22"/>
+          <w:szCs w:val="22"/>
+        </w:rPr>
+        <w:t xml:space="preserve">Larger-scale repeated-trial validation of the fidelity check (Section 6.7), matching the n=9 standard established for the Auditor's checks (Section 8.7), and a direct test of whether the Auditor's own Check 1, Check 2, and Check 3 exhibit the same cross-check dependency confirmed for the fidelity check's checks prior to their architectural isolation.</w:t>
+      </w:r>
+    </w:p>
+    <w:p>
+      <w:pPr>
+        <w:pStyle w:val="ListParagraph"/>
+        <w:numPr>
+          <w:ilvl w:val="0"/>
+          <w:numId w:val="2"/>
+        </w:numPr>
+        <w:spacing w:after="100" w:line="276"/>
+      </w:pPr>
+      <w:r>
+        <w:rPr>
+          <w:rFonts w:ascii="Calibri" w:cs="Calibri" w:eastAsia="Calibri" w:hAnsi="Calibri"/>
+          <w:sz w:val="22"/>
+          <w:szCs w:val="22"/>
+        </w:rPr>
+        <w:t xml:space="preserve">Resolution of the open question identified in Section 6.7 regarding Check 1's externality boundary on technical-malfunction cases, either by extending the check's definition or by confirming that routing such cases to human review is the correct behaviour rather than a limitation.</w:t>
+      </w:r>
+    </w:p>
+    <w:p>
+      <w:pPr>
+        <w:pStyle w:val="ListParagraph"/>
+        <w:numPr>
+          <w:ilvl w:val="0"/>
+          <w:numId w:val="2"/>
+        </w:numPr>
+        <w:spacing w:after="100" w:line="276"/>
+      </w:pPr>
+      <w:r>
+        <w:rPr>
+          <w:rFonts w:ascii="Calibri" w:cs="Calibri" w:eastAsia="Calibri" w:hAnsi="Calibri"/>
+          <w:sz w:val="22"/>
+          <w:szCs w:val="22"/>
+        </w:rPr>
+        <w:t xml:space="preserve">Further expansion of the case corpus beyond its current five cases (Section 4.2), which would both continue to broaden the evidence base and, if less-documented events were selected, help address the pretraining-memorisation confound directly.</w:t>
+      </w:r>
+    </w:p>
+    <w:p>
+      <w:pPr>
+        <w:pStyle w:val="ListParagraph"/>
+        <w:numPr>
+          <w:ilvl w:val="0"/>
+          <w:numId w:val="2"/>
+        </w:numPr>
+        <w:spacing w:after="100" w:line="276"/>
+      </w:pPr>
+      <w:r>
+        <w:rPr>
+          <w:rFonts w:ascii="Calibri" w:cs="Calibri" w:eastAsia="Calibri" w:hAnsi="Calibri"/>
+          <w:sz w:val="22"/>
+          <w:szCs w:val="22"/>
+        </w:rPr>
+        <w:t xml:space="preserve">A formal, quantitative evaluation harness (e.g. RAGAS) to complement the manual review process used throughout this document.</w:t>
+      </w:r>
+    </w:p>
+    <w:p>
+      <w:pPr>
+        <w:pStyle w:val="ListParagraph"/>
+        <w:numPr>
+          <w:ilvl w:val="0"/>
+          <w:numId w:val="2"/>
+        </w:numPr>
+        <w:spacing w:after="100" w:line="276"/>
+      </w:pPr>
+      <w:r>
+        <w:rPr>
+          <w:rFonts w:ascii="Calibri" w:cs="Calibri" w:eastAsia="Calibri" w:hAnsi="Calibri"/>
+          <w:sz w:val="22"/>
+          <w:szCs w:val="22"/>
+        </w:rPr>
         <w:t xml:space="preserve">Decomposing which specific component of the pipeline (retrieval, task instructions, or the Auditor specifically) is responsible for the effect documented in Section 8, via a more granular ablation.</w:t>
+      </w:r>
+    </w:p>
+    <w:p>
+      <w:pPr>
+        <w:pStyle w:val="ListParagraph"/>
+        <w:numPr>
+          <w:ilvl w:val="0"/>
+          <w:numId w:val="2"/>
+        </w:numPr>
+        <w:spacing w:after="100" w:line="276"/>
+      </w:pPr>
+      <w:r>
+        <w:rPr>
+          <w:rFonts w:ascii="Calibri" w:cs="Calibri" w:eastAsia="Calibri" w:hAnsi="Calibri"/>
+          <w:sz w:val="22"/>
+          <w:szCs w:val="22"/>
+        </w:rPr>
+        <w:t xml:space="preserve">A further round of Check 1 Part B trials on the Ohio Warehouse fixture (Section 8.13), extending the existing nine attempts with a fresh set of independently-worded framings, to determine whether the one miss reflects a genuine, if infrequent, failure mode or an artefact of a single trial.</w:t>
+      </w:r>
+    </w:p>
+    <w:p>
+      <w:pPr>
+        <w:pStyle w:val="ListParagraph"/>
+        <w:numPr>
+          <w:ilvl w:val="0"/>
+          <w:numId w:val="2"/>
+        </w:numPr>
+        <w:spacing w:after="100" w:line="276"/>
+      </w:pPr>
+      <w:r>
+        <w:rPr>
+          <w:rFonts w:ascii="Calibri" w:cs="Calibri" w:eastAsia="Calibri" w:hAnsi="Calibri"/>
+          <w:sz w:val="22"/>
+          <w:szCs w:val="22"/>
+        </w:rPr>
+        <w:t xml:space="preserve">Backend report persistence: replacing the in-memory job store (Section 10.2) with a durable, restart-surviving store, so a diagnosis is not lost unless explicitly discarded.</w:t>
+      </w:r>
+    </w:p>
+    <w:p>
+      <w:pPr>
+        <w:pStyle w:val="ListParagraph"/>
+        <w:numPr>
+          <w:ilvl w:val="0"/>
+          <w:numId w:val="2"/>
+        </w:numPr>
+        <w:spacing w:after="100" w:line="276"/>
+      </w:pPr>
+      <w:r>
+        <w:rPr>
+          <w:rFonts w:ascii="Calibri" w:cs="Calibri" w:eastAsia="Calibri" w:hAnsi="Calibri"/>
+          <w:sz w:val="22"/>
+          <w:szCs w:val="22"/>
+        </w:rPr>
+        <w:t xml:space="preserve">Urdu-language support at the Intake layer, given the Pakistani market this project targets for eventual real-world use; retrieval and downstream parsing are not language-specific to the input and are not expected to require changes.</w:t>
+      </w:r>
+    </w:p>
+    <w:p>
+      <w:pPr>
+        <w:pStyle w:val="ListParagraph"/>
+        <w:numPr>
+          <w:ilvl w:val="0"/>
+          <w:numId w:val="2"/>
+        </w:numPr>
+        <w:spacing w:after="100" w:line="276"/>
+      </w:pPr>
+      <w:r>
+        <w:rPr>
+          <w:rFonts w:ascii="Calibri" w:cs="Calibri" w:eastAsia="Calibri" w:hAnsi="Calibri"/>
+          <w:sz w:val="22"/>
+          <w:szCs w:val="22"/>
+        </w:rPr>
+        <w:t xml:space="preserve">Extending the forced-ranking trials on PIA and Airlift (Section 8.14) from three per case to nine, matching the scale used to characterise the original three cases (Section 8.7), before treating the four-case Check 1 validation or the repeated omission-blindness observation as more than directional.</w:t>
       </w:r>
     </w:p>
     <w:p>
@@ -5222,6 +7287,19 @@
           <w:szCs w:val="22"/>
         </w:rPr>
         <w:t xml:space="preserve">The fourth is a lesson that emerged specifically from validating the fidelity check described in Section 6.7: that two components sharing a single prompt are not necessarily independent merely because they are labelled separately within it. Two unrelated wording revisions, each aimed at a different one of the check's three components, each caused an unrelated third component to silently regress — a defect invisible to any validation process that re-tests only the component being edited. This was resolved by architectural isolation rather than a further wording correction, and the same open question is now recorded, rather than assumed resolved, for the Auditor's own checks — now three, following Check 3's addition in Section 8.11 — which have shared a single prompt throughout this document without having been tested for the same dependency.</w:t>
+      </w:r>
+    </w:p>
+    <w:p>
+      <w:pPr>
+        <w:spacing w:after="200" w:line="276"/>
+      </w:pPr>
+      <w:r>
+        <w:rPr>
+          <w:rFonts w:ascii="Calibri" w:cs="Calibri" w:eastAsia="Calibri" w:hAnsi="Calibri"/>
+          <w:sz w:val="22"/>
+          <w:szCs w:val="22"/>
+        </w:rPr>
+        <w:t xml:space="preserve">Since this validation was completed, the corpus was extended with two real cases from Pakistan — the market this project is ultimately intended to serve — and the system was given a working demonstration interface that reports genuine backend state in real time and produces a downloadable, provenance-branded report, described respectively in Sections 4.2 and 9. Neither extension changes the architectural claim documented above; both are reported for the same reason as the rest of this document's process history: an accurate account of what has and has not yet been done is more useful to the project's next stage than a static description of where it started.</w:t>
       </w:r>
     </w:p>
     <w:sectPr>

--- a/MASS_System_Development_Report.docx
+++ b/MASS_System_Development_Report.docx
@@ -91,7 +91,7 @@
           <w:sz w:val="22"/>
           <w:szCs w:val="22"/>
         </w:rPr>
-        <w:t xml:space="preserve">Since this validation was completed, the corpus was extended with two further real, publicly documented cases from Pakistan — the 2020 PIA Karachi crash and its associated pilot-licensing and financial crisis, and the 2022 collapse of Airlift Technologies — chosen specifically to ground the corpus in the market this project targets for eventual real-world use. A further, smaller-scale test characterised the Auditor's Check 1 at rejecting an internal decision relabelled as an external trigger, correctly rejecting it in eight of nine attempts against a dedicated synthetic fixture across two separate rounds of testing, with the one miss not yet explained by any identified factor. The system was also given a working demonstration interface that reports genuine backend pipeline state in real time, rather than a simulated timer, and produces a downloadable report carrying its own verification status and provenance. These extensions are reported in Sections 4.2, 8.13, and 9.</w:t>
+        <w:t xml:space="preserve">Since this validation was completed, the corpus was extended with two further real, publicly documented cases from Pakistan — the 2020 PIA Karachi crash and its associated pilot-licensing and financial crisis, and the 2022 collapse of Airlift Technologies — chosen specifically to ground the corpus in the market this project targets for eventual real-world use. A further, smaller-scale test characterised the Auditor's Check 1 at rejecting an internal decision relabelled as an external trigger, correctly rejecting it in eight of nine attempts against a dedicated synthetic fixture across two separate rounds of testing, with the one miss not yet explained by any identified factor. The system was also given a working demonstration interface that reports genuine backend pipeline state in real time, rather than a simulated timer, and produces a downloadable report carrying its own verification status and provenance. The Intake agent was also validated against weak grammar and code-switched Roman Urdu/English input matching this project's actual target market, holding at zero hedge-to-certainty promotions across 25 trials, with one narrow exception on a vague-quantifier fixture. These extensions are reported in Sections 4.2, 6.8, 8.13, and 9.</w:t>
       </w:r>
     </w:p>
     <w:p>
@@ -1469,6 +1469,93 @@
           <w:szCs w:val="22"/>
         </w:rPr>
         <w:t xml:space="preserve">Boeing diverged from the earlier run in a way worth reporting rather than smoothing over. The run described above failed Boeing's diagnosis on both attempts, entirely on Check 1's externality test, so the case never reached the fidelity check at all — the Orchestrator's third possible status, FLAGGED_FOR_REVIEW, alongside SYNTHESIZED and FLAGGED_FIDELITY_FAILURE. In this second run, the first attempt failed for the identical reason, but the revision reframed the trigger as the specific flight conditions under which the sensor malfunctioned and passed Check 1 on the second attempt — only to then be withheld by the fidelity check instead, for dropping the qualifying context off two financial figures (the 2018-versus-2019 composition of an $11.096 billion swing, and the “cumulative cost of crisis” framing on an $18 billion comparison). The same case, run twice under the same architecture, produced two different final classifications for reasons that have nothing to do with the fidelity check, which behaved consistently in both runs, and everything to do with whether a given revision attempt happens to reframe the trigger acceptably. This is reported as evidence of real variance in whether Check 1's revision path succeeds, not as a defect in either run — and it means the Orchestrator's three status branches now each have direct empirical evidence behind them across the two runs combined, where before this second run only two of the three had been observed together.</w:t>
+      </w:r>
+    </w:p>
+    <w:p>
+      <w:pPr>
+        <w:pStyle w:val="Heading2"/>
+        <w:spacing w:after="120" w:before="280"/>
+      </w:pPr>
+      <w:r>
+        <w:t xml:space="preserve">6.8 The Intake Agent: Validation Against Data Completeness and Input Quality</w:t>
+      </w:r>
+    </w:p>
+    <w:p>
+      <w:pPr>
+        <w:spacing w:after="200" w:line="276"/>
+      </w:pPr>
+      <w:r>
+        <w:rPr>
+          <w:rFonts w:ascii="Calibri" w:cs="Calibri" w:eastAsia="Calibri" w:hAnsi="Calibri"/>
+          <w:sz w:val="22"/>
+          <w:szCs w:val="22"/>
+        </w:rPr>
+        <w:t xml:space="preserve">The Intake agent converts a user's free-form problem description into the structured Problem Statement / Background / Supporting Data format the rest of the pipeline expects. Its own design documentation names the specific risk this represents: turning something vague into something that reads as complete and specific is precisely what fabrication under pressure means, the same failure mode Section 8 characterises for the Analyst and baseline. Unlike the Auditor's checks or the fidelity check, Intake's output is free text being compared against another piece of free text, not a structured claim checked against a stated rule — so validation here is manual review against documented ground truth rather than an automated pass/fail, the same approach used to find Check 2's original failure mode before any automated check for it existed (Section 6.4).</w:t>
+      </w:r>
+    </w:p>
+    <w:p>
+      <w:pPr>
+        <w:spacing w:after="200" w:line="276"/>
+      </w:pPr>
+      <w:r>
+        <w:rPr>
+          <w:rFonts w:ascii="Calibri" w:cs="Calibri" w:eastAsia="Calibri" w:hAnsi="Calibri"/>
+          <w:sz w:val="22"/>
+          <w:szCs w:val="22"/>
+        </w:rPr>
+        <w:t xml:space="preserve">A first validation pass targeted the risk named above directly: three fixtures spanning zero, one, and several concrete figures, each with the exact ground truth documented in advance, run five times each (15 trials total). Across all 15 trials, zero fabricated numbers, dates, or figures appeared; the zero-data fixture correctly stated that no concrete data was provided in every trial rather than inventing any; and every hedge the input actually stated was preserved rather than promoted into an unstated certainty. This pass also named, explicitly, three axes it had not tested: long, rambling, multi-topic input; genuine section-boundary ambiguity; and vague quantifiers that might be wrongly promoted into stated figures.</w:t>
+      </w:r>
+    </w:p>
+    <w:p>
+      <w:pPr>
+        <w:spacing w:after="200" w:line="276"/>
+      </w:pPr>
+      <w:r>
+        <w:rPr>
+          <w:rFonts w:ascii="Calibri" w:cs="Calibri" w:eastAsia="Calibri" w:hAnsi="Calibri"/>
+          <w:sz w:val="22"/>
+          <w:szCs w:val="22"/>
+        </w:rPr>
+        <w:t xml:space="preserve">A second pass tested input “quality” directly, as distinct from how much data is present — the axis the first pass never touched, and the one most relevant to this project's actual target market, which does not write in clean, fluent English. Five new fixtures were run at the same five-trials-each scale (25 trials total), each with ground truth again documented in advance: weak, grammatically broken English carrying two embedded hedges; Roman Urdu/English code-switching carrying the same two hedge types, matching how this project's actual target market writes rather than a translated or idealised version of it; vague quantifiers (“about half,” “most of,” “a handful”) with zero concrete numbers anywhere; a long, rambling input touching three unrelated topics with exactly one real figure buried among them; and a one-line input sparser than the first pass's own sparsest fixture.</w:t>
+      </w:r>
+    </w:p>
+    <w:p>
+      <w:pPr>
+        <w:spacing w:after="200" w:line="276"/>
+      </w:pPr>
+      <w:r>
+        <w:rPr>
+          <w:rFonts w:ascii="Calibri" w:cs="Calibri" w:eastAsia="Calibri" w:hAnsi="Calibri"/>
+          <w:sz w:val="22"/>
+          <w:szCs w:val="22"/>
+        </w:rPr>
+        <w:t xml:space="preserve">Zero of the 25 trials promoted a stated hedge into unstated certainty, holding even under weak grammar and code-switching: the Roman Urdu fixture's business facts — a return-rate change, a supplier-change date, a revenue decline — were extracted correctly in all five trials despite the code-switching, with both of that fixture's hedges preserved every time. The rambling and minimal-input fixtures behaved exactly as the first pass's fixtures did, surfacing no new failure shape.</w:t>
+      </w:r>
+    </w:p>
+    <w:p>
+      <w:pPr>
+        <w:spacing w:after="200" w:line="276"/>
+      </w:pPr>
+      <w:r>
+        <w:rPr>
+          <w:rFonts w:ascii="Calibri" w:cs="Calibri" w:eastAsia="Calibri" w:hAnsi="Calibri"/>
+          <w:sz w:val="22"/>
+          <w:szCs w:val="22"/>
+        </w:rPr>
+        <w:t xml:space="preserve">Two real findings did emerge. First, one of the 25 trials reproduced the specific risk the first pass could name but not confirm: on the vague-quantifier fixture, “about half our repeat customers” was promoted to “approximately 50% of repeat customers” in the Supporting Data section specifically, while the same trial's own Problem Statement correctly kept the figure vague — the promotion happened when the model tried to make Supporting Data read as more data-like than the input actually supports. Second, a previously unobserved pattern appeared in four of the 25 trials, split across the weak-English and Roman-Urdu fixtures: an unstated causal link (“as a result,” “consequently”) asserted between two facts the input only lists sequentially, without ever stating that one caused the other. This is milder than a fabricated number, but is still, by the agent's own task instructions against adding an interpretation the user did not state, a real instance of the class of thing those instructions exist to prevent.</w:t>
+      </w:r>
+    </w:p>
+    <w:p>
+      <w:pPr>
+        <w:spacing w:after="200" w:line="276"/>
+      </w:pPr>
+      <w:r>
+        <w:rPr>
+          <w:rFonts w:ascii="Calibri" w:cs="Calibri" w:eastAsia="Calibri" w:hAnsi="Calibri"/>
+          <w:sz w:val="22"/>
+          <w:szCs w:val="22"/>
+        </w:rPr>
+        <w:t xml:space="preserve">Neither finding has been corrected yet, deliberately: this project's established practice is to characterise a specific failure precisely before wording a fix for it, the same separation Check 2 and Check 3's own multi-round refinements followed (Sections 6.4, 8.11). Both findings are mitigated today by a structural safety net independent of either validation pass: Intake's output is shown back to the user for confirmation or correction before it is used for anything, so a garbled structuring is caught by a human before a real diagnosis runs on it. The vague-quantifier-promotion rate (one of five trials on the one fixture built specifically to test it) is reported at exactly that scale, not extrapolated to the other fixtures or rounded into a general claim about Intake's reliability under weak input.</w:t>
       </w:r>
     </w:p>
     <w:p>
@@ -6788,7 +6875,7 @@
           <w:sz w:val="22"/>
           <w:szCs w:val="22"/>
         </w:rPr>
-        <w:t xml:space="preserve">A real-time, provenance-branded demonstration interface (Section 9.1) that reports genuine backend pipeline state rather than a simulated timer, and produces a downloadable report carrying its own verification status and origin.</w:t>
+        <w:t xml:space="preserve">The Intake agent, validated across two rounds (40 trials total, Section 6.8): zero fabricated numbers or promoted hedges against both varying data completeness and varying input quality, including weak grammar and Roman Urdu/English code-switching matching this project's actual target market.</w:t>
       </w:r>
     </w:p>
     <w:p>
@@ -6806,16 +6893,7 @@
           <w:sz w:val="22"/>
           <w:szCs w:val="22"/>
         </w:rPr>
-        <w:t xml:space="preserve">A two-environment dependency architecture separating the pipeline's native Gemini provider from the MCP retrieval server's ChromaDB version, each with its own persist directory, resolving a native-binding schema conflict between the two (Section 9).</w:t>
-      </w:r>
-    </w:p>
-    <w:p>
-      <w:pPr>
-        <w:pStyle w:val="Heading2"/>
-        <w:spacing w:after="120" w:before="280"/>
-      </w:pPr>
-      <w:r>
-        <w:t xml:space="preserve">10.2 Known Limitations</w:t>
+        <w:t xml:space="preserve">A real-time, provenance-branded demonstration interface (Section 9.1) that reports genuine backend pipeline state rather than a simulated timer, and produces a downloadable report carrying its own verification status and origin.</w:t>
       </w:r>
     </w:p>
     <w:p>
@@ -6833,7 +6911,16 @@
           <w:sz w:val="22"/>
           <w:szCs w:val="22"/>
         </w:rPr>
-        <w:t xml:space="preserve">The Researcher's framework selection shows measurable run-to-run variance on identical case input; single-run results should not be treated as definitive.</w:t>
+        <w:t xml:space="preserve">A two-environment dependency architecture separating the pipeline's native Gemini provider from the MCP retrieval server's ChromaDB version, each with its own persist directory, resolving a native-binding schema conflict between the two (Section 9).</w:t>
+      </w:r>
+    </w:p>
+    <w:p>
+      <w:pPr>
+        <w:pStyle w:val="Heading2"/>
+        <w:spacing w:after="120" w:before="280"/>
+      </w:pPr>
+      <w:r>
+        <w:t xml:space="preserve">10.2 Known Limitations</w:t>
       </w:r>
     </w:p>
     <w:p>
@@ -6851,7 +6938,7 @@
           <w:sz w:val="22"/>
           <w:szCs w:val="22"/>
         </w:rPr>
-        <w:t xml:space="preserve">The case corpus (n=5, following the addition described in Section 4.2) is sufficient to identify and characterise qualitative failure modes but remains too small to support statistical claims of performance.</w:t>
+        <w:t xml:space="preserve">The Researcher's framework selection shows measurable run-to-run variance on identical case input; single-run results should not be treated as definitive.</w:t>
       </w:r>
     </w:p>
     <w:p>
@@ -6869,7 +6956,7 @@
           <w:sz w:val="22"/>
           <w:szCs w:val="22"/>
         </w:rPr>
-        <w:t xml:space="preserve">The pretraining-memorisation confound described in Section 8.1 applies to any comparison based on matching documented ground truth for these three specific cases; it does not apply to the fabrication-based results in Sections 8.5-8.8, which are the project's strongest evidence.</w:t>
+        <w:t xml:space="preserve">The case corpus (n=5, following the addition described in Section 4.2) is sufficient to identify and characterise qualitative failure modes but remains too small to support statistical claims of performance.</w:t>
       </w:r>
     </w:p>
     <w:p>
@@ -6887,7 +6974,7 @@
           <w:sz w:val="22"/>
           <w:szCs w:val="22"/>
         </w:rPr>
-        <w:t xml:space="preserve">The forced-ranking fabrication result has been confirmed across nine independent runs (Section 8.7); the exact 60/25/10/5 distribution originally reported recurs in four of nine runs, with two further distributions recurring across unrelated cases. It is the structural pattern, not the exact figures, that the evidence supports as stable.</w:t>
+        <w:t xml:space="preserve">The pretraining-memorisation confound described in Section 8.1 applies to any comparison based on matching documented ground truth for these three specific cases; it does not apply to the fabrication-based results in Sections 8.5-8.8, which are the project's strongest evidence.</w:t>
       </w:r>
     </w:p>
     <w:p>
@@ -6905,7 +6992,7 @@
           <w:sz w:val="22"/>
           <w:szCs w:val="22"/>
         </w:rPr>
-        <w:t xml:space="preserve">The Auditor's demonstrated fabrication-catching capability (Sections 8.6, 8.8) is established for invented numbers and unsupported ordinal claims attached to causes that are present in the analysis, not for the completeness of the ranking itself. A controlled test (Section 8.9) confirmed directly, across three independent constructions, that an output omitting one cause from an otherwise-complete-looking ranking is not flagged for that omission by either existing check, regardless of whether the output happens to fail for an unrelated reason. Whether this should be addressed by a further check is identified as remaining work rather than assumed.</w:t>
+        <w:t xml:space="preserve">The forced-ranking fabrication result has been confirmed across nine independent runs (Section 8.7); the exact 60/25/10/5 distribution originally reported recurs in four of nine runs, with two further distributions recurring across unrelated cases. It is the structural pattern, not the exact figures, that the evidence supports as stable.</w:t>
       </w:r>
     </w:p>
     <w:p>
@@ -6923,7 +7010,7 @@
           <w:sz w:val="22"/>
           <w:szCs w:val="22"/>
         </w:rPr>
-        <w:t xml:space="preserve">The omission-blindness gap above was subsequently observed twice more in real, non-constructed output: two of the six forced-ranking runs on PIA (Section 8.14) state the case's external trigger clearly in prose and then omit it from the Pareto ranking table entirely, with the Auditor's Check 2 reasoning addressing only the fabricated percentages and not the omission — the same shape of finding Section 8.8 reported once, now reproduced independently on a case domain unrelated to the original corpus.</w:t>
+        <w:t xml:space="preserve">The Auditor's demonstrated fabrication-catching capability (Sections 8.6, 8.8) is established for invented numbers and unsupported ordinal claims attached to causes that are present in the analysis, not for the completeness of the ranking itself. A controlled test (Section 8.9) confirmed directly, across three independent constructions, that an output omitting one cause from an otherwise-complete-looking ranking is not flagged for that omission by either existing check, regardless of whether the output happens to fail for an unrelated reason. Whether this should be addressed by a further check is identified as remaining work rather than assumed.</w:t>
       </w:r>
     </w:p>
     <w:p>
@@ -6941,7 +7028,7 @@
           <w:sz w:val="22"/>
           <w:szCs w:val="22"/>
         </w:rPr>
-        <w:t xml:space="preserve">The fidelity check (Section 6.7) has been validated at a considerably smaller scale (n=3 to n=5 per fixture) than the Auditor's checks (n=9, Section 8.7), and its calibration history includes two confirmed instances of one check's wording affecting another's judgement before the checks were architecturally isolated — a failure mode not yet ruled out for the Auditor's own checks, which have always shared a single prompt in the same way — now three checks rather than two, following Check 3's addition (Section 8.11). Whether Check 1, Check 2, and Check 3 are similarly independent of one another has not been directly tested.</w:t>
+        <w:t xml:space="preserve">The omission-blindness gap above was subsequently observed twice more in real, non-constructed output: two of the six forced-ranking runs on PIA (Section 8.14) state the case's external trigger clearly in prose and then omit it from the Pareto ranking table entirely, with the Auditor's Check 2 reasoning addressing only the fabricated percentages and not the omission — the same shape of finding Section 8.8 reported once, now reproduced independently on a case domain unrelated to the original corpus.</w:t>
       </w:r>
     </w:p>
     <w:p>
@@ -6959,7 +7046,7 @@
           <w:sz w:val="22"/>
           <w:szCs w:val="22"/>
         </w:rPr>
-        <w:t xml:space="preserve">Check 1's externality test has been validated on four cases with a clear external trigger — Southwest and Peloton (Section 8.7), and PIA and Airlift (Section 8.14) — passing cleanly on all four; a fifth case (Boeing) whose only trigger candidate is a specific technical malfunction closely tied to the diagnosed design flaw produced a consistent rejection across two attempts (Section 6.7), which may reflect either a correctly narrow definition of “external” or a genuine limitation of a binary trigger/root-cause split for this category of case. This is reported as an open question rather than resolved either way.</w:t>
+        <w:t xml:space="preserve">The fidelity check (Section 6.7) has been validated at a considerably smaller scale (n=3 to n=5 per fixture) than the Auditor's checks (n=9, Section 8.7), and its calibration history includes two confirmed instances of one check's wording affecting another's judgement before the checks were architecturally isolated — a failure mode not yet ruled out for the Auditor's own checks, which have always shared a single prompt in the same way — now three checks rather than two, following Check 3's addition (Section 8.11). Whether Check 1, Check 2, and Check 3 are similarly independent of one another has not been directly tested.</w:t>
       </w:r>
     </w:p>
     <w:p>
@@ -6977,7 +7064,7 @@
           <w:sz w:val="22"/>
           <w:szCs w:val="22"/>
         </w:rPr>
-        <w:t xml:space="preserve">A second, structurally distinct gap in the Auditor's coverage, alongside the ranking-completeness gap above: Check 1 evaluates whether a trigger is correctly categorised as external, not whether the content filling the root-cause slot is itself grounded in the input. A controlled test (Section 8.10) confirmed this directly across three fixtures and twenty-seven independent trials: two of the three fixtures fabricated a specific, unsupported technical mechanism in the clear majority of trials when the input explicitly stated the true cause was unknown, and this went uncaught regardless of whether the surrounding diagnosis passed or failed audit. This gap has since been closed by a validated fix (Section 8.11); it is retained here as the finding that motivated that fix, not as an open limitation.</w:t>
+        <w:t xml:space="preserve">Check 1's externality test has been validated on four cases with a clear external trigger — Southwest and Peloton (Section 8.7), and PIA and Airlift (Section 8.14) — passing cleanly on all four; a fifth case (Boeing) whose only trigger candidate is a specific technical malfunction closely tied to the diagnosed design flaw produced a consistent rejection across two attempts (Section 6.7), which may reflect either a correctly narrow definition of “external” or a genuine limitation of a binary trigger/root-cause split for this category of case. This is reported as an open question rather than resolved either way.</w:t>
       </w:r>
     </w:p>
     <w:p>
@@ -6995,7 +7082,7 @@
           <w:sz w:val="22"/>
           <w:szCs w:val="22"/>
         </w:rPr>
-        <w:t xml:space="preserve">Whether a diagnosis that fails Check 1 on its first attempt goes on to pass on revision is itself variable: the same case (Boeing), run independently on two separate occasions under an identical architecture, failed audit on both attempts in one run and passed on revision in the other (Section 6.7). This is reported as evidence of real variance in the revision path's outcome, not a defect in either run.</w:t>
+        <w:t xml:space="preserve">A second, structurally distinct gap in the Auditor's coverage, alongside the ranking-completeness gap above: Check 1 evaluates whether a trigger is correctly categorised as external, not whether the content filling the root-cause slot is itself grounded in the input. A controlled test (Section 8.10) confirmed this directly across three fixtures and twenty-seven independent trials: two of the three fixtures fabricated a specific, unsupported technical mechanism in the clear majority of trials when the input explicitly stated the true cause was unknown, and this went uncaught regardless of whether the surrounding diagnosis passed or failed audit. This gap has since been closed by a validated fix (Section 8.11); it is retained here as the finding that motivated that fix, not as an open limitation.</w:t>
       </w:r>
     </w:p>
     <w:p>
@@ -7013,7 +7100,7 @@
           <w:sz w:val="22"/>
           <w:szCs w:val="22"/>
         </w:rPr>
-        <w:t xml:space="preserve">The Peloton case's input Background section — part of the diagnostic material the agents actually receive, confirmed directly against case_loader.py's section-splitting logic rather than assumed from header names — states that the Tread+ treadmill “was recalled after safety incidents involving children,” compounding the inventory crisis. This fact never appears in any diagnosis or report produced across either Orchestrator run (Section 6.7), despite being available input rather than withheld reference material, and despite the case's own ground-truth summary expecting a complete answer to name it as a compounding factor distinct from the root cause. This is a real, unconstructed instance of the completeness gap identified under controlled conditions in Sections 8.8–8.10 — a genuine input fact absent from an otherwise well-supported diagnosis, uncaught by any existing check — rather than a hypothetical one, though reported here as one corroborating case, not an independently established pattern.</w:t>
+        <w:t xml:space="preserve">Whether a diagnosis that fails Check 1 on its first attempt goes on to pass on revision is itself variable: the same case (Boeing), run independently on two separate occasions under an identical architecture, failed audit on both attempts in one run and passed on revision in the other (Section 6.7). This is reported as evidence of real variance in the revision path's outcome, not a defect in either run.</w:t>
       </w:r>
     </w:p>
     <w:p>
@@ -7031,7 +7118,7 @@
           <w:sz w:val="22"/>
           <w:szCs w:val="22"/>
         </w:rPr>
-        <w:t xml:space="preserve">Check 1 Part B's ability to reject an internal decision relabelled as an external trigger has now been characterised on one synthetic fixture across nine total attempts, correctly rejecting it in eight (Section 8.13) — below the controlled, single-hypothesis nine-trial standard held elsewhere in this document when read as one round, and with one miss whose cause remains unidentified rather than attributed to a confirmed pattern.</w:t>
+        <w:t xml:space="preserve">The Peloton case's input Background section — part of the diagnostic material the agents actually receive, confirmed directly against case_loader.py's section-splitting logic rather than assumed from header names — states that the Tread+ treadmill “was recalled after safety incidents involving children,” compounding the inventory crisis. This fact never appears in any diagnosis or report produced across either Orchestrator run (Section 6.7), despite being available input rather than withheld reference material, and despite the case's own ground-truth summary expecting a complete answer to name it as a compounding factor distinct from the root cause. This is a real, unconstructed instance of the completeness gap identified under controlled conditions in Sections 8.8–8.10 — a genuine input fact absent from an otherwise well-supported diagnosis, uncaught by any existing check — rather than a hypothetical one, though reported here as one corroborating case, not an independently established pattern.</w:t>
       </w:r>
     </w:p>
     <w:p>
@@ -7049,16 +7136,7 @@
           <w:sz w:val="22"/>
           <w:szCs w:val="22"/>
         </w:rPr>
-        <w:t xml:space="preserve">The backend's job store is in-memory only, explicitly scoped to a single demo session; a server restart or a closed browser tab currently loses any diagnosis that was not separately downloaded as a PDF. This is a limitation of the demonstration layer, not the core pipeline, and is scoped as remaining work below.</w:t>
-      </w:r>
-    </w:p>
-    <w:p>
-      <w:pPr>
-        <w:pStyle w:val="Heading2"/>
-        <w:spacing w:after="120" w:before="280"/>
-      </w:pPr>
-      <w:r>
-        <w:t xml:space="preserve">10.3 Remaining Work</w:t>
+        <w:t xml:space="preserve">Check 1 Part B's ability to reject an internal decision relabelled as an external trigger has now been characterised on one synthetic fixture across nine total attempts, correctly rejecting it in eight (Section 8.13) — below the controlled, single-hypothesis nine-trial standard held elsewhere in this document when read as one round, and with one miss whose cause remains unidentified rather than attributed to a confirmed pattern.</w:t>
       </w:r>
     </w:p>
     <w:p>
@@ -7076,7 +7154,7 @@
           <w:sz w:val="22"/>
           <w:szCs w:val="22"/>
         </w:rPr>
-        <w:t xml:space="preserve">Design and validation of a ranking-completeness check (a candidate fourth check, following Check 3’s addition in Section 8.11), following the same empirical refinement process used for Check 2 in Section 6.4 and Check 3 in Section 8.11, if closing the gap confirmed in Section 8.9 is judged worth the added complexity — this is a scoping decision, not a correction to Check 2, which was confirmed to behave as designed for the claims it evaluates.</w:t>
+        <w:t xml:space="preserve">The backend's job store is in-memory only, explicitly scoped to a single demo session; a server restart or a closed browser tab currently loses any diagnosis that was not separately downloaded as a PDF. This is a limitation of the demonstration layer, not the core pipeline, and is scoped as remaining work below.</w:t>
       </w:r>
     </w:p>
     <w:p>
@@ -7094,7 +7172,7 @@
           <w:sz w:val="22"/>
           <w:szCs w:val="22"/>
         </w:rPr>
-        <w:t xml:space="preserve">Larger-scale repeated-trial validation of the fidelity check (Section 6.7), matching the n=9 standard established for the Auditor's checks (Section 8.7), and a direct test of whether the Auditor's own Check 1, Check 2, and Check 3 exhibit the same cross-check dependency confirmed for the fidelity check's checks prior to their architectural isolation.</w:t>
+        <w:t xml:space="preserve">Intake's vague-quantifier-promotion risk, named but unconfirmed since its first validation pass, has now been observed once in 25 trials (Section 6.8): “about half” promoted to “approximately 50%.” Reported at exactly that scale — one occurrence on the one fixture built to test it — not extrapolated further.</w:t>
       </w:r>
     </w:p>
     <w:p>
@@ -7112,7 +7190,16 @@
           <w:sz w:val="22"/>
           <w:szCs w:val="22"/>
         </w:rPr>
-        <w:t xml:space="preserve">Resolution of the open question identified in Section 6.7 regarding Check 1's externality boundary on technical-malfunction cases, either by extending the check's definition or by confirming that routing such cases to human review is the correct behaviour rather than a limitation.</w:t>
+        <w:t xml:space="preserve">A second, previously unobserved Intake pattern: in 4 of 25 trials (Section 6.8), an unstated causal link was asserted between two facts the input only lists sequentially. Both this and the quantifier-promotion finding are mitigated today by the existing human-review checkpoint before a diagnosis runs, and neither has yet been corrected.</w:t>
+      </w:r>
+    </w:p>
+    <w:p>
+      <w:pPr>
+        <w:pStyle w:val="Heading2"/>
+        <w:spacing w:after="120" w:before="280"/>
+      </w:pPr>
+      <w:r>
+        <w:t xml:space="preserve">10.3 Remaining Work</w:t>
       </w:r>
     </w:p>
     <w:p>
@@ -7130,7 +7217,7 @@
           <w:sz w:val="22"/>
           <w:szCs w:val="22"/>
         </w:rPr>
-        <w:t xml:space="preserve">Further expansion of the case corpus beyond its current five cases (Section 4.2), which would both continue to broaden the evidence base and, if less-documented events were selected, help address the pretraining-memorisation confound directly.</w:t>
+        <w:t xml:space="preserve">Design and validation of a ranking-completeness check (a candidate fourth check, following Check 3’s addition in Section 8.11), following the same empirical refinement process used for Check 2 in Section 6.4 and Check 3 in Section 8.11, if closing the gap confirmed in Section 8.9 is judged worth the added complexity — this is a scoping decision, not a correction to Check 2, which was confirmed to behave as designed for the claims it evaluates.</w:t>
       </w:r>
     </w:p>
     <w:p>
@@ -7148,7 +7235,7 @@
           <w:sz w:val="22"/>
           <w:szCs w:val="22"/>
         </w:rPr>
-        <w:t xml:space="preserve">A formal, quantitative evaluation harness (e.g. RAGAS) to complement the manual review process used throughout this document.</w:t>
+        <w:t xml:space="preserve">Larger-scale repeated-trial validation of the fidelity check (Section 6.7), matching the n=9 standard established for the Auditor's checks (Section 8.7), and a direct test of whether the Auditor's own Check 1, Check 2, and Check 3 exhibit the same cross-check dependency confirmed for the fidelity check's checks prior to their architectural isolation.</w:t>
       </w:r>
     </w:p>
     <w:p>
@@ -7166,7 +7253,7 @@
           <w:sz w:val="22"/>
           <w:szCs w:val="22"/>
         </w:rPr>
-        <w:t xml:space="preserve">Decomposing which specific component of the pipeline (retrieval, task instructions, or the Auditor specifically) is responsible for the effect documented in Section 8, via a more granular ablation.</w:t>
+        <w:t xml:space="preserve">Resolution of the open question identified in Section 6.7 regarding Check 1's externality boundary on technical-malfunction cases, either by extending the check's definition or by confirming that routing such cases to human review is the correct behaviour rather than a limitation.</w:t>
       </w:r>
     </w:p>
     <w:p>
@@ -7184,7 +7271,7 @@
           <w:sz w:val="22"/>
           <w:szCs w:val="22"/>
         </w:rPr>
-        <w:t xml:space="preserve">A further round of Check 1 Part B trials on the Ohio Warehouse fixture (Section 8.13), extending the existing nine attempts with a fresh set of independently-worded framings, to determine whether the one miss reflects a genuine, if infrequent, failure mode or an artefact of a single trial.</w:t>
+        <w:t xml:space="preserve">Further expansion of the case corpus beyond its current five cases (Section 4.2), which would both continue to broaden the evidence base and, if less-documented events were selected, help address the pretraining-memorisation confound directly.</w:t>
       </w:r>
     </w:p>
     <w:p>
@@ -7202,7 +7289,7 @@
           <w:sz w:val="22"/>
           <w:szCs w:val="22"/>
         </w:rPr>
-        <w:t xml:space="preserve">Backend report persistence: replacing the in-memory job store (Section 10.2) with a durable, restart-surviving store, so a diagnosis is not lost unless explicitly discarded.</w:t>
+        <w:t xml:space="preserve">A formal, quantitative evaluation harness (e.g. RAGAS) to complement the manual review process used throughout this document.</w:t>
       </w:r>
     </w:p>
     <w:p>
@@ -7220,7 +7307,7 @@
           <w:sz w:val="22"/>
           <w:szCs w:val="22"/>
         </w:rPr>
-        <w:t xml:space="preserve">Urdu-language support at the Intake layer, given the Pakistani market this project targets for eventual real-world use; retrieval and downstream parsing are not language-specific to the input and are not expected to require changes.</w:t>
+        <w:t xml:space="preserve">Decomposing which specific component of the pipeline (retrieval, task instructions, or the Auditor specifically) is responsible for the effect documented in Section 8, via a more granular ablation.</w:t>
       </w:r>
     </w:p>
     <w:p>
@@ -7238,7 +7325,79 @@
           <w:sz w:val="22"/>
           <w:szCs w:val="22"/>
         </w:rPr>
+        <w:t xml:space="preserve">A further round of Check 1 Part B trials on the Ohio Warehouse fixture (Section 8.13), extending the existing nine attempts with a fresh set of independently-worded framings, to determine whether the one miss reflects a genuine, if infrequent, failure mode or an artefact of a single trial.</w:t>
+      </w:r>
+    </w:p>
+    <w:p>
+      <w:pPr>
+        <w:pStyle w:val="ListParagraph"/>
+        <w:numPr>
+          <w:ilvl w:val="0"/>
+          <w:numId w:val="2"/>
+        </w:numPr>
+        <w:spacing w:after="100" w:line="276"/>
+      </w:pPr>
+      <w:r>
+        <w:rPr>
+          <w:rFonts w:ascii="Calibri" w:cs="Calibri" w:eastAsia="Calibri" w:hAnsi="Calibri"/>
+          <w:sz w:val="22"/>
+          <w:szCs w:val="22"/>
+        </w:rPr>
+        <w:t xml:space="preserve">Backend report persistence: replacing the in-memory job store (Section 10.2) with a durable, restart-surviving store, so a diagnosis is not lost unless explicitly discarded.</w:t>
+      </w:r>
+    </w:p>
+    <w:p>
+      <w:pPr>
+        <w:pStyle w:val="ListParagraph"/>
+        <w:numPr>
+          <w:ilvl w:val="0"/>
+          <w:numId w:val="2"/>
+        </w:numPr>
+        <w:spacing w:after="100" w:line="276"/>
+      </w:pPr>
+      <w:r>
+        <w:rPr>
+          <w:rFonts w:ascii="Calibri" w:cs="Calibri" w:eastAsia="Calibri" w:hAnsi="Calibri"/>
+          <w:sz w:val="22"/>
+          <w:szCs w:val="22"/>
+        </w:rPr>
+        <w:t xml:space="preserve">Urdu-language support at the Intake layer, given the Pakistani market this project targets for eventual real-world use; retrieval and downstream parsing are not language-specific to the input and are not expected to require changes.</w:t>
+      </w:r>
+    </w:p>
+    <w:p>
+      <w:pPr>
+        <w:pStyle w:val="ListParagraph"/>
+        <w:numPr>
+          <w:ilvl w:val="0"/>
+          <w:numId w:val="2"/>
+        </w:numPr>
+        <w:spacing w:after="100" w:line="276"/>
+      </w:pPr>
+      <w:r>
+        <w:rPr>
+          <w:rFonts w:ascii="Calibri" w:cs="Calibri" w:eastAsia="Calibri" w:hAnsi="Calibri"/>
+          <w:sz w:val="22"/>
+          <w:szCs w:val="22"/>
+        </w:rPr>
         <w:t xml:space="preserve">Extending the forced-ranking trials on PIA and Airlift (Section 8.14) from three per case to nine, matching the scale used to characterise the original three cases (Section 8.7), before treating the four-case Check 1 validation or the repeated omission-blindness observation as more than directional.</w:t>
+      </w:r>
+    </w:p>
+    <w:p>
+      <w:pPr>
+        <w:pStyle w:val="ListParagraph"/>
+        <w:numPr>
+          <w:ilvl w:val="0"/>
+          <w:numId w:val="2"/>
+        </w:numPr>
+        <w:spacing w:after="100" w:line="276"/>
+      </w:pPr>
+      <w:r>
+        <w:rPr>
+          <w:rFonts w:ascii="Calibri" w:cs="Calibri" w:eastAsia="Calibri" w:hAnsi="Calibri"/>
+          <w:sz w:val="22"/>
+          <w:szCs w:val="22"/>
+        </w:rPr>
+        <w:t xml:space="preserve">Wording fixes for Intake's two confirmed findings (Section 6.8) — the vague-quantifier promotion and the unstated causal-link pattern — followed by re-validation at the same 25-trial scale, matching the multi-round refinement process already used for Check 2 and Check 3 (Sections 6.4, 8.11).</w:t>
       </w:r>
     </w:p>
     <w:p>

--- a/MASS_System_Development_Report.docx
+++ b/MASS_System_Development_Report.docx
@@ -91,7 +91,7 @@
           <w:sz w:val="22"/>
           <w:szCs w:val="22"/>
         </w:rPr>
-        <w:t xml:space="preserve">Since this validation was completed, the corpus was extended with two further real, publicly documented cases from Pakistan — the 2020 PIA Karachi crash and its associated pilot-licensing and financial crisis, and the 2022 collapse of Airlift Technologies — chosen specifically to ground the corpus in the market this project targets for eventual real-world use. A further, smaller-scale test characterised the Auditor's Check 1 at rejecting an internal decision relabelled as an external trigger, correctly rejecting it in eight of nine attempts against a dedicated synthetic fixture across two separate rounds of testing, with the one miss not yet explained by any identified factor. The system was also given a working demonstration interface that reports genuine backend pipeline state in real time, rather than a simulated timer, and produces a downloadable report carrying its own verification status and provenance. The Intake agent was also validated against weak grammar and code-switched Roman Urdu/English input matching this project's actual target market, holding at zero hedge-to-certainty promotions across 25 trials, with one narrow exception on a vague-quantifier fixture. These extensions are reported in Sections 4.2, 6.8, 8.13, and 9.</w:t>
+        <w:t xml:space="preserve">Since this validation was completed, the corpus was extended with two further real, publicly documented cases from Pakistan — the 2020 PIA Karachi crash and its associated pilot-licensing and financial crisis, and the 2022 collapse of Airlift Technologies — chosen specifically to ground the corpus in the market this project targets for eventual real-world use. A further, smaller-scale test characterised the Auditor's Check 1 at rejecting an internal decision relabelled as an external trigger, correctly rejecting it in eight of nine attempts against a dedicated synthetic fixture across two separate rounds of testing, with the one miss not yet explained by any identified factor. The system was also given a working demonstration interface that reports genuine backend pipeline state in real time, rather than a simulated timer, and produces a downloadable report carrying its own verification status and provenance. The Intake agent was also validated against weak grammar and code-switched Roman Urdu/English input matching this project's actual target market, holding at zero hedge-to-certainty promotions across 25 trials, a narrow vague-quantifier exception found in this pass was fixed and confirmed stable across two further validation rounds, while a related causal-inference pattern persisted across two targeted wording fixes and is documented as a limitation rather than corrected. These extensions are reported in Sections 4.2, 6.8, 8.13, and 9.</w:t>
       </w:r>
     </w:p>
     <w:p>
@@ -1556,6 +1556,45 @@
           <w:szCs w:val="22"/>
         </w:rPr>
         <w:t xml:space="preserve">Neither finding has been corrected yet, deliberately: this project's established practice is to characterise a specific failure precisely before wording a fix for it, the same separation Check 2 and Check 3's own multi-round refinements followed (Sections 6.4, 8.11). Both findings are mitigated today by a structural safety net independent of either validation pass: Intake's output is shown back to the user for confirmation or correction before it is used for anything, so a garbled structuring is caught by a human before a real diagnosis runs on it. The vague-quantifier-promotion rate (one of five trials on the one fixture built specifically to test it) is reported at exactly that scale, not extrapolated to the other fixtures or rounded into a general claim about Intake's reliability under weak input.</w:t>
+      </w:r>
+    </w:p>
+    <w:p>
+      <w:pPr>
+        <w:spacing w:after="200" w:line="276"/>
+      </w:pPr>
+      <w:r>
+        <w:rPr>
+          <w:rFonts w:ascii="Calibri" w:cs="Calibri" w:eastAsia="Calibri" w:hAnsi="Calibri"/>
+          <w:sz w:val="22"/>
+          <w:szCs w:val="22"/>
+        </w:rPr>
+        <w:t xml:space="preserve">Both findings were then targeted for a fix, in two rounds. The first round added explicit guidance naming both patterns directly, including the two specific phrases (“as a result,” “consequently”) the causal-link finding had used. Re-running the full 25-trial suite showed the quantifier fix worked cleanly: zero of 25 promotions, no regressions elsewhere. The causal-link fix did not: the raw count stayed at 4 of 25, but every instance moved into a single fixture, using unbanned phrasing (“causing X and Y”) instead of the two named phrases — the model was matching against the specific wording banned, not the rule it stood in for.</w:t>
+      </w:r>
+    </w:p>
+    <w:p>
+      <w:pPr>
+        <w:spacing w:after="200" w:line="276"/>
+      </w:pPr>
+      <w:r>
+        <w:rPr>
+          <w:rFonts w:ascii="Calibri" w:cs="Calibri" w:eastAsia="Calibri" w:hAnsi="Calibri"/>
+          <w:sz w:val="22"/>
+          <w:szCs w:val="22"/>
+        </w:rPr>
+        <w:t xml:space="preserve">Closer reading of the remaining failures found a more precise mechanism than an unstated link: the input does state one causal link explicitly (“customer very angry because delivery always late”), and the model was extending that same stated link to also cover a second, separately-stated fact (customer loss) the input never connected to anything — chaining an existing claim, not inventing one from nothing. A second round rewrote the guidance around this specific mechanism, banning causal-connecting language generally and explicitly stating that a stated link covers only the facts the user connected, using the exact failing sentence as the worked example inside the prompt itself. Re-running the full suite again produced an unchanged result: the same 4 of 5 rate, on the same fixture, several trials reproducing close to the identical sentence just quoted back to the model as the thing not to do.</w:t>
+      </w:r>
+    </w:p>
+    <w:p>
+      <w:pPr>
+        <w:spacing w:after="200" w:line="276"/>
+      </w:pPr>
+      <w:r>
+        <w:rPr>
+          <w:rFonts w:ascii="Calibri" w:cs="Calibri" w:eastAsia="Calibri" w:hAnsi="Calibri"/>
+          <w:sz w:val="22"/>
+          <w:szCs w:val="22"/>
+        </w:rPr>
+        <w:t xml:space="preserve">The quantifier-promotion fix is retained and confirmed stable across two independent validation rounds; this finding is closed. The causal-link fix is not pursued further by wording alone: two rounds of increasingly specific, example-driven prompt changes produced identical results, treated as evidence of a genuine plateau rather than an insufficiently precise instruction. This is a different outcome from every other wording fix in this document (Check 2, Check 3, the quantifier fix above) — those all moved in response to a more precisely named rule; this one did not move on a second attempt, which is itself informative: some failure modes may respond better to a structural change in what the model is asked to produce (e.g. requiring Background as separate listed facts rather than connected prose) than to further constraining what it is asked not to say. This is reported as a documented limitation, not a corrected one, and the structural alternative is scoped as remaining work in Section 10.3 rather than pursued as a third wording round.</w:t>
       </w:r>
     </w:p>
     <w:p>
@@ -7172,7 +7211,7 @@
           <w:sz w:val="22"/>
           <w:szCs w:val="22"/>
         </w:rPr>
-        <w:t xml:space="preserve">Intake's vague-quantifier-promotion risk, named but unconfirmed since its first validation pass, has now been observed once in 25 trials (Section 6.8): “about half” promoted to “approximately 50%.” Reported at exactly that scale — one occurrence on the one fixture built to test it — not extrapolated further.</w:t>
+        <w:t xml:space="preserve">Intake's vague-quantifier-promotion risk, observed once in 25 trials, was fixed by a wording change and confirmed absent (0 of 25) across two further independent validation rounds (Section 6.8). This finding is closed.</w:t>
       </w:r>
     </w:p>
     <w:p>
@@ -7190,7 +7229,7 @@
           <w:sz w:val="22"/>
           <w:szCs w:val="22"/>
         </w:rPr>
-        <w:t xml:space="preserve">A second, previously unobserved Intake pattern: in 4 of 25 trials (Section 6.8), an unstated causal link was asserted between two facts the input only lists sequentially. Both this and the quantifier-promotion finding are mitigated today by the existing human-review checkpoint before a diagnosis runs, and neither has yet been corrected.</w:t>
+        <w:t xml:space="preserve">A second Intake pattern proved resistant to wording fixes specifically: an unstated causal link asserted between facts the input only lists separately, concentrated entirely in one fixture at a stable 4 of 5 trials across two independent, increasingly specific wording-fix attempts, including one that quoted the model's own exact failing sentence back to it as a worked example (Section 6.8). This is reported as a genuine plateau, not an unresolved wording gap, and is mitigated today by the existing human-review checkpoint before a diagnosis runs.</w:t>
       </w:r>
     </w:p>
     <w:p>
@@ -7397,7 +7436,7 @@
           <w:sz w:val="22"/>
           <w:szCs w:val="22"/>
         </w:rPr>
-        <w:t xml:space="preserve">Wording fixes for Intake's two confirmed findings (Section 6.8) — the vague-quantifier promotion and the unstated causal-link pattern — followed by re-validation at the same 25-trial scale, matching the multi-round refinement process already used for Check 2 and Check 3 (Sections 6.4, 8.11).</w:t>
+        <w:t xml:space="preserve">A structural fix for Intake's remaining causal-link finding (Section 6.8), since two rounds of wording fixes plateaued at an identical rate: e.g. requiring Background as separate listed facts rather than connected prose, removing the surface opportunity for an unstated causal connector to appear at all, rather than a third wording-only attempt.</w:t>
       </w:r>
     </w:p>
     <w:p>

--- a/MASS_System_Development_Report.docx
+++ b/MASS_System_Development_Report.docx
@@ -91,7 +91,7 @@
           <w:sz w:val="22"/>
           <w:szCs w:val="22"/>
         </w:rPr>
-        <w:t xml:space="preserve">Since this validation was completed, the corpus was extended with two further real, publicly documented cases from Pakistan — the 2020 PIA Karachi crash and its associated pilot-licensing and financial crisis, and the 2022 collapse of Airlift Technologies — chosen specifically to ground the corpus in the market this project targets for eventual real-world use. A further, smaller-scale test characterised the Auditor's Check 1 at rejecting an internal decision relabelled as an external trigger, correctly rejecting it in eight of nine attempts against a dedicated synthetic fixture across two separate rounds of testing, with the one miss not yet explained by any identified factor. The system was also given a working demonstration interface that reports genuine backend pipeline state in real time, rather than a simulated timer, and produces a downloadable report carrying its own verification status and provenance. The Intake agent was also validated against weak grammar and code-switched Roman Urdu/English input matching this project's actual target market, holding at zero hedge-to-certainty promotions across 25 trials, a narrow vague-quantifier exception found in this pass was fixed and confirmed stable across two further validation rounds, while a related causal-inference pattern persisted across two targeted wording fixes and is documented as a limitation rather than corrected. These extensions are reported in Sections 4.2, 6.8, 8.13, and 9.</w:t>
+        <w:t xml:space="preserve">Since this validation was completed, the corpus was extended with two further real, publicly documented cases from Pakistan — the 2020 PIA Karachi crash and its associated pilot-licensing and financial crisis, and the 2022 collapse of Airlift Technologies — chosen specifically to ground the corpus in the market this project targets for eventual real-world use. A further, smaller-scale test characterised the Auditor's Check 1 at rejecting an internal decision relabelled as an external trigger, correctly rejecting it in eight of nine attempts across two earlier rounds against a dedicated synthetic fixture. A third, deliberately differentiated round of nine fresh, independently-worded framings then found this robustness to be framing-dependent rather than uniform, correctly rejecting only four of nine, with a reproducible mechanism identified behind the misses rather than an unexplained miss rate. The system was also given a working demonstration interface that reports genuine backend pipeline state in real time, rather than a simulated timer, and produces a downloadable report carrying its own verification status and provenance. The Intake agent was also validated against weak grammar and code-switched Roman Urdu/English input matching this project's actual target market, holding at zero hedge-to-certainty promotions across 25 trials, a narrow vague-quantifier exception found in this pass was fixed and confirmed stable across two further validation rounds, while a related causal-inference pattern persisted across two targeted wording fixes and is documented as a limitation rather than corrected. These extensions are reported in Sections 4.2, 6.8, 8.13, 8.15, and 9.</w:t>
       </w:r>
     </w:p>
     <w:p>
@@ -4889,6 +4889,80 @@
     </w:p>
     <w:p>
       <w:pPr>
+        <w:pStyle w:val="Heading2"/>
+        <w:spacing w:after="120" w:before="280"/>
+      </w:pPr>
+      <w:r>
+        <w:t xml:space="preserve">8.15 Round 3 on Check 1 Part B: A Reproducible Mechanism Behind the Ohio Warehouse Misses</w:t>
+      </w:r>
+    </w:p>
+    <w:p>
+      <w:pPr>
+        <w:spacing w:after="200" w:line="276"/>
+      </w:pPr>
+      <w:r>
+        <w:rPr>
+          <w:rFonts w:ascii="Calibri" w:cs="Calibri" w:eastAsia="Calibri" w:hAnsi="Calibri"/>
+          <w:sz w:val="22"/>
+          <w:szCs w:val="22"/>
+        </w:rPr>
+        <w:t xml:space="preserve">Section 8.13 left the Ohio Warehouse fixture at eight of nine correctly rejected, pooled across two rounds of differing methodology, with the one miss unexplained by any identified factor, and flagged a further round using a fresh set of independently-worded framings as remaining work (Section 10.3). This section reports that round.</w:t>
+      </w:r>
+    </w:p>
+    <w:p>
+      <w:pPr>
+        <w:spacing w:after="200" w:line="276"/>
+      </w:pPr>
+      <w:r>
+        <w:rPr>
+          <w:rFonts w:ascii="Calibri" w:cs="Calibri" w:eastAsia="Calibri" w:hAnsi="Calibri"/>
+          <w:sz w:val="22"/>
+          <w:szCs w:val="22"/>
+        </w:rPr>
+        <w:t xml:space="preserve">The case text and the diagnosis's Root Cause statement were held fixed and byte-identical across all nine trials; the only variable was the Triggering Event line, changed once per trial by mechanical string replacement, the same single-variable discipline used throughout this document's Auditor tests. Rather than nine variations on a single theme, the nine framings were deliberately designed to span nine distinct evasion strategies: direct decision-naming (a floor case), vendor-externalising, pure symptom-as-trigger, an agentless passive-voice construction, an event-dated construction structurally mimicking how a genuine external trigger reads elsewhere in this document, a vague “operational instability” framing, a downstream-consequence-as-trigger framing, a mechanical/technical-failure register, and a hedged-uncertainty framing. Every trial's full diagnosis and raw, unfiltered Auditor output were saved to disk before any result was tallied.</w:t>
+      </w:r>
+    </w:p>
+    <w:p>
+      <w:pPr>
+        <w:spacing w:after="200" w:line="276"/>
+      </w:pPr>
+      <w:r>
+        <w:rPr>
+          <w:rFonts w:ascii="Calibri" w:cs="Calibri" w:eastAsia="Calibri" w:hAnsi="Calibri"/>
+          <w:sz w:val="22"/>
+          <w:szCs w:val="22"/>
+        </w:rPr>
+        <w:t xml:space="preserve">Four of nine were correctly rejected — a sharp drop from the earlier rounds' three of three and five of six — but the miss is no longer unexplained. Reading the Auditor's own PASS reasoning on the five misses shows a consistent substitution: the check asks whether explicit decision language is present in the trigger sentence, rather than whether the company actually controlled the underlying event. The vendor-externalising framing was passed as “an external technical occurrence resulting from a vendor/system mismatch,” disregarding that the company chose the vendor and the rollout. The symptom framing was passed as “the external-facing operational reality the company had to react to,” treating a direct effect of the company's own system as something that happened to it rather than because of it. The event-dated framing's own reasoning explicitly conceded that “the decision to switch is internal,” then passed the trigger anyway on the grounds that the cutover served merely as “the temporal marker for the start of the systemic failure, which is acceptable practice.” The mechanical-failure framing was passed as “correctly identified as an external/objective event,” conflating objective (factually occurred) with external (outside the company's control). The hedged-uncertainty framing was passed on the reasoning that it “is not the company's internal decision-making process” — treating the absence of decision language as evidence of externality, rather than as merely the absence of a label. By contrast, all four framings that were correctly rejected kept an internal actor, action, or transition nameable inside the trigger sentence itself, even when hedged (“had not been fully validated”) or softened (“a period of instability that emerged following the transition”).</w:t>
+      </w:r>
+    </w:p>
+    <w:p>
+      <w:pPr>
+        <w:spacing w:after="200" w:line="276"/>
+      </w:pPr>
+      <w:r>
+        <w:rPr>
+          <w:rFonts w:ascii="Calibri" w:cs="Calibri" w:eastAsia="Calibri" w:hAnsi="Calibri"/>
+          <w:sz w:val="22"/>
+          <w:szCs w:val="22"/>
+        </w:rPr>
+        <w:t xml:space="preserve">One trial (the downstream-consequence framing) also failed Check 3, despite the diagnosis body — the Fishbone, 5 Whys, and Financial Impact sections — being byte-identical to the other eight trials, which passed Check 3 clean. This is a same-input, different-verdict result on a check unrelated to Part B, reported here as a non-determinism data point rather than folded into this section's finding, which concerns Part B specifically.</w:t>
+      </w:r>
+    </w:p>
+    <w:p>
+      <w:pPr>
+        <w:spacing w:after="200" w:line="276"/>
+      </w:pPr>
+      <w:r>
+        <w:rPr>
+          <w:rFonts w:ascii="Calibri" w:cs="Calibri" w:eastAsia="Calibri" w:hAnsi="Calibri"/>
+          <w:sz w:val="22"/>
+          <w:szCs w:val="22"/>
+        </w:rPr>
+        <w:t xml:space="preserve">This round's result is reported at its own scale — four of nine — rather than pooled with the two earlier rounds' three of three and five of six into a single combined ratio; a pooled figure would flatten a genuinely bimodal pattern these nine framings were deliberately built to surface. Check 1 Part B's behaviour is now characterised rather than merely observed: the check is robust to reframing that keeps an internal actor or action nameable in the trigger sentence, and vulnerable to reframing that routes around that naming through a third party, a symptom, a bare dated event, an “objective” register, or an epistemic hedge. A wording fix targeting this specific substitution — asking explicitly whether the company controlled the underlying event, rather than whether decision language is present — is identified as remaining work in Section 10.3, to be validated at the same controlled scale used here before being treated as closing the gap.</w:t>
+      </w:r>
+    </w:p>
+    <w:p>
+      <w:pPr>
         <w:pStyle w:val="Heading1"/>
         <w:spacing w:after="160" w:before="360"/>
       </w:pPr>
@@ -7234,15 +7308,6 @@
     </w:p>
     <w:p>
       <w:pPr>
-        <w:pStyle w:val="Heading2"/>
-        <w:spacing w:after="120" w:before="280"/>
-      </w:pPr>
-      <w:r>
-        <w:t xml:space="preserve">10.3 Remaining Work</w:t>
-      </w:r>
-    </w:p>
-    <w:p>
-      <w:pPr>
         <w:pStyle w:val="ListParagraph"/>
         <w:numPr>
           <w:ilvl w:val="0"/>
@@ -7256,7 +7321,16 @@
           <w:sz w:val="22"/>
           <w:szCs w:val="22"/>
         </w:rPr>
-        <w:t xml:space="preserve">Design and validation of a ranking-completeness check (a candidate fourth check, following Check 3’s addition in Section 8.11), following the same empirical refinement process used for Check 2 in Section 6.4 and Check 3 in Section 8.11, if closing the gap confirmed in Section 8.9 is judged worth the added complexity — this is a scoping decision, not a correction to Check 2, which was confirmed to behave as designed for the claims it evaluates.</w:t>
+        <w:t xml:space="preserve">Check 1 Part B's rejection of a mislabelled internal trigger is framing-dependent rather than uniformly robust (Section 8.15): a controlled round of nine fresh, independently-worded framings on the Ohio Warehouse fixture found four of nine correctly rejected, with the five passes sharing a specific mechanism — the check's own reasoning substituted the presence of explicit decision language for genuine control, letting a vendor-attributed, symptom-framed, bare-dated, “objective”-registered, or hedged-uncertainty trigger through where the same underlying internal action would be rejected if named directly. Framings that kept an internal actor, action, or transition nameable within the trigger sentence itself were rejected in all four cases tested.</w:t>
+      </w:r>
+    </w:p>
+    <w:p>
+      <w:pPr>
+        <w:pStyle w:val="Heading2"/>
+        <w:spacing w:after="120" w:before="280"/>
+      </w:pPr>
+      <w:r>
+        <w:t xml:space="preserve">10.3 Remaining Work</w:t>
       </w:r>
     </w:p>
     <w:p>
@@ -7274,7 +7348,7 @@
           <w:sz w:val="22"/>
           <w:szCs w:val="22"/>
         </w:rPr>
-        <w:t xml:space="preserve">Larger-scale repeated-trial validation of the fidelity check (Section 6.7), matching the n=9 standard established for the Auditor's checks (Section 8.7), and a direct test of whether the Auditor's own Check 1, Check 2, and Check 3 exhibit the same cross-check dependency confirmed for the fidelity check's checks prior to their architectural isolation.</w:t>
+        <w:t xml:space="preserve">Design and validation of a ranking-completeness check (a candidate fourth check, following Check 3’s addition in Section 8.11), following the same empirical refinement process used for Check 2 in Section 6.4 and Check 3 in Section 8.11, if closing the gap confirmed in Section 8.9 is judged worth the added complexity — this is a scoping decision, not a correction to Check 2, which was confirmed to behave as designed for the claims it evaluates.</w:t>
       </w:r>
     </w:p>
     <w:p>
@@ -7292,7 +7366,7 @@
           <w:sz w:val="22"/>
           <w:szCs w:val="22"/>
         </w:rPr>
-        <w:t xml:space="preserve">Resolution of the open question identified in Section 6.7 regarding Check 1's externality boundary on technical-malfunction cases, either by extending the check's definition or by confirming that routing such cases to human review is the correct behaviour rather than a limitation.</w:t>
+        <w:t xml:space="preserve">Larger-scale repeated-trial validation of the fidelity check (Section 6.7), matching the n=9 standard established for the Auditor's checks (Section 8.7), and a direct test of whether the Auditor's own Check 1, Check 2, and Check 3 exhibit the same cross-check dependency confirmed for the fidelity check's checks prior to their architectural isolation.</w:t>
       </w:r>
     </w:p>
     <w:p>
@@ -7310,7 +7384,7 @@
           <w:sz w:val="22"/>
           <w:szCs w:val="22"/>
         </w:rPr>
-        <w:t xml:space="preserve">Further expansion of the case corpus beyond its current five cases (Section 4.2), which would both continue to broaden the evidence base and, if less-documented events were selected, help address the pretraining-memorisation confound directly.</w:t>
+        <w:t xml:space="preserve">Resolution of the open question identified in Section 6.7 regarding Check 1's externality boundary on technical-malfunction cases, either by extending the check's definition or by confirming that routing such cases to human review is the correct behaviour rather than a limitation.</w:t>
       </w:r>
     </w:p>
     <w:p>
@@ -7328,7 +7402,7 @@
           <w:sz w:val="22"/>
           <w:szCs w:val="22"/>
         </w:rPr>
-        <w:t xml:space="preserve">A formal, quantitative evaluation harness (e.g. RAGAS) to complement the manual review process used throughout this document.</w:t>
+        <w:t xml:space="preserve">Further expansion of the case corpus beyond its current five cases (Section 4.2), which would both continue to broaden the evidence base and, if less-documented events were selected, help address the pretraining-memorisation confound directly.</w:t>
       </w:r>
     </w:p>
     <w:p>
@@ -7346,7 +7420,7 @@
           <w:sz w:val="22"/>
           <w:szCs w:val="22"/>
         </w:rPr>
-        <w:t xml:space="preserve">Decomposing which specific component of the pipeline (retrieval, task instructions, or the Auditor specifically) is responsible for the effect documented in Section 8, via a more granular ablation.</w:t>
+        <w:t xml:space="preserve">A formal, quantitative evaluation harness (e.g. RAGAS) to complement the manual review process used throughout this document.</w:t>
       </w:r>
     </w:p>
     <w:p>
@@ -7364,7 +7438,25 @@
           <w:sz w:val="22"/>
           <w:szCs w:val="22"/>
         </w:rPr>
-        <w:t xml:space="preserve">A further round of Check 1 Part B trials on the Ohio Warehouse fixture (Section 8.13), extending the existing nine attempts with a fresh set of independently-worded framings, to determine whether the one miss reflects a genuine, if infrequent, failure mode or an artefact of a single trial.</w:t>
+        <w:t xml:space="preserve">Decomposing which specific component of the pipeline (retrieval, task instructions, or the Auditor specifically) is responsible for the effect documented in Section 8, via a more granular ablation.</w:t>
+      </w:r>
+    </w:p>
+    <w:p>
+      <w:pPr>
+        <w:pStyle w:val="ListParagraph"/>
+        <w:numPr>
+          <w:ilvl w:val="0"/>
+          <w:numId w:val="2"/>
+        </w:numPr>
+        <w:spacing w:after="100" w:line="276"/>
+      </w:pPr>
+      <w:r>
+        <w:rPr>
+          <w:rFonts w:ascii="Calibri" w:cs="Calibri" w:eastAsia="Calibri" w:hAnsi="Calibri"/>
+          <w:sz w:val="22"/>
+          <w:szCs w:val="22"/>
+        </w:rPr>
+        <w:t xml:space="preserve">A wording fix to Check 1 Part B targeting the specific substitution mechanism identified in Section 8.15 (explicit decision language standing in for genuine control), followed by a fresh controlled round on the Ohio Warehouse fixture at the same n=9 scale used here, to confirm whether the fix closes the gap without narrowing what the check catches elsewhere.</w:t>
       </w:r>
     </w:p>
     <w:p>

--- a/MASS_System_Development_Report.docx
+++ b/MASS_System_Development_Report.docx
@@ -91,7 +91,7 @@
           <w:sz w:val="22"/>
           <w:szCs w:val="22"/>
         </w:rPr>
-        <w:t xml:space="preserve">Since this validation was completed, the corpus was extended with two further real, publicly documented cases from Pakistan — the 2020 PIA Karachi crash and its associated pilot-licensing and financial crisis, and the 2022 collapse of Airlift Technologies — chosen specifically to ground the corpus in the market this project targets for eventual real-world use. A further, smaller-scale test characterised the Auditor's Check 1 at rejecting an internal decision relabelled as an external trigger, correctly rejecting it in eight of nine attempts across two earlier rounds against a dedicated synthetic fixture. A third, deliberately differentiated round of nine fresh, independently-worded framings then found this robustness to be framing-dependent rather than uniform, correctly rejecting only four of nine, with a reproducible mechanism identified behind the misses rather than an unexplained miss rate. The system was also given a working demonstration interface that reports genuine backend pipeline state in real time, rather than a simulated timer, and produces a downloadable report carrying its own verification status and provenance. The Intake agent was also validated against weak grammar and code-switched Roman Urdu/English input matching this project's actual target market, holding at zero hedge-to-certainty promotions across 25 trials, a narrow vague-quantifier exception found in this pass was fixed and confirmed stable across two further validation rounds, while a related causal-inference pattern persisted across two targeted wording fixes and is documented as a limitation rather than corrected. These extensions are reported in Sections 4.2, 6.8, 8.13, 8.15, and 9.</w:t>
+        <w:t xml:space="preserve">Since this validation was completed, the corpus was extended with two further real, publicly documented cases from Pakistan — the 2020 PIA Karachi crash and its associated pilot-licensing and financial crisis, and the 2022 collapse of Airlift Technologies — chosen specifically to ground the corpus in the market this project targets for eventual real-world use. A further, smaller-scale test characterised the Auditor's Check 1 at rejecting an internal decision relabelled as an external trigger, correctly rejecting it in eight of nine attempts across two earlier rounds against a dedicated synthetic fixture. A third, deliberately differentiated round of nine fresh, independently-worded framings then found this robustness to be framing-dependent rather than uniform, correctly rejecting only four of nine, with a reproducible mechanism identified behind the misses rather than an unexplained miss rate. A separate re-validation of the Orchestrator's fidelity check at this same n=9 scale found six of its seven fixture/check combinations replicating perfectly, but overturned a previously-reported clean result on the seventh: Check C's scope-qualifier check, which an earlier n=3 round had found catching a real report's dropped qualifiers in all three trials, caught them in only one of nine at this larger scale. The system was also given a working demonstration interface that reports genuine backend pipeline state in real time, rather than a simulated timer, and produces a downloadable report carrying its own verification status and provenance. The Intake agent was also validated against weak grammar and code-switched Roman Urdu/English input matching this project's actual target market, holding at zero hedge-to-certainty promotions across 25 trials, a narrow vague-quantifier exception found in this pass was fixed and confirmed stable across two further validation rounds, while a related causal-inference pattern persisted across two targeted wording fixes and is documented as a limitation rather than corrected. These extensions are reported in Sections 4.2, 6.8, 6.9, 8.13, 8.15, and 9.</w:t>
       </w:r>
     </w:p>
     <w:p>
@@ -1595,6 +1595,106 @@
           <w:szCs w:val="22"/>
         </w:rPr>
         <w:t xml:space="preserve">The quantifier-promotion fix is retained and confirmed stable across two independent validation rounds; this finding is closed. The causal-link fix is not pursued further by wording alone: two rounds of increasingly specific, example-driven prompt changes produced identical results, treated as evidence of a genuine plateau rather than an insufficiently precise instruction. This is a different outcome from every other wording fix in this document (Check 2, Check 3, the quantifier fix above) — those all moved in response to a more precisely named rule; this one did not move on a second attempt, which is itself informative: some failure modes may respond better to a structural change in what the model is asked to produce (e.g. requiring Background as separate listed facts rather than connected prose) than to further constraining what it is asked not to say. This is reported as a documented limitation, not a corrected one, and the structural alternative is scoped as remaining work in Section 10.3 rather than pursued as a third wording round.</w:t>
+      </w:r>
+    </w:p>
+    <w:p>
+      <w:pPr>
+        <w:pStyle w:val="Heading2"/>
+        <w:spacing w:after="120" w:before="280"/>
+      </w:pPr>
+      <w:r>
+        <w:t xml:space="preserve">6.9 Fidelity Check n=9 Re-Validation: A Major Reversal on the Real Peloton Fixture</w:t>
+      </w:r>
+    </w:p>
+    <w:p>
+      <w:pPr>
+        <w:spacing w:after="200" w:line="276"/>
+      </w:pPr>
+      <w:r>
+        <w:rPr>
+          <w:rFonts w:ascii="Calibri" w:cs="Calibri" w:eastAsia="Calibri" w:hAnsi="Calibri"/>
+          <w:sz w:val="22"/>
+          <w:szCs w:val="22"/>
+        </w:rPr>
+        <w:t xml:space="preserve">Section 6.7's fidelity check has only ever been validated at n=3 to n=5 per fixture, and its own module docstring, after the Section 6.7 architectural rewrite to three isolated checks, states plainly that the isolated form “needs its own verification pass, same standard as every prior revision.” That pass had also only ever covered 2 of the fidelity check's 5 established fixtures. This section reports a single controlled batch closing both gaps: all 5 fixtures, unchanged, re-run at n=9, calling only the check(s) each fixture targets — except the real Peloton diagnosis and report, which gets all three checks since it is the project's one non-synthetic, multi-cause fixture.</w:t>
+      </w:r>
+    </w:p>
+    <w:p>
+      <w:pPr>
+        <w:spacing w:after="200" w:line="276"/>
+      </w:pPr>
+      <w:r>
+        <w:rPr>
+          <w:rFonts w:ascii="Calibri" w:cs="Calibri" w:eastAsia="Calibri" w:hAnsi="Calibri"/>
+          <w:sz w:val="22"/>
+          <w:szCs w:val="22"/>
+        </w:rPr>
+        <w:t xml:space="preserve">Six of the seven fixture/check combinations replicated perfectly: paraphrase_only against Check A, parenthetical_dropped and category_renamed against Check B, qualifier_dropped against Check C, and the real Peloton pair against both Check A and Check B all returned the expected verdict in all 9 trials — 54 of 54 individual results correct, the largest clean batch this project has run against the fidelity check.</w:t>
+      </w:r>
+    </w:p>
+    <w:p>
+      <w:pPr>
+        <w:spacing w:after="200" w:line="276"/>
+      </w:pPr>
+      <w:r>
+        <w:rPr>
+          <w:rFonts w:ascii="Calibri" w:cs="Calibri" w:eastAsia="Calibri" w:hAnsi="Calibri"/>
+          <w:sz w:val="22"/>
+          <w:szCs w:val="22"/>
+        </w:rPr>
+        <w:t xml:space="preserve">The seventh combination overturns a previously-reported result rather than merely extending it. Section 6.7's architectural fix (the isolated Check A/B/C rewrite) was verified at the time by re-running the real Peloton diagnosis and report at n=3, and Check C correctly caught the report's dropped qualifiers in all three trials — called, at the time, “the cleanest result across all five fidelity-check revisions to date.” Run again at n=9, against the identical fixture pair and unchanged Check C wording, it caught the same violation in only one of nine trials. The other eight all returned “Instances found: None found,” several explicitly asserting that specific compositional qualifiers were preserved when the report text demonstrably drops them.</w:t>
+      </w:r>
+    </w:p>
+    <w:p>
+      <w:pPr>
+        <w:spacing w:after="200" w:line="276"/>
+      </w:pPr>
+      <w:r>
+        <w:rPr>
+          <w:rFonts w:ascii="Calibri" w:cs="Calibri" w:eastAsia="Calibri" w:hAnsi="Calibri"/>
+          <w:sz w:val="22"/>
+          <w:szCs w:val="22"/>
+        </w:rPr>
+        <w:t xml:space="preserve">The one correct catch is, if anything, a stronger result than anything previously documented for this fixture: it names four distinct dropped qualifiers rather than the two found in the original graduation run — the “storage, insurance, obsolescence” composition dropped from the carrying-cost figure, the “(Precor + Factory)” composition dropped from the $800M figure, the “into expansion” scope dropped from the 55%-of-capital-invested figure, and the “80% Decline” qualifier dropped from the $40B shareholder-value figure. This confirms the violations are real and detectable in principle; Check C simply failed to detect them in 8 of 9 independent attempts against the same input.</w:t>
+      </w:r>
+    </w:p>
+    <w:p>
+      <w:pPr>
+        <w:spacing w:after="200" w:line="276"/>
+      </w:pPr>
+      <w:r>
+        <w:rPr>
+          <w:rFonts w:ascii="Calibri" w:cs="Calibri" w:eastAsia="Calibri" w:hAnsi="Calibri"/>
+          <w:sz w:val="22"/>
+          <w:szCs w:val="22"/>
+        </w:rPr>
+        <w:t xml:space="preserve">By contrast, qualifier_dropped — a synthetic fixture built to isolate exactly one clean qualifier drop inside an otherwise short, single-paragraph-derived report — caught its violation in all 9 trials, at the same scale, under the same unchanged check wording, in the same batch. Both fixtures test the identical failure category; their reliability is opposite. The leading, unconfirmed hypothesis is that Check C's near-perfect performance on a minimal single-variable synthetic fixture does not generalise to a real, denser report carrying several simultaneous violations among many correctly-preserved figures — a generalisation question distinct from, and untouched by, any of Section 6.7's five wording-calibration rounds, all of which were validated primarily against synthetic single-variable fixtures.</w:t>
+      </w:r>
+    </w:p>
+    <w:p>
+      <w:pPr>
+        <w:spacing w:after="200" w:line="276"/>
+      </w:pPr>
+      <w:r>
+        <w:rPr>
+          <w:rFonts w:ascii="Calibri" w:cs="Calibri" w:eastAsia="Calibri" w:hAnsi="Calibri"/>
+          <w:sz w:val="22"/>
+          <w:szCs w:val="22"/>
+        </w:rPr>
+        <w:t xml:space="preserve">Two possible confounds are logged rather than resolved. First, sampling variance at n=3: if the true catch rate is close to this round's observed one in nine, a run of three consecutive catches has roughly a 0.1 per cent probability under a naive independent-trials assumption — itself informative about how little the original n=3 result could be trusted. Second, the roughly one-month gap between the original verification and this round: the underlying model identifier has not changed in this project's version history, but a hosted model's serving behaviour can shift without any visible version change on this project's side. Neither explanation is confirmed.</w:t>
+      </w:r>
+    </w:p>
+    <w:p>
+      <w:pPr>
+        <w:spacing w:after="200" w:line="276"/>
+      </w:pPr>
+      <w:r>
+        <w:rPr>
+          <w:rFonts w:ascii="Calibri" w:cs="Calibri" w:eastAsia="Calibri" w:hAnsi="Calibri"/>
+          <w:sz w:val="22"/>
+          <w:szCs w:val="22"/>
+        </w:rPr>
+        <w:t xml:space="preserve">Given the fidelity check's fail-closed integration rule — a report failing any of Check A, B, or C is downgraded from SYNTHESIZED to FLAGGED_FIDELITY_FAILURE — this result means the fidelity check would have incorrectly approved this exact real report as fully verified in roughly 8 of 9 independent runs, despite genuine, multi-instance content drift. This is reported as an open, high-priority question for further investigation (Section 10.3), not a settled capability, and takes priority over any further wording work on the fidelity check until it is better understood.</w:t>
       </w:r>
     </w:p>
     <w:p>
@@ -7159,7 +7259,7 @@
           <w:sz w:val="22"/>
           <w:szCs w:val="22"/>
         </w:rPr>
-        <w:t xml:space="preserve">The fidelity check (Section 6.7) has been validated at a considerably smaller scale (n=3 to n=5 per fixture) than the Auditor's checks (n=9, Section 8.7), and its calibration history includes two confirmed instances of one check's wording affecting another's judgement before the checks were architecturally isolated — a failure mode not yet ruled out for the Auditor's own checks, which have always shared a single prompt in the same way — now three checks rather than two, following Check 3's addition (Section 8.11). Whether Check 1, Check 2, and Check 3 are similarly independent of one another has not been directly tested.</w:t>
+        <w:t xml:space="preserve">The fidelity check (Section 6.7) was validated at a considerably smaller scale (n=3 to n=5 per fixture) than the Auditor's checks (n=9, Section 8.7) until a subsequent n=9 re-validation (Section 6.9): six of seven fixture/check combinations held perfectly at the larger scale, but Check C's ability to catch dropped scope qualifiers on the real Peloton report fell from a previously-reported 3/3 at n=3 to 1/9 at n=9 — a major, currently unexplained reliability gap between a minimal synthetic fixture (where Check C holds at 9/9) and a real, denser report carrying the same failure category. Separately, the fidelity check's calibration history includes two confirmed instances of one check's wording affecting another's judgement before the checks were architecturally isolated — a failure mode not yet ruled out for the Auditor's own checks, which have always shared a single prompt in the same way — now three checks rather than two, following Check 3's addition (Section 8.11). Whether Check 1, Check 2, and Check 3 are similarly independent of one another has not been directly tested.</w:t>
       </w:r>
     </w:p>
     <w:p>
@@ -7366,7 +7466,25 @@
           <w:sz w:val="22"/>
           <w:szCs w:val="22"/>
         </w:rPr>
-        <w:t xml:space="preserve">Larger-scale repeated-trial validation of the fidelity check (Section 6.7), matching the n=9 standard established for the Auditor's checks (Section 8.7), and a direct test of whether the Auditor's own Check 1, Check 2, and Check 3 exhibit the same cross-check dependency confirmed for the fidelity check's checks prior to their architectural isolation.</w:t>
+        <w:t xml:space="preserve">Investigation of why Check C's scope-qualifier detection holds at 9/9 on a minimal synthetic fixture but fell to 1/9 on the real Peloton report at the same n=9 scale (Section 6.9) — including ruling in or out possible model-behaviour drift over time — given this is the highest-priority open question raised by any n=9 re-validation in this document.</w:t>
+      </w:r>
+    </w:p>
+    <w:p>
+      <w:pPr>
+        <w:pStyle w:val="ListParagraph"/>
+        <w:numPr>
+          <w:ilvl w:val="0"/>
+          <w:numId w:val="2"/>
+        </w:numPr>
+        <w:spacing w:after="100" w:line="276"/>
+      </w:pPr>
+      <w:r>
+        <w:rPr>
+          <w:rFonts w:ascii="Calibri" w:cs="Calibri" w:eastAsia="Calibri" w:hAnsi="Calibri"/>
+          <w:sz w:val="22"/>
+          <w:szCs w:val="22"/>
+        </w:rPr>
+        <w:t xml:space="preserve">A direct test of whether the Auditor's own Check 1, Check 2, and Check 3 exhibit the same cross-check dependency confirmed for the fidelity check's checks prior to their architectural isolation (Section 6.7), since all three have always shared a single prompt in the same way the fidelity check's did before its Section 6.7 rewrite.</w:t>
       </w:r>
     </w:p>
     <w:p>

--- a/MASS_System_Development_Report.docx
+++ b/MASS_System_Development_Report.docx
@@ -91,7 +91,7 @@
           <w:sz w:val="22"/>
           <w:szCs w:val="22"/>
         </w:rPr>
-        <w:t xml:space="preserve">Since this validation was completed, the corpus was extended with two further real, publicly documented cases from Pakistan — the 2020 PIA Karachi crash and its associated pilot-licensing and financial crisis, and the 2022 collapse of Airlift Technologies — chosen specifically to ground the corpus in the market this project targets for eventual real-world use. A further, smaller-scale test characterised the Auditor's Check 1 at rejecting an internal decision relabelled as an external trigger, correctly rejecting it in eight of nine attempts across two earlier rounds against a dedicated synthetic fixture. A third, deliberately differentiated round of nine fresh, independently-worded framings then found this robustness to be framing-dependent rather than uniform, correctly rejecting only four of nine, with a reproducible mechanism identified behind the misses rather than an unexplained miss rate. A separate re-validation of the Orchestrator's fidelity check at this same n=9 scale found six of its seven fixture/check combinations replicating perfectly, but overturned a previously-reported clean result on the seventh: Check C's scope-qualifier check, which an earlier n=3 round had found catching a real report's dropped qualifiers in all three trials, caught them in only one of nine at this larger scale. The system was also given a working demonstration interface that reports genuine backend pipeline state in real time, rather than a simulated timer, and produces a downloadable report carrying its own verification status and provenance. The Intake agent was also validated against weak grammar and code-switched Roman Urdu/English input matching this project's actual target market, holding at zero hedge-to-certainty promotions across 25 trials, a narrow vague-quantifier exception found in this pass was fixed and confirmed stable across two further validation rounds, while a related causal-inference pattern persisted across two targeted wording fixes and is documented as a limitation rather than corrected. These extensions are reported in Sections 4.2, 6.8, 6.9, 8.13, 8.15, and 9.</w:t>
+        <w:t xml:space="preserve">Since this validation was completed, the corpus was extended with two further real, publicly documented cases from Pakistan — the 2020 PIA Karachi crash and its associated pilot-licensing and financial crisis, and the 2022 collapse of Airlift Technologies — chosen specifically to ground the corpus in the market this project targets for eventual real-world use. The forced-ranking fabrication result and the Auditor's detection of it were subsequently extended to both new cases at the same n=9 scale used for the original three, reaching a clean 9 of 9 fabricated and 9 of 9 caught for each, and surfacing a domain-dependent refinement of the omission-blindness finding (Section 8.16): a discrete trigger event was omitted from the ranking in most trials, while a diffuse macroeconomic trigger retained its own line in nearly all of them. A further, smaller-scale test characterised the Auditor's Check 1 at rejecting an internal decision relabelled as an external trigger, correctly rejecting it in eight of nine attempts across two earlier rounds against a dedicated synthetic fixture. A third, deliberately differentiated round of nine fresh, independently-worded framings then found this robustness to be framing-dependent rather than uniform, correctly rejecting only four of nine, with a reproducible mechanism identified behind the misses rather than an unexplained miss rate. A separate re-validation of the Orchestrator's fidelity check at this same n=9 scale found six of its seven fixture/check combinations replicating perfectly, but overturned a previously-reported clean result on the seventh: Check C's scope-qualifier check, which an earlier n=3 round had found catching a real report's dropped qualifiers in all three trials, caught them in only one of nine at this larger scale. The system was also given a working demonstration interface that reports genuine backend pipeline state in real time, rather than a simulated timer, and produces a downloadable report carrying its own verification status and provenance. The Intake agent was also validated against weak grammar and code-switched Roman Urdu/English input matching this project's actual target market, holding at zero hedge-to-certainty promotions across 25 trials, a narrow vague-quantifier exception found in this pass was fixed and confirmed stable across two further validation rounds, while a related causal-inference pattern persisted across two targeted wording fixes and is documented as a limitation rather than corrected. These extensions are reported in Sections 4.2, 6.8, 6.9, 8.13, 8.15, 8.16, and 9.</w:t>
       </w:r>
     </w:p>
     <w:p>
@@ -4984,7 +4984,7 @@
           <w:sz w:val="22"/>
           <w:szCs w:val="22"/>
         </w:rPr>
-        <w:t xml:space="preserve">This extension is reported at exactly the scale it was run: three trials per case, not the nine used to characterise the original corpus, and is offered as corroborating evidence on two new, real cases rather than as an independent replication at the same statistical weight as Section 8.7. Running the same nine-trial protocol on PIA and Airlift is identified as remaining work in Section 10.3.</w:t>
+        <w:t xml:space="preserve">This extension was reported at exactly the scale it was run: three trials per case, not the nine used to characterise the original corpus, and was offered as corroborating evidence on two new, real cases rather than as an independent replication at the same statistical weight as Section 8.7. The same nine-trial protocol has since been run on both cases (Section 8.16).</w:t>
       </w:r>
     </w:p>
     <w:p>
@@ -5059,6 +5059,80 @@
           <w:szCs w:val="22"/>
         </w:rPr>
         <w:t xml:space="preserve">This round's result is reported at its own scale — four of nine — rather than pooled with the two earlier rounds' three of three and five of six into a single combined ratio; a pooled figure would flatten a genuinely bimodal pattern these nine framings were deliberately built to surface. Check 1 Part B's behaviour is now characterised rather than merely observed: the check is robust to reframing that keeps an internal actor or action nameable in the trigger sentence, and vulnerable to reframing that routes around that naming through a third party, a symptom, a bare dated event, an “objective” register, or an epistemic hedge. A wording fix targeting this specific substitution — asking explicitly whether the company controlled the underlying event, rather than whether decision language is present — is identified as remaining work in Section 10.3, to be validated at the same controlled scale used here before being treated as closing the gap.</w:t>
+      </w:r>
+    </w:p>
+    <w:p>
+      <w:pPr>
+        <w:pStyle w:val="Heading2"/>
+        <w:spacing w:after="120" w:before="280"/>
+      </w:pPr>
+      <w:r>
+        <w:t xml:space="preserve">8.16 PIA/Airlift Forced-Ranking Extended to n=9: A Domain-Dependent Refinement of the Omission-Blindness Finding</w:t>
+      </w:r>
+    </w:p>
+    <w:p>
+      <w:pPr>
+        <w:spacing w:after="200" w:line="276"/>
+      </w:pPr>
+      <w:r>
+        <w:rPr>
+          <w:rFonts w:ascii="Calibri" w:cs="Calibri" w:eastAsia="Calibri" w:hAnsi="Calibri"/>
+          <w:sz w:val="22"/>
+          <w:szCs w:val="22"/>
+        </w:rPr>
+        <w:t xml:space="preserve">Section 8.14 reported PIA and Airlift at n=3 per case, explicitly as corroborating evidence rather than a replication at the same statistical weight as the original three cases. This section reports the same protocol extended to n=9 per case, generating and auditing only the 6 new runs per case and combining them with the 3 real runs already on file from Section 8.14 — 18 real runs total, none re-derived.</w:t>
+      </w:r>
+    </w:p>
+    <w:p>
+      <w:pPr>
+        <w:spacing w:after="200" w:line="276"/>
+      </w:pPr>
+      <w:r>
+        <w:rPr>
+          <w:rFonts w:ascii="Calibri" w:cs="Calibri" w:eastAsia="Calibri" w:hAnsi="Calibri"/>
+          <w:sz w:val="22"/>
+          <w:szCs w:val="22"/>
+        </w:rPr>
+        <w:t xml:space="preserve">All 6 new runs per case fabricated a percentage-based ranking, and all 12 were correctly caught by the Auditor. Combined with the original 3 per case, both PIA and Airlift now stand at a clean 9 of 9 fabricated and 9 of 9 caught. Check 1 (both parts) passed cleanly across all 18 real trials now on file for these two cases, extending Check 1's validated-at-n=9 set from two cases (Southwest, Peloton, Section 8.7) to four.</w:t>
+      </w:r>
+    </w:p>
+    <w:p>
+      <w:pPr>
+        <w:spacing w:after="200" w:line="276"/>
+      </w:pPr>
+      <w:r>
+        <w:rPr>
+          <w:rFonts w:ascii="Calibri" w:cs="Calibri" w:eastAsia="Calibri" w:hAnsi="Calibri"/>
+          <w:sz w:val="22"/>
+          <w:szCs w:val="22"/>
+        </w:rPr>
+        <w:t xml:space="preserve">A secondary observation emerged from reading the new Pareto tables against each case's own stated trigger — not something this round was built to test for, in the same way Section 8.9's controlled test grew out of a pattern first noticed by reading text rather than counting verdicts. The omission-blindness gap (Section 8.8) recurs with a sharper, domain-dependent pattern than the original n=3 could show. All 6 new PIA runs omit the stated external trigger (the PK8303 crash) from the ranking table entirely, each time substituting a generic catch-all category (“External Economic/Global Factors,” “Miscellaneous (Macro Factors),” “External Regulatory Sanctions (The ‘Effect’)”) at a uniform 5 per cent — combined with the original 3, the crash is omitted in 8 of 9 PIA trials on file. Airlift shows the opposite pattern: its stated trigger (the venture-capital funding winter) appears as its own explicit row in all 6 new runs, twice labelled literally “(The Trigger)” in parentheses, at varying positions and weights (10 to 25 per cent) — combined with the original 3, present in 9 of 9 Airlift trials on file.</w:t>
+      </w:r>
+    </w:p>
+    <w:p>
+      <w:pPr>
+        <w:spacing w:after="200" w:line="276"/>
+      </w:pPr>
+      <w:r>
+        <w:rPr>
+          <w:rFonts w:ascii="Calibri" w:cs="Calibri" w:eastAsia="Calibri" w:hAnsi="Calibri"/>
+          <w:sz w:val="22"/>
+          <w:szCs w:val="22"/>
+        </w:rPr>
+        <w:t xml:space="preserve">The leading, unconfirmed hypothesis is that a discrete, singular event — a plane crash — does not fit naturally into a percentage-weighted structural-cause breakdown and gets abstracted into a generic bucket, while a diffuse macro-environmental condition — a funding winter — reads naturally as one contributing factor among several and keeps its own line. As throughout this document, this is read from the actual generated text rather than inferred from a pass/fail count: the Auditor's own Check 2 reasoning in all 12 new trials addresses only the fabricated percentages and never once mentions the omission, the same blind spot established in Sections 8.8 and 8.9.</w:t>
+      </w:r>
+    </w:p>
+    <w:p>
+      <w:pPr>
+        <w:spacing w:after="200" w:line="276"/>
+      </w:pPr>
+      <w:r>
+        <w:rPr>
+          <w:rFonts w:ascii="Calibri" w:cs="Calibri" w:eastAsia="Calibri" w:hAnsi="Calibri"/>
+          <w:sz w:val="22"/>
+          <w:szCs w:val="22"/>
+        </w:rPr>
+        <w:t xml:space="preserve">This is reported as corroboration and refinement of an existing, already-scoped limitation (Section 10.2), not a new open item — the candidate ranking-completeness check already identified as remaining work (Section 10.3) is the same mechanism that would address it, if built.</w:t>
       </w:r>
     </w:p>
     <w:p>
@@ -7611,24 +7685,6 @@
           <w:szCs w:val="22"/>
         </w:rPr>
         <w:t xml:space="preserve">Urdu-language support at the Intake layer, given the Pakistani market this project targets for eventual real-world use; retrieval and downstream parsing are not language-specific to the input and are not expected to require changes.</w:t>
-      </w:r>
-    </w:p>
-    <w:p>
-      <w:pPr>
-        <w:pStyle w:val="ListParagraph"/>
-        <w:numPr>
-          <w:ilvl w:val="0"/>
-          <w:numId w:val="2"/>
-        </w:numPr>
-        <w:spacing w:after="100" w:line="276"/>
-      </w:pPr>
-      <w:r>
-        <w:rPr>
-          <w:rFonts w:ascii="Calibri" w:cs="Calibri" w:eastAsia="Calibri" w:hAnsi="Calibri"/>
-          <w:sz w:val="22"/>
-          <w:szCs w:val="22"/>
-        </w:rPr>
-        <w:t xml:space="preserve">Extending the forced-ranking trials on PIA and Airlift (Section 8.14) from three per case to nine, matching the scale used to characterise the original three cases (Section 8.7), before treating the four-case Check 1 validation or the repeated omission-blindness observation as more than directional.</w:t>
       </w:r>
     </w:p>
     <w:p>

--- a/MASS_System_Development_Report.docx
+++ b/MASS_System_Development_Report.docx
@@ -91,7 +91,7 @@
           <w:sz w:val="22"/>
           <w:szCs w:val="22"/>
         </w:rPr>
-        <w:t xml:space="preserve">Since this validation was completed, the corpus was extended with two further real, publicly documented cases from Pakistan — the 2020 PIA Karachi crash and its associated pilot-licensing and financial crisis, and the 2022 collapse of Airlift Technologies — chosen specifically to ground the corpus in the market this project targets for eventual real-world use. The forced-ranking fabrication result and the Auditor's detection of it were subsequently extended to both new cases at the same n=9 scale used for the original three, reaching a clean 9 of 9 fabricated and 9 of 9 caught for each, and surfacing a domain-dependent refinement of the omission-blindness finding (Section 8.16): a discrete trigger event was omitted from the ranking in most trials, while a diffuse macroeconomic trigger retained its own line in nearly all of them. A further, smaller-scale test characterised the Auditor's Check 1 at rejecting an internal decision relabelled as an external trigger, correctly rejecting it in eight of nine attempts across two earlier rounds against a dedicated synthetic fixture. A third, deliberately differentiated round of nine fresh, independently-worded framings then found this robustness to be framing-dependent rather than uniform, correctly rejecting only four of nine, with a reproducible mechanism identified behind the misses rather than an unexplained miss rate. A separate re-validation of the Orchestrator's fidelity check at this same n=9 scale found six of its seven fixture/check combinations replicating perfectly, but overturned a previously-reported clean result on the seventh: Check C's scope-qualifier check, which an earlier n=3 round had found catching a real report's dropped qualifiers in all three trials, caught them in only one of nine at this larger scale. The system was also given a working demonstration interface that reports genuine backend pipeline state in real time, rather than a simulated timer, and produces a downloadable report carrying its own verification status and provenance. The Intake agent was also validated against weak grammar and code-switched Roman Urdu/English input matching this project's actual target market, holding at zero hedge-to-certainty promotions across 25 trials, a narrow vague-quantifier exception found in this pass was fixed and confirmed stable across two further validation rounds, while a related causal-inference pattern persisted across two targeted wording fixes and is documented as a limitation rather than corrected. These extensions are reported in Sections 4.2, 6.8, 6.9, 8.13, 8.15, 8.16, and 9.</w:t>
+        <w:t xml:space="preserve">Since this validation was completed, the corpus was extended with two further real, publicly documented cases from Pakistan — the 2020 PIA Karachi crash and its associated pilot-licensing and financial crisis, and the 2022 collapse of Airlift Technologies — chosen specifically to ground the corpus in the market this project targets for eventual real-world use. The forced-ranking fabrication result and the Auditor's detection of it were subsequently extended to both new cases at the same n=9 scale used for the original three, reaching a clean 9 of 9 fabricated and 9 of 9 caught for each, and surfacing a domain-dependent refinement of the omission-blindness finding (Section 8.16): a discrete trigger event was omitted from the ranking in most trials, while a diffuse macroeconomic trigger retained its own line in nearly all of them. A further, smaller-scale test characterised the Auditor's Check 1 at rejecting an internal decision relabelled as an external trigger, correctly rejecting it in eight of nine attempts across two earlier rounds against a dedicated synthetic fixture. A third, deliberately differentiated round of nine fresh, independently-worded framings then found this robustness to be framing-dependent rather than uniform, correctly rejecting only four of nine, with a reproducible mechanism identified behind the misses rather than an unexplained miss rate. A wording fix targeting that mechanism was then attempted and found to make the problem worse rather than better, and was reverted (Section 8.17). A separate re-validation of the Orchestrator's fidelity check at this same n=9 scale found six of its seven fixture/check combinations replicating perfectly, but overturned a previously-reported clean result on the seventh: Check C's scope-qualifier check, which an earlier n=3 round had found catching a real report's dropped qualifiers in all three trials, caught them in only one of nine at this larger scale. The system was also given a working demonstration interface that reports genuine backend pipeline state in real time, rather than a simulated timer, and produces a downloadable report carrying its own verification status and provenance. The Intake agent was also validated against weak grammar and code-switched Roman Urdu/English input matching this project's actual target market, holding at zero hedge-to-certainty promotions across 25 trials, a narrow vague-quantifier exception found in this pass was fixed and confirmed stable across two further validation rounds, while a related causal-inference pattern persisted across two targeted wording fixes and is documented as a limitation rather than corrected. These extensions are reported in Sections 4.2, 6.8, 6.9, 8.13, 8.15, 8.16, 8.17, and 9.</w:t>
       </w:r>
     </w:p>
     <w:p>
@@ -5058,7 +5058,7 @@
           <w:sz w:val="22"/>
           <w:szCs w:val="22"/>
         </w:rPr>
-        <w:t xml:space="preserve">This round's result is reported at its own scale — four of nine — rather than pooled with the two earlier rounds' three of three and five of six into a single combined ratio; a pooled figure would flatten a genuinely bimodal pattern these nine framings were deliberately built to surface. Check 1 Part B's behaviour is now characterised rather than merely observed: the check is robust to reframing that keeps an internal actor or action nameable in the trigger sentence, and vulnerable to reframing that routes around that naming through a third party, a symptom, a bare dated event, an “objective” register, or an epistemic hedge. A wording fix targeting this specific substitution — asking explicitly whether the company controlled the underlying event, rather than whether decision language is present — is identified as remaining work in Section 10.3, to be validated at the same controlled scale used here before being treated as closing the gap.</w:t>
+        <w:t xml:space="preserve">This round's result is reported at its own scale — four of nine — rather than pooled with the two earlier rounds' three of three and five of six into a single combined ratio; a pooled figure would flatten a genuinely bimodal pattern these nine framings were deliberately built to surface. Check 1 Part B's behaviour is now characterised rather than merely observed: the check is robust to reframing that keeps an internal actor or action nameable in the trigger sentence, and vulnerable to reframing that routes around that naming through a third party, a symptom, a bare dated event, an “objective” register, or an epistemic hedge. A wording fix targeting this specific substitution was subsequently attempted and found to make the problem worse, not better; it was reverted (Section 8.17).</w:t>
       </w:r>
     </w:p>
     <w:p>
@@ -5133,6 +5133,80 @@
           <w:szCs w:val="22"/>
         </w:rPr>
         <w:t xml:space="preserve">This is reported as corroboration and refinement of an existing, already-scoped limitation (Section 10.2), not a new open item — the candidate ranking-completeness check already identified as remaining work (Section 10.3) is the same mechanism that would address it, if built.</w:t>
+      </w:r>
+    </w:p>
+    <w:p>
+      <w:pPr>
+        <w:pStyle w:val="Heading2"/>
+        <w:spacing w:after="120" w:before="280"/>
+      </w:pPr>
+      <w:r>
+        <w:t xml:space="preserve">8.17 A Wording Fix for Check 1 Part B Was Attempted and Reverted: Longer Instructions Made the Target Problem Worse</w:t>
+      </w:r>
+    </w:p>
+    <w:p>
+      <w:pPr>
+        <w:spacing w:after="200" w:line="276"/>
+      </w:pPr>
+      <w:r>
+        <w:rPr>
+          <w:rFonts w:ascii="Calibri" w:cs="Calibri" w:eastAsia="Calibri" w:hAnsi="Calibri"/>
+          <w:sz w:val="22"/>
+          <w:szCs w:val="22"/>
+        </w:rPr>
+        <w:t xml:space="preserve">Section 8.15 characterised a specific substitution mechanism behind Check 1 Part B's 4 of 9 catch rate and identified a targeted wording fix as remaining work, to be validated at the same n=9 scale before being treated as closing the gap. This section reports that attempt.</w:t>
+      </w:r>
+    </w:p>
+    <w:p>
+      <w:pPr>
+        <w:spacing w:after="200" w:line="276"/>
+      </w:pPr>
+      <w:r>
+        <w:rPr>
+          <w:rFonts w:ascii="Calibri" w:cs="Calibri" w:eastAsia="Calibri" w:hAnsi="Calibri"/>
+          <w:sz w:val="22"/>
+          <w:szCs w:val="22"/>
+        </w:rPr>
+        <w:t xml:space="preserve">The revised wording stated explicitly that the test is control, not vocabulary, and named five exclusions matching each of Section 8.15's evasion categories — vendor-attribution, symptom-naming, bare-dated-events, an “objective” register, and hedged-uncertainty — each with a one-line reason it is still internal. Validating it surfaced an unrelated defect in the original target-fixture script: its trial loop ran at module level rather than behind a name-guard, so importing its fixtures unchanged — as the validation script did, deliberately, to avoid re-typing them — silently re-executed the entire original nine-trial run a second time. This produced an accidental second, independent replication under the new wording, at the cost of nine unplanned calls that then rate-limited two of the intended run's own trials.</w:t>
+      </w:r>
+    </w:p>
+    <w:p>
+      <w:pPr>
+        <w:spacing w:after="200" w:line="276"/>
+      </w:pPr>
+      <w:r>
+        <w:rPr>
+          <w:rFonts w:ascii="Calibri" w:cs="Calibri" w:eastAsia="Calibri" w:hAnsi="Calibri"/>
+          <w:sz w:val="22"/>
+          <w:szCs w:val="22"/>
+        </w:rPr>
+        <w:t xml:space="preserve">Pooling the accidental replication with the seven valid trials from the intended run — sixteen total, the same fixture and wording throughout — the new wording caught only two of sixteen, both the one framing explicitly named in its own exclusion list (vendor-externalising). Every other framing, including the direct decision-naming floor case that had never failed under any prior wording, now passed incorrectly. This is worse than the Section 8.15 baseline of four of nine (44 per cent), not an improvement on it. Five existing regression fixtures (the restaurant cases, Southwest, and a new Boeing fixture) all held correctly, so the damage was confined entirely to the subtle framings the fix was built to catch.</w:t>
+      </w:r>
+    </w:p>
+    <w:p>
+      <w:pPr>
+        <w:spacing w:after="200" w:line="276"/>
+      </w:pPr>
+      <w:r>
+        <w:rPr>
+          <w:rFonts w:ascii="Calibri" w:cs="Calibri" w:eastAsia="Calibri" w:hAnsi="Calibri"/>
+          <w:sz w:val="22"/>
+          <w:szCs w:val="22"/>
+        </w:rPr>
+        <w:t xml:space="preserve">Reading the Auditor's own reasoning across the incorrect verdicts shows why. The longer wording appears to have caused the check to substitute Part A's distinctness test — is the trigger textually separate from the root cause — for Part B's actual control test. The floor-case trial's own reasoning is the starkest instance: it quotes the rule correctly (“the instructions state a company decision is not a valid trigger”) and then reasons past it to a PASS verdict regardless. Enumerating specific evasion patterns by example appears to have taught the check a closed list to compare against rather than reinforcing the general principle behind it, so a framing that did not match one of the five named examples defaulted to a more lenient reading than the original, shorter wording produced.</w:t>
+      </w:r>
+    </w:p>
+    <w:p>
+      <w:pPr>
+        <w:spacing w:after="200" w:line="276"/>
+      </w:pPr>
+      <w:r>
+        <w:rPr>
+          <w:rFonts w:ascii="Calibri" w:cs="Calibri" w:eastAsia="Calibri" w:hAnsi="Calibri"/>
+          <w:sz w:val="22"/>
+          <w:szCs w:val="22"/>
+        </w:rPr>
+        <w:t xml:space="preserve">The wording change was reverted in full — confirmed byte-identical to the last committed version — and the script defect fixed separately. This is not pursued into a third wording attempt, consistent with this project's practice elsewhere (Section 6.8) of treating a limitation that does not respond to a second, more precise wording attempt as a genuine plateau rather than a wording problem still waiting to be solved. Section 8.15's characterisation stands as the accurate, current description of Check 1 Part B's behaviour; a structural rather than wording-only approach is identified as remaining work in Section 10.3.</w:t>
       </w:r>
     </w:p>
     <w:p>
@@ -7495,7 +7569,7 @@
           <w:sz w:val="22"/>
           <w:szCs w:val="22"/>
         </w:rPr>
-        <w:t xml:space="preserve">Check 1 Part B's rejection of a mislabelled internal trigger is framing-dependent rather than uniformly robust (Section 8.15): a controlled round of nine fresh, independently-worded framings on the Ohio Warehouse fixture found four of nine correctly rejected, with the five passes sharing a specific mechanism — the check's own reasoning substituted the presence of explicit decision language for genuine control, letting a vendor-attributed, symptom-framed, bare-dated, “objective”-registered, or hedged-uncertainty trigger through where the same underlying internal action would be rejected if named directly. Framings that kept an internal actor, action, or transition nameable within the trigger sentence itself were rejected in all four cases tested.</w:t>
+        <w:t xml:space="preserve">Check 1 Part B's rejection of a mislabelled internal trigger is framing-dependent rather than uniformly robust (Section 8.15): a controlled round of nine fresh, independently-worded framings on the Ohio Warehouse fixture found four of nine correctly rejected, with the five passes sharing a specific mechanism — the check's own reasoning substituted the presence of explicit decision language for genuine control, letting a vendor-attributed, symptom-framed, bare-dated, “objective”-registered, or hedged-uncertainty trigger through where the same underlying internal action would be rejected if named directly. Framings that kept an internal actor, action, or transition nameable within the trigger sentence itself were rejected in all four cases tested. A wording fix targeting this exact mechanism was subsequently attempted and made the problem worse, not better — two of sixteen pooled trials correct against the four-of-nine baseline — and was reverted (Section 8.17); a longer, more explicit instruction is not reported as a viable path to closing this gap.</w:t>
       </w:r>
     </w:p>
     <w:p>
@@ -7648,7 +7722,7 @@
           <w:sz w:val="22"/>
           <w:szCs w:val="22"/>
         </w:rPr>
-        <w:t xml:space="preserve">A wording fix to Check 1 Part B targeting the specific substitution mechanism identified in Section 8.15 (explicit decision language standing in for genuine control), followed by a fresh controlled round on the Ohio Warehouse fixture at the same n=9 scale used here, to confirm whether the fix closes the gap without narrowing what the check catches elsewhere.</w:t>
+        <w:t xml:space="preserve">A structural, non-wording approach to Check 1 Part B's framing-dependence (Section 8.17), given a targeted wording fix was attempted and found to make the problem worse rather than better — for example, restructuring what the Auditor is asked to produce for this check (e.g. requiring an explicit statement of who chose or could have prevented the named trigger, rather than a free-form justification) instead of further constraining what it is told not to do.</w:t>
       </w:r>
     </w:p>
     <w:p>

--- a/MASS_System_Development_Report.docx
+++ b/MASS_System_Development_Report.docx
@@ -225,7 +225,7 @@
           <w:sz w:val="22"/>
           <w:szCs w:val="22"/>
         </w:rPr>
-        <w:t xml:space="preserve">The project was originally scoped around a two-layer knowledge base: a generic layer of standard business frameworks, and a domain-specific layer of proprietary consulting materials intended to supply the kind of practical, case-tested judgment that distinguishes an experienced practitioner from a textbook. That second source of material did not materialise, and the project was reframed midway through development as a purely academic exercise, without access to any proprietary or confidential data.</w:t>
+        <w:t xml:space="preserve">The project was originally scoped around a two-layer knowledge base: a generic layer of standard business frameworks, and a domain-specific layer of proprietary consulting materials intended to supply the kind of practical, case-tested judgment that distinguishes an experienced practitioner from a textbook. That second source of material did not materialise, and the project was reframed midway through development around public, verifiable case data instead, without access to any proprietary or confidential material.</w:t>
       </w:r>
     </w:p>
     <w:p>

--- a/MASS_System_Development_Report.docx
+++ b/MASS_System_Development_Report.docx
@@ -91,7 +91,7 @@
           <w:sz w:val="22"/>
           <w:szCs w:val="22"/>
         </w:rPr>
-        <w:t xml:space="preserve">Since this validation was completed, the corpus was extended with two further real, publicly documented cases from Pakistan — the 2020 PIA Karachi crash and its associated pilot-licensing and financial crisis, and the 2022 collapse of Airlift Technologies — chosen specifically to ground the corpus in the market this project targets for eventual real-world use. The forced-ranking fabrication result and the Auditor's detection of it were subsequently extended to both new cases at the same n=9 scale used for the original three, reaching a clean 9 of 9 fabricated and 9 of 9 caught for each, and surfacing a domain-dependent refinement of the omission-blindness finding (Section 8.16): a discrete trigger event was omitted from the ranking in most trials, while a diffuse macroeconomic trigger retained its own line in nearly all of them. A further, smaller-scale test characterised the Auditor's Check 1 at rejecting an internal decision relabelled as an external trigger, correctly rejecting it in eight of nine attempts across two earlier rounds against a dedicated synthetic fixture. A third, deliberately differentiated round of nine fresh, independently-worded framings then found this robustness to be framing-dependent rather than uniform, correctly rejecting only four of nine, with a reproducible mechanism identified behind the misses rather than an unexplained miss rate. A wording fix targeting that mechanism was then attempted and found to make the problem worse rather than better, and was reverted (Section 8.17). A separate re-validation of the Orchestrator's fidelity check at this same n=9 scale found six of its seven fixture/check combinations replicating perfectly, but overturned a previously-reported clean result on the seventh: Check C's scope-qualifier check, which an earlier n=3 round had found catching a real report's dropped qualifiers in all three trials, caught them in only one of nine at this larger scale. The system was also given a working demonstration interface that reports genuine backend pipeline state in real time, rather than a simulated timer, and produces a downloadable report carrying its own verification status and provenance. The Intake agent was also validated against weak grammar and code-switched Roman Urdu/English input matching this project's actual target market, holding at zero hedge-to-certainty promotions across 25 trials, a narrow vague-quantifier exception found in this pass was fixed and confirmed stable across two further validation rounds, while a related causal-inference pattern persisted across two targeted wording fixes and is documented as a limitation rather than corrected. These extensions are reported in Sections 4.2, 6.8, 6.9, 8.13, 8.15, 8.16, 8.17, and 9.</w:t>
+        <w:t xml:space="preserve">Since this validation was completed, the corpus was extended with two further real, publicly documented cases from Pakistan — the 2020 PIA Karachi crash and its associated pilot-licensing and financial crisis, and the 2022 collapse of Airlift Technologies — chosen specifically to ground the corpus in the market this project targets for eventual real-world use. The forced-ranking fabrication result and the Auditor's detection of it were subsequently extended to both new cases at the same n=9 scale used for the original three, reaching a clean 9 of 9 fabricated and 9 of 9 caught for each, and surfacing a domain-dependent refinement of the omission-blindness finding (Section 8.16): a discrete trigger event was omitted from the ranking in most trials, while a diffuse macroeconomic trigger retained its own line in nearly all of them. A further, smaller-scale test characterised the Auditor's Check 1 at rejecting an internal decision relabelled as an external trigger, correctly rejecting it in eight of nine attempts across two earlier rounds against a dedicated synthetic fixture. A third, deliberately differentiated round of nine fresh, independently-worded framings then found this robustness to be framing-dependent rather than uniform, correctly rejecting only four of nine, with a reproducible mechanism identified behind the misses rather than an unexplained miss rate. A wording fix targeting that mechanism was then attempted and found to make the problem worse rather than better, and was reverted (Section 8.17); a second, structural attempt requiring the Auditor to name the trigger's controlling actor before its verdict was also tried, correctly identified the actor as internal in every miss, but still made the problem worse by applying an unrelated test to reach its verdict, and was likewise reverted (Section 8.18). A separate re-validation of the Orchestrator's fidelity check at this same n=9 scale found six of its seven fixture/check combinations replicating perfectly, but overturned a previously-reported clean result on the seventh: Check C's scope-qualifier check, which an earlier n=3 round had found catching a real report's dropped qualifiers in all three trials, caught them in only one of nine at this larger scale. The system was also given a working demonstration interface that reports genuine backend pipeline state in real time, rather than a simulated timer, and produces a downloadable report carrying its own verification status and provenance. The Intake agent was also validated against weak grammar and code-switched Roman Urdu/English input matching this project's actual target market, holding at zero hedge-to-certainty promotions across 25 trials, a narrow vague-quantifier exception found in this pass was fixed and confirmed stable across two further validation rounds, while a related causal-inference pattern persisted across two targeted wording fixes and is documented as a limitation rather than corrected. These extensions are reported in Sections 4.2, 6.8, 6.9, 8.13, 8.15, 8.16, 8.17, 8.18, and 9.</w:t>
       </w:r>
     </w:p>
     <w:p>
@@ -5211,6 +5211,80 @@
     </w:p>
     <w:p>
       <w:pPr>
+        <w:pStyle w:val="Heading2"/>
+        <w:spacing w:after="120" w:before="280"/>
+      </w:pPr>
+      <w:r>
+        <w:t xml:space="preserve">8.18 A Structural Fix for Check 1 Part B Was Also Attempted and Reverted: A Correctly-Identified Actor Did Not Bind the Verdict</w:t>
+      </w:r>
+    </w:p>
+    <w:p>
+      <w:pPr>
+        <w:spacing w:after="200" w:line="276"/>
+      </w:pPr>
+      <w:r>
+        <w:rPr>
+          <w:rFonts w:ascii="Calibri" w:cs="Calibri" w:eastAsia="Calibri" w:hAnsi="Calibri"/>
+          <w:sz w:val="22"/>
+          <w:szCs w:val="22"/>
+        </w:rPr>
+        <w:t xml:space="preserve">Section 8.17 reverted a wording-only fix to Check 1 Part B and identified a structural, non-wording approach as remaining work in Section 10.3 — specifically, requiring the Auditor to state who chose, performed, or could have prevented the named trigger before deciding a verdict, rather than reasoning to a verdict through free-form justification. This section reports that attempt.</w:t>
+      </w:r>
+    </w:p>
+    <w:p>
+      <w:pPr>
+        <w:spacing w:after="200" w:line="276"/>
+      </w:pPr>
+      <w:r>
+        <w:rPr>
+          <w:rFonts w:ascii="Calibri" w:cs="Calibri" w:eastAsia="Calibri" w:hAnsi="Calibri"/>
+          <w:sz w:val="22"/>
+          <w:szCs w:val="22"/>
+        </w:rPr>
+        <w:t xml:space="preserve">The Auditor's required output format for Part B was changed so a Controlling Actor line must be written before the PASS/FAIL verdict line, naming the specific actor responsible for the triggering event, with the verdict specified to follow directly from that answer rather than from a separate judgment call. No individual evasion pattern was named anywhere in the new wording, deliberately avoiding the closed-checklist effect diagnosed in Section 8.17. The same nine Ohio Warehouse framings and the same five regression fixtures used in Section 8.17 — the restaurant cases, Southwest, and Boeing — were re-run unchanged against the new format.</w:t>
+      </w:r>
+    </w:p>
+    <w:p>
+      <w:pPr>
+        <w:spacing w:after="200" w:line="276"/>
+      </w:pPr>
+      <w:r>
+        <w:rPr>
+          <w:rFonts w:ascii="Calibri" w:cs="Calibri" w:eastAsia="Calibri" w:hAnsi="Calibri"/>
+          <w:sz w:val="22"/>
+          <w:szCs w:val="22"/>
+        </w:rPr>
+        <w:t xml:space="preserve">Two of nine target framings were correctly rejected, below the Section 8.15 baseline of four of nine, while all five regression fixtures held correctly.</w:t>
+      </w:r>
+    </w:p>
+    <w:p>
+      <w:pPr>
+        <w:spacing w:after="200" w:line="276"/>
+      </w:pPr>
+      <w:r>
+        <w:rPr>
+          <w:rFonts w:ascii="Calibri" w:cs="Calibri" w:eastAsia="Calibri" w:hAnsi="Calibri"/>
+          <w:sz w:val="22"/>
+          <w:szCs w:val="22"/>
+        </w:rPr>
+        <w:t xml:space="preserve">Reading the Auditor's own reasoning across all seven misses shows the actor-identification step working exactly as designed: in every case, it correctly named the controlling actor as internal — the company, its leadership, or its IT department — never once mislabelling an internal actor as external. The break is in what followed. Having correctly stated that the actor was internal, the check still returned PASS, applying a different, unrelated test in its stated reasoning: that the diagnosis “correctly identifies the root cause as the company's own management choices, thus satisfying the audit criteria for avoiding conflation,” or that it “does not attempt to blame an external actor for the trigger.” Both are restatements of Part A's distinctness and honest-attribution test, not Part B's control test, mirroring the exact substitution mechanism Section 8.17 diagnosed — but this time surviving even with a correctly-answered intermediate field placed immediately before the verdict it was meant to constrain.</w:t>
+      </w:r>
+    </w:p>
+    <w:p>
+      <w:pPr>
+        <w:spacing w:after="200" w:line="276"/>
+      </w:pPr>
+      <w:r>
+        <w:rPr>
+          <w:rFonts w:ascii="Calibri" w:cs="Calibri" w:eastAsia="Calibri" w:hAnsi="Calibri"/>
+          <w:sz w:val="22"/>
+          <w:szCs w:val="22"/>
+        </w:rPr>
+        <w:t xml:space="preserve">The change was reverted in full — confirmed byte-identical to the last committed version — and the new validation script and its outputs kept as evidence rather than discarded. This is a more specific negative result than Section 8.17's: an explicit, correctly-completed intermediate field did not, by itself, bind the verdict it was instructed to follow from mechanically, showing that a prose instruction describing a dependency between two parts of a required output is not enforced by the model treating it as mechanical. Two prompt-level attempts at this limitation — one wording-only, one requiring a structured intermediate field — have now both made the target result worse than the original wording; this is reported as a second negative result rather than pursued into a third prompt-only attempt, with Section 8.15's characterisation continuing to stand as Check 1 Part B's accurate, current behaviour. The only remaining path identified is moving the actor-to-verdict classification out of the model's own free-form judgment entirely and into deterministic code, which is a more substantial change than a further prompt iteration and is identified as remaining work in Section 10.3 rather than attempted here.</w:t>
+      </w:r>
+    </w:p>
+    <w:p>
+      <w:pPr>
         <w:pStyle w:val="Heading1"/>
         <w:spacing w:after="160" w:before="360"/>
       </w:pPr>
@@ -7569,7 +7643,7 @@
           <w:sz w:val="22"/>
           <w:szCs w:val="22"/>
         </w:rPr>
-        <w:t xml:space="preserve">Check 1 Part B's rejection of a mislabelled internal trigger is framing-dependent rather than uniformly robust (Section 8.15): a controlled round of nine fresh, independently-worded framings on the Ohio Warehouse fixture found four of nine correctly rejected, with the five passes sharing a specific mechanism — the check's own reasoning substituted the presence of explicit decision language for genuine control, letting a vendor-attributed, symptom-framed, bare-dated, “objective”-registered, or hedged-uncertainty trigger through where the same underlying internal action would be rejected if named directly. Framings that kept an internal actor, action, or transition nameable within the trigger sentence itself were rejected in all four cases tested. A wording fix targeting this exact mechanism was subsequently attempted and made the problem worse, not better — two of sixteen pooled trials correct against the four-of-nine baseline — and was reverted (Section 8.17); a longer, more explicit instruction is not reported as a viable path to closing this gap.</w:t>
+        <w:t xml:space="preserve">Check 1 Part B's rejection of a mislabelled internal trigger is framing-dependent rather than uniformly robust (Section 8.15): a controlled round of nine fresh, independently-worded framings on the Ohio Warehouse fixture found four of nine correctly rejected, with the five passes sharing a specific mechanism — the check's own reasoning substituted the presence of explicit decision language for genuine control, letting a vendor-attributed, symptom-framed, bare-dated, “objective”-registered, or hedged-uncertainty trigger through where the same underlying internal action would be rejected if named directly. Framings that kept an internal actor, action, or transition nameable within the trigger sentence itself were rejected in all four cases tested. A wording fix targeting this exact mechanism was subsequently attempted and made the problem worse, not better — two of sixteen pooled trials correct against the four-of-nine baseline — and was reverted (Section 8.17); a longer, more explicit instruction is not reported as a viable path to closing this gap. A second, structural attempt — requiring the Auditor to name the trigger's controlling actor before deciding a verdict — was then tried and also made the problem worse (two of nine, Section 8.18): the actor was correctly identified as internal in every miss, but the verdict did not follow from that answer, applying an unrelated distinctness test instead; this was also reverted, and the limitation is now reported as resistant to two independent prompt-level approaches.</w:t>
       </w:r>
     </w:p>
     <w:p>
@@ -7722,7 +7796,7 @@
           <w:sz w:val="22"/>
           <w:szCs w:val="22"/>
         </w:rPr>
-        <w:t xml:space="preserve">A structural, non-wording approach to Check 1 Part B's framing-dependence (Section 8.17), given a targeted wording fix was attempted and found to make the problem worse rather than better — for example, restructuring what the Auditor is asked to produce for this check (e.g. requiring an explicit statement of who chose or could have prevented the named trigger, rather than a free-form justification) instead of further constraining what it is told not to do.</w:t>
+        <w:t xml:space="preserve">A code-enforced, rather than model-judged, resolution of Check 1 Part B's framing-dependence: two prompt-level attempts — a wording-only fix (Section 8.17) and a structured intermediate field requiring the Auditor to name the trigger's controlling actor before its verdict (Section 8.18) — have both made the target result worse than the original wording, including breaking previously-reliable framings. The actor-naming step itself worked correctly in the second attempt; only the verdict's dependence on it did not hold. The remaining path is moving that classification out of the model's free-form judgment and into deterministic code that parses the stated actor and assigns the verdict directly, rather than asking the model to apply the dependency itself.</w:t>
       </w:r>
     </w:p>
     <w:p>

--- a/MASS_System_Development_Report.docx
+++ b/MASS_System_Development_Report.docx
@@ -91,7 +91,7 @@
           <w:sz w:val="22"/>
           <w:szCs w:val="22"/>
         </w:rPr>
-        <w:t xml:space="preserve">Since this validation was completed, the corpus was extended with two further real, publicly documented cases from Pakistan — the 2020 PIA Karachi crash and its associated pilot-licensing and financial crisis, and the 2022 collapse of Airlift Technologies — chosen specifically to ground the corpus in the market this project targets for eventual real-world use. The forced-ranking fabrication result and the Auditor's detection of it were subsequently extended to both new cases at the same n=9 scale used for the original three, reaching a clean 9 of 9 fabricated and 9 of 9 caught for each, and surfacing a domain-dependent refinement of the omission-blindness finding (Section 8.16): a discrete trigger event was omitted from the ranking in most trials, while a diffuse macroeconomic trigger retained its own line in nearly all of them. A further, smaller-scale test characterised the Auditor's Check 1 at rejecting an internal decision relabelled as an external trigger, correctly rejecting it in eight of nine attempts across two earlier rounds against a dedicated synthetic fixture. A third, deliberately differentiated round of nine fresh, independently-worded framings then found this robustness to be framing-dependent rather than uniform, correctly rejecting only four of nine, with a reproducible mechanism identified behind the misses rather than an unexplained miss rate. A wording fix targeting that mechanism was then attempted and found to make the problem worse rather than better, and was reverted (Section 8.17); a second, structural attempt requiring the Auditor to name the trigger's controlling actor before its verdict was also tried, correctly identified the actor as internal in every miss, but still made the problem worse by applying an unrelated test to reach its verdict, and was likewise reverted (Section 8.18). A separate re-validation of the Orchestrator's fidelity check at this same n=9 scale found six of its seven fixture/check combinations replicating perfectly, but overturned a previously-reported clean result on the seventh: Check C's scope-qualifier check, which an earlier n=3 round had found catching a real report's dropped qualifiers in all three trials, caught them in only one of nine at this larger scale. The system was also given a working demonstration interface that reports genuine backend pipeline state in real time, rather than a simulated timer, and produces a downloadable report carrying its own verification status and provenance. The Intake agent was also validated against weak grammar and code-switched Roman Urdu/English input matching this project's actual target market, holding at zero hedge-to-certainty promotions across 25 trials, a narrow vague-quantifier exception found in this pass was fixed and confirmed stable across two further validation rounds, while a related causal-inference pattern persisted across two targeted wording fixes and is documented as a limitation rather than corrected. These extensions are reported in Sections 4.2, 6.8, 6.9, 8.13, 8.15, 8.16, 8.17, 8.18, and 9.</w:t>
+        <w:t xml:space="preserve">Since this validation was completed, the corpus was extended with two further real, publicly documented cases from Pakistan — the 2020 PIA Karachi crash and its associated pilot-licensing and financial crisis, and the 2022 collapse of Airlift Technologies — chosen specifically to ground the corpus in the market this project targets for eventual real-world use. The forced-ranking fabrication result and the Auditor's detection of it were subsequently extended to both new cases at the same n=9 scale used for the original three, reaching a clean 9 of 9 fabricated and 9 of 9 caught for each, and surfacing a domain-dependent refinement of the omission-blindness finding (Section 8.16): a discrete trigger event was omitted from the ranking in most trials, while a diffuse macroeconomic trigger retained its own line in nearly all of them. A further, smaller-scale test characterised the Auditor's Check 1 at rejecting an internal decision relabelled as an external trigger, correctly rejecting it in eight of nine attempts across two earlier rounds against a dedicated synthetic fixture. A third, deliberately differentiated round of nine fresh, independently-worded framings then found this robustness to be framing-dependent rather than uniform, correctly rejecting only four of nine, with a reproducible mechanism identified behind the misses rather than an unexplained miss rate. A wording fix targeting that mechanism was then attempted and found to make the problem worse rather than better, and was reverted (Section 8.17); a second, structural attempt requiring the Auditor to name the trigger's controlling actor before its verdict was also tried, correctly identified the actor as internal in every miss, but still made the problem worse by applying an unrelated test to reach its verdict, and was likewise reverted (Section 8.18). A further three-round n=9 investigation resolved an older open question about Boeing's only trigger candidate — a technical malfunction closely tied to its diagnosed design flaw — finding that Part B's correctness on this case depends on whether the diagnosis's own wording states a motive for the underlying decision, not on an independent judgment of foreseeability (Section 8.19). A separate re-validation of the Orchestrator's fidelity check at this same n=9 scale found six of its seven fixture/check combinations replicating perfectly, but overturned a previously-reported clean result on the seventh: Check C's scope-qualifier check, which an earlier n=3 round had found catching a real report's dropped qualifiers in all three trials, caught them in only one of nine at this larger scale. The system was also given a working demonstration interface that reports genuine backend pipeline state in real time, rather than a simulated timer, and produces a downloadable report carrying its own verification status and provenance. The Intake agent was also validated against weak grammar and code-switched Roman Urdu/English input matching this project's actual target market, holding at zero hedge-to-certainty promotions across 25 trials, a narrow vague-quantifier exception found in this pass was fixed and confirmed stable across two further validation rounds, while a related causal-inference pattern persisted across two targeted wording fixes and is documented as a limitation rather than corrected. These extensions are reported in Sections 4.2, 6.8, 6.9, 8.13, 8.15, 8.16, 8.17, 8.18, 8.19, and 9.</w:t>
       </w:r>
     </w:p>
     <w:p>
@@ -1403,7 +1403,7 @@
           <w:sz w:val="22"/>
           <w:szCs w:val="22"/>
         </w:rPr>
-        <w:t xml:space="preserve">The Boeing result deserves separate comment, since it concerns the Auditor's Check 1 (Section 6.4) rather than the fidelity check itself. Both attempts framed the trigger as Boeing's own internal decision — first, the sensor's erroneous data; on revision, the decision to rely on a single sensor — and Check 1's externality test correctly rejected both, on the grounds that a company's own design and business choices are not external events regardless of how they are phrased. This is a genuinely harder case than the two validation cases (Southwest, Peloton) the check was calibrated against: both of those have an unambiguous macro-environmental trigger (a storm, a pandemic demand reversal), while Boeing's only trigger candidate is a specific technical malfunction that sits close to being a foreseeable consequence of the very design decision the diagnosis identifies as the root cause. Whether Check 1's definition of “external” should be extended to accommodate this category of case, or whether the pipeline correctly recognises that this case lacks the clean trigger/root-cause split the other two have and routes it to human review accordingly, is reported here as an open question rather than resolved either way.</w:t>
+        <w:t xml:space="preserve">The Boeing result deserves separate comment, since it concerns the Auditor's Check 1 (Section 6.4) rather than the fidelity check itself. Both attempts framed the trigger as Boeing's own internal decision — first, the sensor's erroneous data; on revision, the decision to rely on a single sensor — and Check 1's externality test correctly rejected both, on the grounds that a company's own design and business choices are not external events regardless of how they are phrased. This is a genuinely harder case than the two validation cases (Southwest, Peloton) the check was calibrated against: both of those have an unambiguous macro-environmental trigger (a storm, a pandemic demand reversal), while Boeing's only trigger candidate is a specific technical malfunction that sits close to being a foreseeable consequence of the very design decision the diagnosis identifies as the root cause. Whether Check 1's definition of “external” should be extended to accommodate this category of case, or whether the pipeline correctly recognises that this case lacks the clean trigger/root-cause split the other two have and routes it to human review accordingly, is reported here as an open question rather than resolved either way. This question is resolved, with the specific mechanism behind it identified, in Section 8.19.</w:t>
       </w:r>
     </w:p>
     <w:p>
@@ -5285,6 +5285,80 @@
     </w:p>
     <w:p>
       <w:pPr>
+        <w:pStyle w:val="Heading2"/>
+        <w:spacing w:after="120" w:before="280"/>
+      </w:pPr>
+      <w:r>
+        <w:t xml:space="preserve">8.19 The Boeing Externality Open Question, Resolved: Check 1 Part B’s Correctness Depends on Whether the Root Cause States a Motive</w:t>
+      </w:r>
+    </w:p>
+    <w:p>
+      <w:pPr>
+        <w:spacing w:after="200" w:line="276"/>
+      </w:pPr>
+      <w:r>
+        <w:rPr>
+          <w:rFonts w:ascii="Calibri" w:cs="Calibri" w:eastAsia="Calibri" w:hAnsi="Calibri"/>
+          <w:sz w:val="22"/>
+          <w:szCs w:val="22"/>
+        </w:rPr>
+        <w:t xml:space="preserve">Section 6.7 raised an open question resting on a single real data point: whether Check 1 Part B correctly rejects Boeing’s only trigger candidate — a specific technical malfunction closely tied to the diagnosed design flaw — as internal, or whether Part B’s definition of “external” is too narrow for this category of case. This section reports three controlled n=9 rounds that resolve it.</w:t>
+      </w:r>
+    </w:p>
+    <w:p>
+      <w:pPr>
+        <w:spacing w:after="200" w:line="276"/>
+      </w:pPr>
+      <w:r>
+        <w:rPr>
+          <w:rFonts w:ascii="Calibri" w:cs="Calibri" w:eastAsia="Calibri" w:hAnsi="Calibri"/>
+          <w:sz w:val="22"/>
+          <w:szCs w:val="22"/>
+        </w:rPr>
+        <w:t xml:space="preserve">The same trigger framing was held fixed throughout — Section 6.7’s original “erroneous data provided by a single AOA sensor” phrasing — with the root cause varied by round. The first round paired that trigger with a root cause naming the single-sensor design decision and an explicit motive for it (“in order to minimize pilot retraining costs and preserve the 737 MAX’s classification as a variant...”). Eight of nine trials completed (one lost to a transient API error); five of eight correctly rejected the trigger, three passed it — directly overturning Section 6.7’s assumption that Part B applied itself consistently on this case, which had rested on a single trial. The five rejections each traced the sensor error back to the company-controlled design choice that made it possible; the three passes evaluated the sensor event in isolation, in near-identical language across trials, without making that connection. However, the motive clause used a specific regulatory-classification phrase not stated in those exact terms in the case packet, and was correctly flagged by Check 3 in each passing trial — a genuine confound, confirmed by direct comparison against the case text, that left the split impossible to attribute to Part B alone.</w:t>
+      </w:r>
+    </w:p>
+    <w:p>
+      <w:pPr>
+        <w:spacing w:after="200" w:line="276"/>
+      </w:pPr>
+      <w:r>
+        <w:rPr>
+          <w:rFonts w:ascii="Calibri" w:cs="Calibri" w:eastAsia="Calibri" w:hAnsi="Calibri"/>
+          <w:sz w:val="22"/>
+          <w:szCs w:val="22"/>
+        </w:rPr>
+        <w:t xml:space="preserve">A second round removed the motive claim, but in doing so restructured the root cause into three items joined by an explicit list (“combined with... and...”): the single-sensor design, the optional safety features, and minimized pilot training. All nine trials passed the trigger as external. But Check 2 failed seven of the nine, each time reading the bundled list itself as an unweighted, Pareto-style ranking of three causes — trading one confound for another, and leaving open whether the reversal reflected Part B’s real behaviour or the new sentence structure.</w:t>
+      </w:r>
+    </w:p>
+    <w:p>
+      <w:pPr>
+        <w:spacing w:after="200" w:line="276"/>
+      </w:pPr>
+      <w:r>
+        <w:rPr>
+          <w:rFonts w:ascii="Calibri" w:cs="Calibri" w:eastAsia="Calibri" w:hAnsi="Calibri"/>
+          <w:sz w:val="22"/>
+          <w:szCs w:val="22"/>
+        </w:rPr>
+        <w:t xml:space="preserve">A third round reduced the root cause to a single decision — the same single-sensor design — plus one directly connected supporting fact (that Boeing’s own engineers raised concerns about it internally as early as 2015–2016 without the design being changed), phrased as one continuous clause with no bundling and no stated motive; both facts were confirmed directly against the case packet before the fixture was written. All nine trials passed the trigger as external again, with uniform reasoning across every trial — none traced the malfunction back to the design decision despite that decision appearing one clause away.</w:t>
+      </w:r>
+    </w:p>
+    <w:p>
+      <w:pPr>
+        <w:spacing w:after="200" w:line="276"/>
+      </w:pPr>
+      <w:r>
+        <w:rPr>
+          <w:rFonts w:ascii="Calibri" w:cs="Calibri" w:eastAsia="Calibri" w:hAnsi="Calibri"/>
+          <w:sz w:val="22"/>
+          <w:szCs w:val="22"/>
+        </w:rPr>
+        <w:t xml:space="preserve">Read together, the one variable present in the round that produced rejections and absent from both rounds that did not is a stated motive: WHY the company made the decision, not just WHAT the decision was. With a motive stated, Part B correctly connects the malfunction to the decision in five of eight trials; without one — independently, twice, at nine of nine each time — it treats the same malfunction as free-floating and external despite the causal decision remaining present in the text. This resolves Section 6.7’s question as neither of its two proposed readings: not that Part B’s definition of “external” is too narrow, and not that Boeing consistently and correctly lacks a clean trigger. It is a third, more specific finding — the same underlying shape already characterised for a different fixture in Sections 8.15, 8.17, and 8.18: Part B responds to a textual cue rather than independently reasoning about foreseeability or control, here demonstrated on the real case that first raised the question rather than a synthetic one.</w:t>
+      </w:r>
+    </w:p>
+    <w:p>
+      <w:pPr>
         <w:pStyle w:val="Heading1"/>
         <w:spacing w:after="160" w:before="360"/>
       </w:pPr>
@@ -7499,7 +7573,7 @@
           <w:sz w:val="22"/>
           <w:szCs w:val="22"/>
         </w:rPr>
-        <w:t xml:space="preserve">Check 1's externality test has been validated on four cases with a clear external trigger — Southwest and Peloton (Section 8.7), and PIA and Airlift (Section 8.14) — passing cleanly on all four; a fifth case (Boeing) whose only trigger candidate is a specific technical malfunction closely tied to the diagnosed design flaw produced a consistent rejection across two attempts (Section 6.7), which may reflect either a correctly narrow definition of “external” or a genuine limitation of a binary trigger/root-cause split for this category of case. This is reported as an open question rather than resolved either way.</w:t>
+        <w:t xml:space="preserve">Check 1's externality test has been validated on four cases with a clear external trigger — Southwest and Peloton (Section 8.7), and PIA and Airlift (Section 8.14) — passing cleanly on all four; a fifth case (Boeing), whose only trigger candidate is a specific technical malfunction closely tied to the diagnosed design flaw, was resolved across three controlled n=9 rounds (Section 8.19) rather than left open. The result is not a fixed rejection rate but a specific mechanism: Part B correctly rejects the malfunction as internal when the diagnosis's root cause states the company's motive for the underlying design decision (five of eight trials), but accepts it as external when the same decision is stated without a motive, reproduced independently across two further nine-trial rounds (eighteen of eighteen). This is a textual-cue dependency of the same shape already characterised for Ohio Warehouse (Sections 8.15, 8.17, 8.18), now demonstrated on the real case that first raised the question.</w:t>
       </w:r>
     </w:p>
     <w:p>
@@ -7707,24 +7781,6 @@
           <w:szCs w:val="22"/>
         </w:rPr>
         <w:t xml:space="preserve">A direct test of whether the Auditor's own Check 1, Check 2, and Check 3 exhibit the same cross-check dependency confirmed for the fidelity check's checks prior to their architectural isolation (Section 6.7), since all three have always shared a single prompt in the same way the fidelity check's did before its Section 6.7 rewrite.</w:t>
-      </w:r>
-    </w:p>
-    <w:p>
-      <w:pPr>
-        <w:pStyle w:val="ListParagraph"/>
-        <w:numPr>
-          <w:ilvl w:val="0"/>
-          <w:numId w:val="2"/>
-        </w:numPr>
-        <w:spacing w:after="100" w:line="276"/>
-      </w:pPr>
-      <w:r>
-        <w:rPr>
-          <w:rFonts w:ascii="Calibri" w:cs="Calibri" w:eastAsia="Calibri" w:hAnsi="Calibri"/>
-          <w:sz w:val="22"/>
-          <w:szCs w:val="22"/>
-        </w:rPr>
-        <w:t xml:space="preserve">Resolution of the open question identified in Section 6.7 regarding Check 1's externality boundary on technical-malfunction cases, either by extending the check's definition or by confirming that routing such cases to human review is the correct behaviour rather than a limitation.</w:t>
       </w:r>
     </w:p>
     <w:p>

--- a/MASS_System_Development_Report.docx
+++ b/MASS_System_Development_Report.docx
@@ -1655,7 +1655,7 @@
           <w:sz w:val="22"/>
           <w:szCs w:val="22"/>
         </w:rPr>
-        <w:t xml:space="preserve">The one correct catch is, if anything, a stronger result than anything previously documented for this fixture: it names four distinct dropped qualifiers rather than the two found in the original graduation run — the “storage, insurance, obsolescence” composition dropped from the carrying-cost figure, the “(Precor + Factory)” composition dropped from the $800M figure, the “into expansion” scope dropped from the 55%-of-capital-invested figure, and the “80% Decline” qualifier dropped from the $40B shareholder-value figure. This confirms the violations are real and detectable in principle; Check C simply failed to detect them in 8 of 9 independent attempts against the same input.</w:t>
+        <w:t xml:space="preserve">The one correct catch is, if anything, a stronger result than anything previously documented for this fixture: it names four distinct dropped qualifiers rather than the two found in the original graduation run — the “storage, insurance, obsolescence” composition dropped from the carrying-cost figure, the “(Precor + Factory)” composition dropped from the $800M figure, the “into expansion” scope dropped from the 55%-of-capital-invested figure, and the “80% Decline” qualifier dropped from the $40B shareholder-value figure. This confirms the violations are real and detectable in principle; Check C simply failed to detect them in 8 of 9 independent attempts against the same input. This characterisation is corrected in Section 8.20: two of these four claims are genuine violations, one is a documented ambiguity rather than a clean drop, and one is factually incorrect.</w:t>
       </w:r>
     </w:p>
     <w:p>
@@ -5359,6 +5359,67 @@
     </w:p>
     <w:p>
       <w:pPr>
+        <w:pStyle w:val="Heading2"/>
+        <w:spacing w:after="120" w:before="280"/>
+      </w:pPr>
+      <w:r>
+        <w:t xml:space="preserve">8.20 A Correction to Section 6.9’s Peloton / Check C Finding: Two Genuine Violations, Not Four, and Three Distinct Failure Mechanisms</w:t>
+      </w:r>
+    </w:p>
+    <w:p>
+      <w:pPr>
+        <w:spacing w:after="200" w:line="276"/>
+      </w:pPr>
+      <w:r>
+        <w:rPr>
+          <w:rFonts w:ascii="Calibri" w:cs="Calibri" w:eastAsia="Calibri" w:hAnsi="Calibri"/>
+          <w:sz w:val="22"/>
+          <w:szCs w:val="22"/>
+        </w:rPr>
+        <w:t xml:space="preserve">Section 6.9 reported Check C catching the real Peloton report’s dropped qualifiers in only one of nine trials, and characterised that one catch as naming four distinct dropped qualifiers, “confirming the violations are real and detectable in principle.” Before designing any new experiment to explain the other eight misses, the nine already-saved raw trial outputs were re-read directly against `peloton_real/report.txt` and `diagnosis.txt` — zero new LLM calls. This corrects the finding rather than merely extending it.</w:t>
+      </w:r>
+    </w:p>
+    <w:p>
+      <w:pPr>
+        <w:spacing w:after="200" w:line="276"/>
+      </w:pPr>
+      <w:r>
+        <w:rPr>
+          <w:rFonts w:ascii="Calibri" w:cs="Calibri" w:eastAsia="Calibri" w:hAnsi="Calibri"/>
+          <w:sz w:val="22"/>
+          <w:szCs w:val="22"/>
+        </w:rPr>
+        <w:t xml:space="preserve">Checking the one catching trial’s four claims against the actual report text: the “(storage, insurance, obsolescence)” composition genuinely never appears in the report — confirmed by direct search — a real, clean catch. The “into expansion” scope genuinely never appears attached to the 55% figure either; “expansion” occurs exactly once elsewhere in the report, in an unrelated SWOT sentence about a strategic pivot — also a real, clean catch. The “(Precor + Factory)” / $400M+$400M composition called dropped is, however, present verbatim in the report — just in an earlier “Path Taken” narrative section rather than the same sentence as the $800M figure being checked, a genuine, unresolved ambiguity about whether Check C’s rule requires same-instance or document-wide preservation, not a clean violation. And the “80% Decline” qualifier called dropped is present in the report’s very next clause — “...experienced an 80% decline, resulting in a loss of over $40 billion...” is one contiguous sentence — the trial quoted only the back half of it, and its claim is factually incorrect. The fixture has two clean, unambiguous violations, not four.</w:t>
+      </w:r>
+    </w:p>
+    <w:p>
+      <w:pPr>
+        <w:spacing w:after="200" w:line="276"/>
+      </w:pPr>
+      <w:r>
+        <w:rPr>
+          <w:rFonts w:ascii="Calibri" w:cs="Calibri" w:eastAsia="Calibri" w:hAnsi="Calibri"/>
+          <w:sz w:val="22"/>
+          <w:szCs w:val="22"/>
+        </w:rPr>
+        <w:t xml:space="preserve">Checking the eight missing trials specifically against those two real violations surfaces three distinct failure mechanisms, not one generic “failed to notice.” Outright hallucination: two trials explicitly assert the report contains “storage, insurance, obsolescence” or a link to “expansion” that a direct search of the report text confirms is absent. Explicit-but-wrong equivalence judgment: four trials correctly quote the report’s actual, generic phrasing (“annual carrying cost,” “annual overhead”) immediately next to the diagnosis’s specific composition, then explicitly rule it “synonymous” or scope-preserving anyway. Silent incomplete coverage: six of the eight miss trials never check the “into expansion” qualifier at all, addressing other figures instead and concluding “None found” from an incomplete sweep.</w:t>
+      </w:r>
+    </w:p>
+    <w:p>
+      <w:pPr>
+        <w:spacing w:after="200" w:line="276"/>
+      </w:pPr>
+      <w:r>
+        <w:rPr>
+          <w:rFonts w:ascii="Calibri" w:cs="Calibri" w:eastAsia="Calibri" w:hAnsi="Calibri"/>
+          <w:sz w:val="22"/>
+          <w:szCs w:val="22"/>
+        </w:rPr>
+        <w:t xml:space="preserve">This does not change the underlying 1-of-9 tally reported in Section 6.9 — that metric is accurate, since Check C did correctly return FAIL in one of nine trials regardless of one flawed claim within its reasoning. What changes is the qualitative story built on top of that number: the fixture is a cleaner test than previously reported, at two clean violations rather than four, and the eight misses are no longer an unexplained reliability gap with model-behaviour drift as the leading hypothesis. They are three specific, evidenced mechanisms, obtained at zero additional cost by comparing already-saved evidence against files already in this repository.</w:t>
+      </w:r>
+    </w:p>
+    <w:p>
+      <w:pPr>
         <w:pStyle w:val="Heading1"/>
         <w:spacing w:after="160" w:before="360"/>
       </w:pPr>
@@ -7555,7 +7616,7 @@
           <w:sz w:val="22"/>
           <w:szCs w:val="22"/>
         </w:rPr>
-        <w:t xml:space="preserve">The fidelity check (Section 6.7) was validated at a considerably smaller scale (n=3 to n=5 per fixture) than the Auditor's checks (n=9, Section 8.7) until a subsequent n=9 re-validation (Section 6.9): six of seven fixture/check combinations held perfectly at the larger scale, but Check C's ability to catch dropped scope qualifiers on the real Peloton report fell from a previously-reported 3/3 at n=3 to 1/9 at n=9 — a major, currently unexplained reliability gap between a minimal synthetic fixture (where Check C holds at 9/9) and a real, denser report carrying the same failure category. Separately, the fidelity check's calibration history includes two confirmed instances of one check's wording affecting another's judgement before the checks were architecturally isolated — a failure mode not yet ruled out for the Auditor's own checks, which have always shared a single prompt in the same way — now three checks rather than two, following Check 3's addition (Section 8.11). Whether Check 1, Check 2, and Check 3 are similarly independent of one another has not been directly tested.</w:t>
+        <w:t xml:space="preserve">The fidelity check (Section 6.7) was validated at a considerably smaller scale (n=3 to n=5 per fixture) than the Auditor's checks (n=9, Section 8.7) until a subsequent n=9 re-validation (Section 6.9): six of seven fixture/check combinations held perfectly at the larger scale, but Check C's ability to catch dropped scope qualifiers on the real Peloton report fell from a previously-reported 3/3 at n=3 to 1/9 at n=9 — a major, currently unexplained reliability gap between a minimal synthetic fixture (where Check C holds at 9/9) and a real, denser report carrying the same failure category, later refined in Section 8.20 to two confirmed violations rather than four, with three distinct failure mechanisms identified behind the misses. Separately, the fidelity check's calibration history includes two confirmed instances of one check's wording affecting another's judgement before the checks were architecturally isolated — a failure mode not yet ruled out for the Auditor's own checks, which have always shared a single prompt in the same way — now three checks rather than two, following Check 3's addition (Section 8.11). Whether Check 1, Check 2, and Check 3 are similarly independent of one another has not been directly tested.</w:t>
       </w:r>
     </w:p>
     <w:p>
@@ -7762,7 +7823,7 @@
           <w:sz w:val="22"/>
           <w:szCs w:val="22"/>
         </w:rPr>
-        <w:t xml:space="preserve">Investigation of why Check C's scope-qualifier detection holds at 9/9 on a minimal synthetic fixture but fell to 1/9 on the real Peloton report at the same n=9 scale (Section 6.9) — including ruling in or out possible model-behaviour drift over time — given this is the highest-priority open question raised by any n=9 re-validation in this document.</w:t>
+        <w:t xml:space="preserve">A fix to Check C addressing the three failure mechanisms identified in Section 8.20 (hallucinated confirmation quotes, explicit-but-wrong equivalence judgments, and incomplete qualifier coverage), together with a further controlled test isolating which mechanism dominates — now that the reliability gap first found in Section 6.9 has a concrete, evidenced explanation rather than an open mystery; model-behaviour drift is no longer the leading hypothesis.</w:t>
       </w:r>
     </w:p>
     <w:p>

--- a/MASS_System_Development_Report.docx
+++ b/MASS_System_Development_Report.docx
@@ -91,7 +91,7 @@
           <w:sz w:val="22"/>
           <w:szCs w:val="22"/>
         </w:rPr>
-        <w:t xml:space="preserve">Since this validation was completed, the corpus was extended with two further real, publicly documented cases from Pakistan — the 2020 PIA Karachi crash and its associated pilot-licensing and financial crisis, and the 2022 collapse of Airlift Technologies — chosen specifically to ground the corpus in the market this project targets for eventual real-world use. The forced-ranking fabrication result and the Auditor's detection of it were subsequently extended to both new cases at the same n=9 scale used for the original three, reaching a clean 9 of 9 fabricated and 9 of 9 caught for each, and surfacing a domain-dependent refinement of the omission-blindness finding (Section 8.16): a discrete trigger event was omitted from the ranking in most trials, while a diffuse macroeconomic trigger retained its own line in nearly all of them. A further, smaller-scale test characterised the Auditor's Check 1 at rejecting an internal decision relabelled as an external trigger, correctly rejecting it in eight of nine attempts across two earlier rounds against a dedicated synthetic fixture. A third, deliberately differentiated round of nine fresh, independently-worded framings then found this robustness to be framing-dependent rather than uniform, correctly rejecting only four of nine, with a reproducible mechanism identified behind the misses rather than an unexplained miss rate. A wording fix targeting that mechanism was then attempted and found to make the problem worse rather than better, and was reverted (Section 8.17); a second, structural attempt requiring the Auditor to name the trigger's controlling actor before its verdict was also tried, correctly identified the actor as internal in every miss, but still made the problem worse by applying an unrelated test to reach its verdict, and was likewise reverted (Section 8.18). A further three-round n=9 investigation resolved an older open question about Boeing's only trigger candidate — a technical malfunction closely tied to its diagnosed design flaw — finding that Part B's correctness on this case depends on whether the diagnosis's own wording states a motive for the underlying decision, not on an independent judgment of foreseeability (Section 8.19). A separate re-validation of the Orchestrator's fidelity check at this same n=9 scale found six of its seven fixture/check combinations replicating perfectly, but overturned a previously-reported clean result on the seventh: Check C's scope-qualifier check, which an earlier n=3 round had found catching a real report's dropped qualifiers in all three trials, caught them in only one of nine at this larger scale. The system was also given a working demonstration interface that reports genuine backend pipeline state in real time, rather than a simulated timer, and produces a downloadable report carrying its own verification status and provenance. The Intake agent was also validated against weak grammar and code-switched Roman Urdu/English input matching this project's actual target market, holding at zero hedge-to-certainty promotions across 25 trials, a narrow vague-quantifier exception found in this pass was fixed and confirmed stable across two further validation rounds, while a related causal-inference pattern persisted across two targeted wording fixes and is documented as a limitation rather than corrected. These extensions are reported in Sections 4.2, 6.8, 6.9, 8.13, 8.15, 8.16, 8.17, 8.18, 8.19, and 9.</w:t>
+        <w:t xml:space="preserve">Since this validation was completed, the corpus was extended with two further real, publicly documented cases from Pakistan — the 2020 PIA Karachi crash and its associated pilot-licensing and financial crisis, and the 2022 collapse of Airlift Technologies — chosen specifically to ground the corpus in the market this project targets for eventual real-world use. The forced-ranking fabrication result and the Auditor's detection of it were subsequently extended to both new cases at the same n=9 scale used for the original three, reaching a clean 9 of 9 fabricated and 9 of 9 caught for each, and surfacing a domain-dependent refinement of the omission-blindness finding (Section 8.16): a discrete trigger event was omitted from the ranking in most trials, while a diffuse macroeconomic trigger retained its own line in nearly all of them. A further, smaller-scale test characterised the Auditor's Check 1 at rejecting an internal decision relabelled as an external trigger, correctly rejecting it in eight of nine attempts across two earlier rounds against a dedicated synthetic fixture. A third, deliberately differentiated round of nine fresh, independently-worded framings then found this robustness to be framing-dependent rather than uniform, correctly rejecting only four of nine, with a reproducible mechanism identified behind the misses rather than an unexplained miss rate. A wording fix targeting that mechanism was then attempted and found to make the problem worse rather than better, and was reverted (Section 8.17); a second, structural attempt requiring the Auditor to name the trigger's controlling actor before its verdict was also tried, correctly identified the actor as internal in every miss, but still made the problem worse by applying an unrelated test to reach its verdict, and was likewise reverted (Section 8.18). A further three-round n=9 investigation resolved an older open question about Boeing's only trigger candidate — a technical malfunction closely tied to its diagnosed design flaw — finding that Part B's correctness on this case depends on whether the diagnosis's own wording states a motive for the underlying decision, not on an independent judgment of foreseeability (Section 8.19). A separate re-validation of the Orchestrator's fidelity check at this same n=9 scale found six of its seven fixture/check combinations replicating perfectly, but overturned a previously-reported clean result on the seventh: Check C's scope-qualifier check, which an earlier n=3 round had found catching a real report's dropped qualifiers in all three trials, caught them in only one of nine at this larger scale. The system was also given a working demonstration interface that reports genuine backend pipeline state in real time, rather than a simulated timer, and produces a downloadable report carrying its own verification status and provenance. The Intake agent was also validated against weak grammar and code-switched Roman Urdu/English input matching this project's actual target market, holding at zero hedge-to-certainty promotions across 25 trials, a narrow vague-quantifier exception found in this pass was fixed and confirmed stable across two further validation rounds, while a related causal-inference pattern persisted across two targeted wording fixes and is documented as a limitation rather than corrected. A candidate fourth Auditor check (ranking completeness), addressing the project's documented omission-blindness gap, was designed and validated at n=18 against real PIA/Airlift diagnoses: correct on all 9 Airlift trials, correct on 3 of 9 PIA trials, with a specific, evidenced leniency mechanism identified behind the misses rather than an unexplained failure rate (Section 8.21). These extensions are reported in Sections 4.2, 6.8, 6.9, 8.13, 8.15, 8.16, 8.17, 8.18, 8.19, 8.21, and 9.</w:t>
       </w:r>
     </w:p>
     <w:p>
@@ -5420,6 +5420,67 @@
     </w:p>
     <w:p>
       <w:pPr>
+        <w:pStyle w:val="Heading2"/>
+        <w:spacing w:after="120" w:before="280"/>
+      </w:pPr>
+      <w:r>
+        <w:t xml:space="preserve">8.21 Check 4 (Ranking Completeness) Built and Validated at n=18: 9/9 on Airlift, 3/9 on PIA, with a Specific Leniency Mechanism</w:t>
+      </w:r>
+    </w:p>
+    <w:p>
+      <w:pPr>
+        <w:spacing w:after="200" w:line="276"/>
+      </w:pPr>
+      <w:r>
+        <w:rPr>
+          <w:rFonts w:ascii="Calibri" w:cs="Calibri" w:eastAsia="Calibri" w:hAnsi="Calibri"/>
+          <w:sz w:val="22"/>
+          <w:szCs w:val="22"/>
+        </w:rPr>
+        <w:t xml:space="preserve">Section 10.3 had scoped a candidate fourth Auditor check — verifying that a diagnosis’s ranking table doesn’t silently omit its own labeled Triggering Event or Root Cause, addressing the omission-blindness gap Sections 8.8/8.9/8.14 documented — as a scoping decision rather than a build. This section reports the first design and validation pass.</w:t>
+      </w:r>
+    </w:p>
+    <w:p>
+      <w:pPr>
+        <w:spacing w:after="200" w:line="276"/>
+      </w:pPr>
+      <w:r>
+        <w:rPr>
+          <w:rFonts w:ascii="Calibri" w:cs="Calibri" w:eastAsia="Calibri" w:hAnsi="Calibri"/>
+          <w:sz w:val="22"/>
+          <w:szCs w:val="22"/>
+        </w:rPr>
+        <w:t xml:space="preserve">The check needs no change to the Analyst’s output: every diagnosis already labels its Triggering Event and Root Cause explicitly, in the same structure Check 1 already parses. It was built as its own isolated Agent/Task/Crew (`ranking_completeness_check.py`), mirroring the fidelity check’s Check A/B/C architecture, specifically to avoid adding a fourth check to Check 1/2/3’s shared prompt while whether that shared prompt has the same cross-check dependency the fidelity check had before its Section 6.7 isolation remains its own open question (Section 10.3). Validated against all 18 already-saved PIA/Airlift forced-ranking diagnoses (Phase 60/65) — zero new diagnosis-generation calls, only 18 new Check-4-only calls — with ground truth for each of the 18 confirmed by direct reading before the test was written, including one internal PIA contrast case that gives the crash its own ranked row.</w:t>
+      </w:r>
+    </w:p>
+    <w:p>
+      <w:pPr>
+        <w:spacing w:after="200" w:line="276"/>
+      </w:pPr>
+      <w:r>
+        <w:rPr>
+          <w:rFonts w:ascii="Calibri" w:cs="Calibri" w:eastAsia="Calibri" w:hAnsi="Calibri"/>
+          <w:sz w:val="22"/>
+          <w:szCs w:val="22"/>
+        </w:rPr>
+        <w:t xml:space="preserve">Result: 9 of 9 correct on Airlift, 3 of 9 correct on PIA (12 of 18 overall). Reading all 6 PIA mismatches shows one consistent mechanism: in each case, the check finds a row causally connected to the trigger — its rationale mentions the crash as something that “resulted in,” “exposed,” or “triggered” something else — and treats that causal connection as correspondence, rather than requiring the row’s own named cause to BE the trigger. One trial accepts a row literally labeled “External Regulatory Sanctions (The ‘Effect’)” — the diagnosis’s own named effect, not its cause — as a match for the trigger. The two correct PIA rejections explicitly refuse exactly this substitution, stating plainly that no corresponding line item exists.</w:t>
+      </w:r>
+    </w:p>
+    <w:p>
+      <w:pPr>
+        <w:spacing w:after="200" w:line="276"/>
+      </w:pPr>
+      <w:r>
+        <w:rPr>
+          <w:rFonts w:ascii="Calibri" w:cs="Calibri" w:eastAsia="Calibri" w:hAnsi="Calibri"/>
+          <w:sz w:val="22"/>
+          <w:szCs w:val="22"/>
+        </w:rPr>
+        <w:t xml:space="preserve">Airlift’s clean sweep is consistent with the same mechanism rather than a separate success: its trigger is already a macro-category noun (“VC winter,” “market shift”) that maps onto a single row nearly directly, leaving the check no causally-adjacent rows to mistake for a match. PK8303’s discrete, narrated event gets referenced in several unrelated rows’ background reasoning, giving the same leniency more surface area to act on. This is a real first-pass result for a brand-new check — stronger, in fact, than Check 1 Part B’s original 4-of-9 baseline (Section 8.15) — reported here as a designed-and-validated candidate with a specific, evidenced leniency mechanism, not a closed result. Given this project’s 0-for-2 record on prompt-level fixes to Check 1 Part B in the same session (Sections 8.17, 8.18), a further wording round tightening what “corresponds” means is identified as optional future work rather than attempted immediately.</w:t>
+      </w:r>
+    </w:p>
+    <w:p>
+      <w:pPr>
         <w:pStyle w:val="Heading1"/>
         <w:spacing w:after="160" w:before="360"/>
       </w:pPr>
@@ -7805,7 +7866,7 @@
           <w:sz w:val="22"/>
           <w:szCs w:val="22"/>
         </w:rPr>
-        <w:t xml:space="preserve">Design and validation of a ranking-completeness check (a candidate fourth check, following Check 3’s addition in Section 8.11), following the same empirical refinement process used for Check 2 in Section 6.4 and Check 3 in Section 8.11, if closing the gap confirmed in Section 8.9 is judged worth the added complexity — this is a scoping decision, not a correction to Check 2, which was confirmed to behave as designed for the claims it evaluates.</w:t>
+        <w:t xml:space="preserve">A ranking-completeness check (Check 4) was designed and validated at n=18 against real PIA/Airlift diagnoses (Section 8.21): 9 of 9 correct on Airlift, 3 of 9 on PIA, with a specific, evidenced leniency mechanism behind the PIA misses (a causally-adjacent row accepted as a match for the trigger, rather than requiring the row's own named cause to be the trigger). Remaining work is either a further wording round tightening what "corresponds" means, or documenting the current result as the candidate check's characterised behaviour rather than pursuing a third same-session prompt-level fix, given Check 1 Part B's 0-for-2 record on that approach (Sections 8.17, 8.18).</w:t>
       </w:r>
     </w:p>
     <w:p>
